--- a/Tugas/Minggu_3/jobsheet 3.docx
+++ b/Tugas/Minggu_3/jobsheet 3.docx
@@ -11,12 +11,21 @@
           <w:lang w:val="en-US"/>
         </w:rPr>
       </w:pPr>
-      <w:r>
-        <w:rPr>
-          <w:rFonts w:ascii="Times New Roman" w:hAnsi="Times New Roman" w:cs="Times New Roman"/>
-          <w:lang w:val="en-US"/>
-        </w:rPr>
-        <w:t>Nama : Carlos Fadellilah Rama</w:t>
+      <w:proofErr w:type="gramStart"/>
+      <w:r>
+        <w:rPr>
+          <w:rFonts w:ascii="Times New Roman" w:hAnsi="Times New Roman" w:cs="Times New Roman"/>
+          <w:lang w:val="en-US"/>
+        </w:rPr>
+        <w:t>Nama :</w:t>
+      </w:r>
+      <w:proofErr w:type="gramEnd"/>
+      <w:r>
+        <w:rPr>
+          <w:rFonts w:ascii="Times New Roman" w:hAnsi="Times New Roman" w:cs="Times New Roman"/>
+          <w:lang w:val="en-US"/>
+        </w:rPr>
+        <w:t xml:space="preserve"> Carlos Fadellilah Rama</w:t>
       </w:r>
     </w:p>
     <w:p>
@@ -28,12 +37,30 @@
           <w:lang w:val="en-US"/>
         </w:rPr>
       </w:pPr>
-      <w:r>
-        <w:rPr>
-          <w:rFonts w:ascii="Times New Roman" w:hAnsi="Times New Roman" w:cs="Times New Roman"/>
-          <w:lang w:val="en-US"/>
-        </w:rPr>
-        <w:t>Kelas : 1H</w:t>
+      <w:proofErr w:type="spellStart"/>
+      <w:proofErr w:type="gramStart"/>
+      <w:r>
+        <w:rPr>
+          <w:rFonts w:ascii="Times New Roman" w:hAnsi="Times New Roman" w:cs="Times New Roman"/>
+          <w:lang w:val="en-US"/>
+        </w:rPr>
+        <w:t>Kelas</w:t>
+      </w:r>
+      <w:proofErr w:type="spellEnd"/>
+      <w:r>
+        <w:rPr>
+          <w:rFonts w:ascii="Times New Roman" w:hAnsi="Times New Roman" w:cs="Times New Roman"/>
+          <w:lang w:val="en-US"/>
+        </w:rPr>
+        <w:t xml:space="preserve"> :</w:t>
+      </w:r>
+      <w:proofErr w:type="gramEnd"/>
+      <w:r>
+        <w:rPr>
+          <w:rFonts w:ascii="Times New Roman" w:hAnsi="Times New Roman" w:cs="Times New Roman"/>
+          <w:lang w:val="en-US"/>
+        </w:rPr>
+        <w:t xml:space="preserve"> 1H</w:t>
       </w:r>
     </w:p>
     <w:p>
@@ -45,13 +72,56 @@
           <w:lang w:val="en-US"/>
         </w:rPr>
       </w:pPr>
-      <w:r>
-        <w:rPr>
-          <w:rFonts w:ascii="Times New Roman" w:hAnsi="Times New Roman" w:cs="Times New Roman"/>
-          <w:lang w:val="en-US"/>
-        </w:rPr>
-        <w:t>Matkul : Praktikum Strukdat</w:t>
-      </w:r>
+      <w:proofErr w:type="spellStart"/>
+      <w:proofErr w:type="gramStart"/>
+      <w:r>
+        <w:rPr>
+          <w:rFonts w:ascii="Times New Roman" w:hAnsi="Times New Roman" w:cs="Times New Roman"/>
+          <w:lang w:val="en-US"/>
+        </w:rPr>
+        <w:t>Matkul</w:t>
+      </w:r>
+      <w:proofErr w:type="spellEnd"/>
+      <w:r>
+        <w:rPr>
+          <w:rFonts w:ascii="Times New Roman" w:hAnsi="Times New Roman" w:cs="Times New Roman"/>
+          <w:lang w:val="en-US"/>
+        </w:rPr>
+        <w:t xml:space="preserve"> :</w:t>
+      </w:r>
+      <w:proofErr w:type="gramEnd"/>
+      <w:r>
+        <w:rPr>
+          <w:rFonts w:ascii="Times New Roman" w:hAnsi="Times New Roman" w:cs="Times New Roman"/>
+          <w:lang w:val="en-US"/>
+        </w:rPr>
+        <w:t xml:space="preserve"> </w:t>
+      </w:r>
+      <w:proofErr w:type="spellStart"/>
+      <w:r>
+        <w:rPr>
+          <w:rFonts w:ascii="Times New Roman" w:hAnsi="Times New Roman" w:cs="Times New Roman"/>
+          <w:lang w:val="en-US"/>
+        </w:rPr>
+        <w:t>Praktikum</w:t>
+      </w:r>
+      <w:proofErr w:type="spellEnd"/>
+      <w:r>
+        <w:rPr>
+          <w:rFonts w:ascii="Times New Roman" w:hAnsi="Times New Roman" w:cs="Times New Roman"/>
+          <w:lang w:val="en-US"/>
+        </w:rPr>
+        <w:t xml:space="preserve"> </w:t>
+      </w:r>
+      <w:proofErr w:type="spellStart"/>
+      <w:r>
+        <w:rPr>
+          <w:rFonts w:ascii="Times New Roman" w:hAnsi="Times New Roman" w:cs="Times New Roman"/>
+          <w:lang w:val="en-US"/>
+        </w:rPr>
+        <w:t>Strukdat</w:t>
+      </w:r>
+      <w:proofErr w:type="spellEnd"/>
     </w:p>
     <w:p>
       <w:pPr>
@@ -62,12 +132,30 @@
           <w:lang w:val="en-US"/>
         </w:rPr>
       </w:pPr>
-      <w:r>
-        <w:rPr>
-          <w:rFonts w:ascii="Times New Roman" w:hAnsi="Times New Roman" w:cs="Times New Roman"/>
-          <w:lang w:val="en-US"/>
-        </w:rPr>
-        <w:t>Minggu : 2</w:t>
+      <w:proofErr w:type="spellStart"/>
+      <w:proofErr w:type="gramStart"/>
+      <w:r>
+        <w:rPr>
+          <w:rFonts w:ascii="Times New Roman" w:hAnsi="Times New Roman" w:cs="Times New Roman"/>
+          <w:lang w:val="en-US"/>
+        </w:rPr>
+        <w:t>Minggu</w:t>
+      </w:r>
+      <w:proofErr w:type="spellEnd"/>
+      <w:r>
+        <w:rPr>
+          <w:rFonts w:ascii="Times New Roman" w:hAnsi="Times New Roman" w:cs="Times New Roman"/>
+          <w:lang w:val="en-US"/>
+        </w:rPr>
+        <w:t xml:space="preserve"> :</w:t>
+      </w:r>
+      <w:proofErr w:type="gramEnd"/>
+      <w:r>
+        <w:rPr>
+          <w:rFonts w:ascii="Times New Roman" w:hAnsi="Times New Roman" w:cs="Times New Roman"/>
+          <w:lang w:val="en-US"/>
+        </w:rPr>
+        <w:t xml:space="preserve"> 2</w:t>
       </w:r>
     </w:p>
     <w:p>
@@ -91,6 +179,7 @@
           <w:lang w:val="en-US"/>
         </w:rPr>
       </w:pPr>
+      <w:proofErr w:type="spellStart"/>
       <w:r>
         <w:rPr>
           <w:rFonts w:ascii="Times New Roman" w:hAnsi="Times New Roman" w:cs="Times New Roman"/>
@@ -98,7 +187,17 @@
           <w:bCs/>
           <w:lang w:val="en-US"/>
         </w:rPr>
-        <w:t>Pertanyaan 1</w:t>
+        <w:t>Pertanyaan</w:t>
+      </w:r>
+      <w:proofErr w:type="spellEnd"/>
+      <w:r>
+        <w:rPr>
+          <w:rFonts w:ascii="Times New Roman" w:hAnsi="Times New Roman" w:cs="Times New Roman"/>
+          <w:b/>
+          <w:bCs/>
+          <w:lang w:val="en-US"/>
+        </w:rPr>
+        <w:t xml:space="preserve"> 1</w:t>
       </w:r>
     </w:p>
     <w:p>
@@ -117,6 +216,7 @@
           <w:rFonts w:ascii="Times New Roman" w:hAnsi="Times New Roman" w:cs="Times New Roman"/>
           <w:b/>
           <w:bCs/>
+          <w:noProof/>
           <w:lang w:val="en-US"/>
         </w:rPr>
         <w:drawing>
@@ -171,26 +271,181 @@
           <w:lang w:val="en-US"/>
         </w:rPr>
       </w:pPr>
-      <w:r>
-        <w:rPr>
-          <w:rFonts w:ascii="Times New Roman" w:hAnsi="Times New Roman" w:cs="Times New Roman"/>
-          <w:lang w:val="en-US"/>
-        </w:rPr>
-        <w:t>Berdasarkan uji coba 3.2, apakah class yang akan dibuat array of object harus selalu memiliki</w:t>
-      </w:r>
-      <w:r>
-        <w:rPr>
-          <w:rFonts w:ascii="Times New Roman" w:hAnsi="Times New Roman" w:cs="Times New Roman"/>
-          <w:lang w:val="en-US"/>
-        </w:rPr>
-        <w:t xml:space="preserve"> </w:t>
-      </w:r>
-      <w:r>
-        <w:rPr>
-          <w:rFonts w:ascii="Times New Roman" w:hAnsi="Times New Roman" w:cs="Times New Roman"/>
-          <w:lang w:val="en-US"/>
-        </w:rPr>
-        <w:t>atribut dan sekaligus method? Jelaskan!</w:t>
+      <w:proofErr w:type="spellStart"/>
+      <w:r>
+        <w:rPr>
+          <w:rFonts w:ascii="Times New Roman" w:hAnsi="Times New Roman" w:cs="Times New Roman"/>
+          <w:lang w:val="en-US"/>
+        </w:rPr>
+        <w:t>Berdasarkan</w:t>
+      </w:r>
+      <w:proofErr w:type="spellEnd"/>
+      <w:r>
+        <w:rPr>
+          <w:rFonts w:ascii="Times New Roman" w:hAnsi="Times New Roman" w:cs="Times New Roman"/>
+          <w:lang w:val="en-US"/>
+        </w:rPr>
+        <w:t xml:space="preserve"> uji </w:t>
+      </w:r>
+      <w:proofErr w:type="spellStart"/>
+      <w:r>
+        <w:rPr>
+          <w:rFonts w:ascii="Times New Roman" w:hAnsi="Times New Roman" w:cs="Times New Roman"/>
+          <w:lang w:val="en-US"/>
+        </w:rPr>
+        <w:t>coba</w:t>
+      </w:r>
+      <w:proofErr w:type="spellEnd"/>
+      <w:r>
+        <w:rPr>
+          <w:rFonts w:ascii="Times New Roman" w:hAnsi="Times New Roman" w:cs="Times New Roman"/>
+          <w:lang w:val="en-US"/>
+        </w:rPr>
+        <w:t xml:space="preserve"> 3.2, </w:t>
+      </w:r>
+      <w:proofErr w:type="spellStart"/>
+      <w:r>
+        <w:rPr>
+          <w:rFonts w:ascii="Times New Roman" w:hAnsi="Times New Roman" w:cs="Times New Roman"/>
+          <w:lang w:val="en-US"/>
+        </w:rPr>
+        <w:t>apakah</w:t>
+      </w:r>
+      <w:proofErr w:type="spellEnd"/>
+      <w:r>
+        <w:rPr>
+          <w:rFonts w:ascii="Times New Roman" w:hAnsi="Times New Roman" w:cs="Times New Roman"/>
+          <w:lang w:val="en-US"/>
+        </w:rPr>
+        <w:t xml:space="preserve"> class yang </w:t>
+      </w:r>
+      <w:proofErr w:type="spellStart"/>
+      <w:r>
+        <w:rPr>
+          <w:rFonts w:ascii="Times New Roman" w:hAnsi="Times New Roman" w:cs="Times New Roman"/>
+          <w:lang w:val="en-US"/>
+        </w:rPr>
+        <w:t>akan</w:t>
+      </w:r>
+      <w:proofErr w:type="spellEnd"/>
+      <w:r>
+        <w:rPr>
+          <w:rFonts w:ascii="Times New Roman" w:hAnsi="Times New Roman" w:cs="Times New Roman"/>
+          <w:lang w:val="en-US"/>
+        </w:rPr>
+        <w:t xml:space="preserve"> </w:t>
+      </w:r>
+      <w:proofErr w:type="spellStart"/>
+      <w:r>
+        <w:rPr>
+          <w:rFonts w:ascii="Times New Roman" w:hAnsi="Times New Roman" w:cs="Times New Roman"/>
+          <w:lang w:val="en-US"/>
+        </w:rPr>
+        <w:t>dibuat</w:t>
+      </w:r>
+      <w:proofErr w:type="spellEnd"/>
+      <w:r>
+        <w:rPr>
+          <w:rFonts w:ascii="Times New Roman" w:hAnsi="Times New Roman" w:cs="Times New Roman"/>
+          <w:lang w:val="en-US"/>
+        </w:rPr>
+        <w:t xml:space="preserve"> array of object </w:t>
+      </w:r>
+      <w:proofErr w:type="spellStart"/>
+      <w:r>
+        <w:rPr>
+          <w:rFonts w:ascii="Times New Roman" w:hAnsi="Times New Roman" w:cs="Times New Roman"/>
+          <w:lang w:val="en-US"/>
+        </w:rPr>
+        <w:t>harus</w:t>
+      </w:r>
+      <w:proofErr w:type="spellEnd"/>
+      <w:r>
+        <w:rPr>
+          <w:rFonts w:ascii="Times New Roman" w:hAnsi="Times New Roman" w:cs="Times New Roman"/>
+          <w:lang w:val="en-US"/>
+        </w:rPr>
+        <w:t xml:space="preserve"> </w:t>
+      </w:r>
+      <w:proofErr w:type="spellStart"/>
+      <w:r>
+        <w:rPr>
+          <w:rFonts w:ascii="Times New Roman" w:hAnsi="Times New Roman" w:cs="Times New Roman"/>
+          <w:lang w:val="en-US"/>
+        </w:rPr>
+        <w:t>selalu</w:t>
+      </w:r>
+      <w:proofErr w:type="spellEnd"/>
+      <w:r>
+        <w:rPr>
+          <w:rFonts w:ascii="Times New Roman" w:hAnsi="Times New Roman" w:cs="Times New Roman"/>
+          <w:lang w:val="en-US"/>
+        </w:rPr>
+        <w:t xml:space="preserve"> </w:t>
+      </w:r>
+      <w:proofErr w:type="spellStart"/>
+      <w:r>
+        <w:rPr>
+          <w:rFonts w:ascii="Times New Roman" w:hAnsi="Times New Roman" w:cs="Times New Roman"/>
+          <w:lang w:val="en-US"/>
+        </w:rPr>
+        <w:t>memiliki</w:t>
+      </w:r>
+      <w:proofErr w:type="spellEnd"/>
+      <w:r>
+        <w:rPr>
+          <w:rFonts w:ascii="Times New Roman" w:hAnsi="Times New Roman" w:cs="Times New Roman"/>
+          <w:lang w:val="en-US"/>
+        </w:rPr>
+        <w:t xml:space="preserve"> </w:t>
+      </w:r>
+      <w:proofErr w:type="spellStart"/>
+      <w:r>
+        <w:rPr>
+          <w:rFonts w:ascii="Times New Roman" w:hAnsi="Times New Roman" w:cs="Times New Roman"/>
+          <w:lang w:val="en-US"/>
+        </w:rPr>
+        <w:t>atribut</w:t>
+      </w:r>
+      <w:proofErr w:type="spellEnd"/>
+      <w:r>
+        <w:rPr>
+          <w:rFonts w:ascii="Times New Roman" w:hAnsi="Times New Roman" w:cs="Times New Roman"/>
+          <w:lang w:val="en-US"/>
+        </w:rPr>
+        <w:t xml:space="preserve"> dan </w:t>
+      </w:r>
+      <w:proofErr w:type="spellStart"/>
+      <w:r>
+        <w:rPr>
+          <w:rFonts w:ascii="Times New Roman" w:hAnsi="Times New Roman" w:cs="Times New Roman"/>
+          <w:lang w:val="en-US"/>
+        </w:rPr>
+        <w:t>sekaligus</w:t>
+      </w:r>
+      <w:proofErr w:type="spellEnd"/>
+      <w:r>
+        <w:rPr>
+          <w:rFonts w:ascii="Times New Roman" w:hAnsi="Times New Roman" w:cs="Times New Roman"/>
+          <w:lang w:val="en-US"/>
+        </w:rPr>
+        <w:t xml:space="preserve"> method? </w:t>
+      </w:r>
+      <w:proofErr w:type="spellStart"/>
+      <w:r>
+        <w:rPr>
+          <w:rFonts w:ascii="Times New Roman" w:hAnsi="Times New Roman" w:cs="Times New Roman"/>
+          <w:lang w:val="en-US"/>
+        </w:rPr>
+        <w:t>Jelaskan</w:t>
+      </w:r>
+      <w:proofErr w:type="spellEnd"/>
+      <w:r>
+        <w:rPr>
+          <w:rFonts w:ascii="Times New Roman" w:hAnsi="Times New Roman" w:cs="Times New Roman"/>
+          <w:lang w:val="en-US"/>
+        </w:rPr>
+        <w:t>!</w:t>
       </w:r>
     </w:p>
     <w:p>
@@ -216,7 +471,35 @@
         <w:rPr>
           <w:rFonts w:ascii="Times New Roman" w:hAnsi="Times New Roman" w:cs="Times New Roman"/>
         </w:rPr>
-        <w:t xml:space="preserve"> Tidak harus. Sebuah </w:t>
+        <w:t xml:space="preserve"> Tidak </w:t>
+      </w:r>
+      <w:proofErr w:type="spellStart"/>
+      <w:r>
+        <w:rPr>
+          <w:rFonts w:ascii="Times New Roman" w:hAnsi="Times New Roman" w:cs="Times New Roman"/>
+        </w:rPr>
+        <w:t>harus</w:t>
+      </w:r>
+      <w:proofErr w:type="spellEnd"/>
+      <w:r>
+        <w:rPr>
+          <w:rFonts w:ascii="Times New Roman" w:hAnsi="Times New Roman" w:cs="Times New Roman"/>
+        </w:rPr>
+        <w:t xml:space="preserve">. </w:t>
+      </w:r>
+      <w:proofErr w:type="spellStart"/>
+      <w:r>
+        <w:rPr>
+          <w:rFonts w:ascii="Times New Roman" w:hAnsi="Times New Roman" w:cs="Times New Roman"/>
+        </w:rPr>
+        <w:t>Sebuah</w:t>
+      </w:r>
+      <w:proofErr w:type="spellEnd"/>
+      <w:r>
+        <w:rPr>
+          <w:rFonts w:ascii="Times New Roman" w:hAnsi="Times New Roman" w:cs="Times New Roman"/>
+        </w:rPr>
+        <w:t xml:space="preserve"> </w:t>
       </w:r>
       <w:r>
         <w:rPr>
@@ -230,7 +513,105 @@
         <w:rPr>
           <w:rFonts w:ascii="Times New Roman" w:hAnsi="Times New Roman" w:cs="Times New Roman"/>
         </w:rPr>
-        <w:t xml:space="preserve"> dalam Java bisa hanya memiliki atribut saja, hanya </w:t>
+        <w:t xml:space="preserve"> </w:t>
+      </w:r>
+      <w:proofErr w:type="spellStart"/>
+      <w:r>
+        <w:rPr>
+          <w:rFonts w:ascii="Times New Roman" w:hAnsi="Times New Roman" w:cs="Times New Roman"/>
+        </w:rPr>
+        <w:t>dalam</w:t>
+      </w:r>
+      <w:proofErr w:type="spellEnd"/>
+      <w:r>
+        <w:rPr>
+          <w:rFonts w:ascii="Times New Roman" w:hAnsi="Times New Roman" w:cs="Times New Roman"/>
+        </w:rPr>
+        <w:t xml:space="preserve"> Java </w:t>
+      </w:r>
+      <w:proofErr w:type="spellStart"/>
+      <w:r>
+        <w:rPr>
+          <w:rFonts w:ascii="Times New Roman" w:hAnsi="Times New Roman" w:cs="Times New Roman"/>
+        </w:rPr>
+        <w:t>bisa</w:t>
+      </w:r>
+      <w:proofErr w:type="spellEnd"/>
+      <w:r>
+        <w:rPr>
+          <w:rFonts w:ascii="Times New Roman" w:hAnsi="Times New Roman" w:cs="Times New Roman"/>
+        </w:rPr>
+        <w:t xml:space="preserve"> </w:t>
+      </w:r>
+      <w:proofErr w:type="spellStart"/>
+      <w:r>
+        <w:rPr>
+          <w:rFonts w:ascii="Times New Roman" w:hAnsi="Times New Roman" w:cs="Times New Roman"/>
+        </w:rPr>
+        <w:t>hanya</w:t>
+      </w:r>
+      <w:proofErr w:type="spellEnd"/>
+      <w:r>
+        <w:rPr>
+          <w:rFonts w:ascii="Times New Roman" w:hAnsi="Times New Roman" w:cs="Times New Roman"/>
+        </w:rPr>
+        <w:t xml:space="preserve"> </w:t>
+      </w:r>
+      <w:proofErr w:type="spellStart"/>
+      <w:r>
+        <w:rPr>
+          <w:rFonts w:ascii="Times New Roman" w:hAnsi="Times New Roman" w:cs="Times New Roman"/>
+        </w:rPr>
+        <w:t>memiliki</w:t>
+      </w:r>
+      <w:proofErr w:type="spellEnd"/>
+      <w:r>
+        <w:rPr>
+          <w:rFonts w:ascii="Times New Roman" w:hAnsi="Times New Roman" w:cs="Times New Roman"/>
+        </w:rPr>
+        <w:t xml:space="preserve"> </w:t>
+      </w:r>
+      <w:proofErr w:type="spellStart"/>
+      <w:r>
+        <w:rPr>
+          <w:rFonts w:ascii="Times New Roman" w:hAnsi="Times New Roman" w:cs="Times New Roman"/>
+        </w:rPr>
+        <w:t>atribut</w:t>
+      </w:r>
+      <w:proofErr w:type="spellEnd"/>
+      <w:r>
+        <w:rPr>
+          <w:rFonts w:ascii="Times New Roman" w:hAnsi="Times New Roman" w:cs="Times New Roman"/>
+        </w:rPr>
+        <w:t xml:space="preserve"> </w:t>
+      </w:r>
+      <w:proofErr w:type="spellStart"/>
+      <w:r>
+        <w:rPr>
+          <w:rFonts w:ascii="Times New Roman" w:hAnsi="Times New Roman" w:cs="Times New Roman"/>
+        </w:rPr>
+        <w:t>saja</w:t>
+      </w:r>
+      <w:proofErr w:type="spellEnd"/>
+      <w:r>
+        <w:rPr>
+          <w:rFonts w:ascii="Times New Roman" w:hAnsi="Times New Roman" w:cs="Times New Roman"/>
+        </w:rPr>
+        <w:t xml:space="preserve">, </w:t>
+      </w:r>
+      <w:proofErr w:type="spellStart"/>
+      <w:r>
+        <w:rPr>
+          <w:rFonts w:ascii="Times New Roman" w:hAnsi="Times New Roman" w:cs="Times New Roman"/>
+        </w:rPr>
+        <w:t>hanya</w:t>
+      </w:r>
+      <w:proofErr w:type="spellEnd"/>
+      <w:r>
+        <w:rPr>
+          <w:rFonts w:ascii="Times New Roman" w:hAnsi="Times New Roman" w:cs="Times New Roman"/>
+        </w:rPr>
+        <w:t xml:space="preserve"> </w:t>
       </w:r>
       <w:r>
         <w:rPr>
@@ -244,7 +625,77 @@
         <w:rPr>
           <w:rFonts w:ascii="Times New Roman" w:hAnsi="Times New Roman" w:cs="Times New Roman"/>
         </w:rPr>
-        <w:t xml:space="preserve"> saja, atau bahkan kosong. Namun, agar </w:t>
+        <w:t xml:space="preserve"> </w:t>
+      </w:r>
+      <w:proofErr w:type="spellStart"/>
+      <w:r>
+        <w:rPr>
+          <w:rFonts w:ascii="Times New Roman" w:hAnsi="Times New Roman" w:cs="Times New Roman"/>
+        </w:rPr>
+        <w:t>saja</w:t>
+      </w:r>
+      <w:proofErr w:type="spellEnd"/>
+      <w:r>
+        <w:rPr>
+          <w:rFonts w:ascii="Times New Roman" w:hAnsi="Times New Roman" w:cs="Times New Roman"/>
+        </w:rPr>
+        <w:t xml:space="preserve">, </w:t>
+      </w:r>
+      <w:proofErr w:type="spellStart"/>
+      <w:r>
+        <w:rPr>
+          <w:rFonts w:ascii="Times New Roman" w:hAnsi="Times New Roman" w:cs="Times New Roman"/>
+        </w:rPr>
+        <w:t>atau</w:t>
+      </w:r>
+      <w:proofErr w:type="spellEnd"/>
+      <w:r>
+        <w:rPr>
+          <w:rFonts w:ascii="Times New Roman" w:hAnsi="Times New Roman" w:cs="Times New Roman"/>
+        </w:rPr>
+        <w:t xml:space="preserve"> </w:t>
+      </w:r>
+      <w:proofErr w:type="spellStart"/>
+      <w:r>
+        <w:rPr>
+          <w:rFonts w:ascii="Times New Roman" w:hAnsi="Times New Roman" w:cs="Times New Roman"/>
+        </w:rPr>
+        <w:t>bahkan</w:t>
+      </w:r>
+      <w:proofErr w:type="spellEnd"/>
+      <w:r>
+        <w:rPr>
+          <w:rFonts w:ascii="Times New Roman" w:hAnsi="Times New Roman" w:cs="Times New Roman"/>
+        </w:rPr>
+        <w:t xml:space="preserve"> </w:t>
+      </w:r>
+      <w:proofErr w:type="spellStart"/>
+      <w:r>
+        <w:rPr>
+          <w:rFonts w:ascii="Times New Roman" w:hAnsi="Times New Roman" w:cs="Times New Roman"/>
+        </w:rPr>
+        <w:t>kosong</w:t>
+      </w:r>
+      <w:proofErr w:type="spellEnd"/>
+      <w:r>
+        <w:rPr>
+          <w:rFonts w:ascii="Times New Roman" w:hAnsi="Times New Roman" w:cs="Times New Roman"/>
+        </w:rPr>
+        <w:t xml:space="preserve">. </w:t>
+      </w:r>
+      <w:proofErr w:type="spellStart"/>
+      <w:r>
+        <w:rPr>
+          <w:rFonts w:ascii="Times New Roman" w:hAnsi="Times New Roman" w:cs="Times New Roman"/>
+        </w:rPr>
+        <w:t>Namun</w:t>
+      </w:r>
+      <w:proofErr w:type="spellEnd"/>
+      <w:r>
+        <w:rPr>
+          <w:rFonts w:ascii="Times New Roman" w:hAnsi="Times New Roman" w:cs="Times New Roman"/>
+        </w:rPr>
+        <w:t xml:space="preserve">, agar </w:t>
       </w:r>
       <w:r>
         <w:rPr>
@@ -258,7 +709,105 @@
         <w:rPr>
           <w:rFonts w:ascii="Times New Roman" w:hAnsi="Times New Roman" w:cs="Times New Roman"/>
         </w:rPr>
-        <w:t xml:space="preserve"> tersebut berguna untuk menyimpan dan mengelola data (seperti pada contoh </w:t>
+        <w:t xml:space="preserve"> </w:t>
+      </w:r>
+      <w:proofErr w:type="spellStart"/>
+      <w:r>
+        <w:rPr>
+          <w:rFonts w:ascii="Times New Roman" w:hAnsi="Times New Roman" w:cs="Times New Roman"/>
+        </w:rPr>
+        <w:t>tersebut</w:t>
+      </w:r>
+      <w:proofErr w:type="spellEnd"/>
+      <w:r>
+        <w:rPr>
+          <w:rFonts w:ascii="Times New Roman" w:hAnsi="Times New Roman" w:cs="Times New Roman"/>
+        </w:rPr>
+        <w:t xml:space="preserve"> </w:t>
+      </w:r>
+      <w:proofErr w:type="spellStart"/>
+      <w:r>
+        <w:rPr>
+          <w:rFonts w:ascii="Times New Roman" w:hAnsi="Times New Roman" w:cs="Times New Roman"/>
+        </w:rPr>
+        <w:t>berguna</w:t>
+      </w:r>
+      <w:proofErr w:type="spellEnd"/>
+      <w:r>
+        <w:rPr>
+          <w:rFonts w:ascii="Times New Roman" w:hAnsi="Times New Roman" w:cs="Times New Roman"/>
+        </w:rPr>
+        <w:t xml:space="preserve"> </w:t>
+      </w:r>
+      <w:proofErr w:type="spellStart"/>
+      <w:r>
+        <w:rPr>
+          <w:rFonts w:ascii="Times New Roman" w:hAnsi="Times New Roman" w:cs="Times New Roman"/>
+        </w:rPr>
+        <w:t>untuk</w:t>
+      </w:r>
+      <w:proofErr w:type="spellEnd"/>
+      <w:r>
+        <w:rPr>
+          <w:rFonts w:ascii="Times New Roman" w:hAnsi="Times New Roman" w:cs="Times New Roman"/>
+        </w:rPr>
+        <w:t xml:space="preserve"> </w:t>
+      </w:r>
+      <w:proofErr w:type="spellStart"/>
+      <w:r>
+        <w:rPr>
+          <w:rFonts w:ascii="Times New Roman" w:hAnsi="Times New Roman" w:cs="Times New Roman"/>
+        </w:rPr>
+        <w:t>menyimpan</w:t>
+      </w:r>
+      <w:proofErr w:type="spellEnd"/>
+      <w:r>
+        <w:rPr>
+          <w:rFonts w:ascii="Times New Roman" w:hAnsi="Times New Roman" w:cs="Times New Roman"/>
+        </w:rPr>
+        <w:t xml:space="preserve"> dan </w:t>
+      </w:r>
+      <w:proofErr w:type="spellStart"/>
+      <w:r>
+        <w:rPr>
+          <w:rFonts w:ascii="Times New Roman" w:hAnsi="Times New Roman" w:cs="Times New Roman"/>
+        </w:rPr>
+        <w:t>mengelola</w:t>
+      </w:r>
+      <w:proofErr w:type="spellEnd"/>
+      <w:r>
+        <w:rPr>
+          <w:rFonts w:ascii="Times New Roman" w:hAnsi="Times New Roman" w:cs="Times New Roman"/>
+        </w:rPr>
+        <w:t xml:space="preserve"> data (</w:t>
+      </w:r>
+      <w:proofErr w:type="spellStart"/>
+      <w:r>
+        <w:rPr>
+          <w:rFonts w:ascii="Times New Roman" w:hAnsi="Times New Roman" w:cs="Times New Roman"/>
+        </w:rPr>
+        <w:t>seperti</w:t>
+      </w:r>
+      <w:proofErr w:type="spellEnd"/>
+      <w:r>
+        <w:rPr>
+          <w:rFonts w:ascii="Times New Roman" w:hAnsi="Times New Roman" w:cs="Times New Roman"/>
+        </w:rPr>
+        <w:t xml:space="preserve"> pada </w:t>
+      </w:r>
+      <w:proofErr w:type="spellStart"/>
+      <w:r>
+        <w:rPr>
+          <w:rFonts w:ascii="Times New Roman" w:hAnsi="Times New Roman" w:cs="Times New Roman"/>
+        </w:rPr>
+        <w:t>contoh</w:t>
+      </w:r>
+      <w:proofErr w:type="spellEnd"/>
+      <w:r>
+        <w:rPr>
+          <w:rFonts w:ascii="Times New Roman" w:hAnsi="Times New Roman" w:cs="Times New Roman"/>
+        </w:rPr>
+        <w:t xml:space="preserve"> </w:t>
       </w:r>
       <w:r>
         <w:rPr>
@@ -272,7 +821,35 @@
         <w:rPr>
           <w:rFonts w:ascii="Times New Roman" w:hAnsi="Times New Roman" w:cs="Times New Roman"/>
         </w:rPr>
-        <w:t xml:space="preserve"> Mahasiswa), biasanya </w:t>
+        <w:t xml:space="preserve"> </w:t>
+      </w:r>
+      <w:proofErr w:type="spellStart"/>
+      <w:r>
+        <w:rPr>
+          <w:rFonts w:ascii="Times New Roman" w:hAnsi="Times New Roman" w:cs="Times New Roman"/>
+        </w:rPr>
+        <w:t>Mahasiswa</w:t>
+      </w:r>
+      <w:proofErr w:type="spellEnd"/>
+      <w:r>
+        <w:rPr>
+          <w:rFonts w:ascii="Times New Roman" w:hAnsi="Times New Roman" w:cs="Times New Roman"/>
+        </w:rPr>
+        <w:t xml:space="preserve">), </w:t>
+      </w:r>
+      <w:proofErr w:type="spellStart"/>
+      <w:r>
+        <w:rPr>
+          <w:rFonts w:ascii="Times New Roman" w:hAnsi="Times New Roman" w:cs="Times New Roman"/>
+        </w:rPr>
+        <w:t>biasanya</w:t>
+      </w:r>
+      <w:proofErr w:type="spellEnd"/>
+      <w:r>
+        <w:rPr>
+          <w:rFonts w:ascii="Times New Roman" w:hAnsi="Times New Roman" w:cs="Times New Roman"/>
+        </w:rPr>
+        <w:t xml:space="preserve"> </w:t>
       </w:r>
       <w:r>
         <w:rPr>
@@ -286,8 +863,142 @@
         <w:rPr>
           <w:rFonts w:ascii="Times New Roman" w:hAnsi="Times New Roman" w:cs="Times New Roman"/>
         </w:rPr>
-        <w:t xml:space="preserve"> tersebut memiliki setidaknya beberapa atribut untuk menyimpan status/data dari objek yang disimpan</w:t>
-      </w:r>
+        <w:t xml:space="preserve"> </w:t>
+      </w:r>
+      <w:proofErr w:type="spellStart"/>
+      <w:r>
+        <w:rPr>
+          <w:rFonts w:ascii="Times New Roman" w:hAnsi="Times New Roman" w:cs="Times New Roman"/>
+        </w:rPr>
+        <w:t>tersebut</w:t>
+      </w:r>
+      <w:proofErr w:type="spellEnd"/>
+      <w:r>
+        <w:rPr>
+          <w:rFonts w:ascii="Times New Roman" w:hAnsi="Times New Roman" w:cs="Times New Roman"/>
+        </w:rPr>
+        <w:t xml:space="preserve"> </w:t>
+      </w:r>
+      <w:proofErr w:type="spellStart"/>
+      <w:r>
+        <w:rPr>
+          <w:rFonts w:ascii="Times New Roman" w:hAnsi="Times New Roman" w:cs="Times New Roman"/>
+        </w:rPr>
+        <w:t>memiliki</w:t>
+      </w:r>
+      <w:proofErr w:type="spellEnd"/>
+      <w:r>
+        <w:rPr>
+          <w:rFonts w:ascii="Times New Roman" w:hAnsi="Times New Roman" w:cs="Times New Roman"/>
+        </w:rPr>
+        <w:t xml:space="preserve"> </w:t>
+      </w:r>
+      <w:proofErr w:type="spellStart"/>
+      <w:r>
+        <w:rPr>
+          <w:rFonts w:ascii="Times New Roman" w:hAnsi="Times New Roman" w:cs="Times New Roman"/>
+        </w:rPr>
+        <w:t>setidaknya</w:t>
+      </w:r>
+      <w:proofErr w:type="spellEnd"/>
+      <w:r>
+        <w:rPr>
+          <w:rFonts w:ascii="Times New Roman" w:hAnsi="Times New Roman" w:cs="Times New Roman"/>
+        </w:rPr>
+        <w:t xml:space="preserve"> </w:t>
+      </w:r>
+      <w:proofErr w:type="spellStart"/>
+      <w:r>
+        <w:rPr>
+          <w:rFonts w:ascii="Times New Roman" w:hAnsi="Times New Roman" w:cs="Times New Roman"/>
+        </w:rPr>
+        <w:t>beberapa</w:t>
+      </w:r>
+      <w:proofErr w:type="spellEnd"/>
+      <w:r>
+        <w:rPr>
+          <w:rFonts w:ascii="Times New Roman" w:hAnsi="Times New Roman" w:cs="Times New Roman"/>
+        </w:rPr>
+        <w:t xml:space="preserve"> </w:t>
+      </w:r>
+      <w:proofErr w:type="spellStart"/>
+      <w:r>
+        <w:rPr>
+          <w:rFonts w:ascii="Times New Roman" w:hAnsi="Times New Roman" w:cs="Times New Roman"/>
+        </w:rPr>
+        <w:t>atribut</w:t>
+      </w:r>
+      <w:proofErr w:type="spellEnd"/>
+      <w:r>
+        <w:rPr>
+          <w:rFonts w:ascii="Times New Roman" w:hAnsi="Times New Roman" w:cs="Times New Roman"/>
+        </w:rPr>
+        <w:t xml:space="preserve"> </w:t>
+      </w:r>
+      <w:proofErr w:type="spellStart"/>
+      <w:r>
+        <w:rPr>
+          <w:rFonts w:ascii="Times New Roman" w:hAnsi="Times New Roman" w:cs="Times New Roman"/>
+        </w:rPr>
+        <w:t>untuk</w:t>
+      </w:r>
+      <w:proofErr w:type="spellEnd"/>
+      <w:r>
+        <w:rPr>
+          <w:rFonts w:ascii="Times New Roman" w:hAnsi="Times New Roman" w:cs="Times New Roman"/>
+        </w:rPr>
+        <w:t xml:space="preserve"> </w:t>
+      </w:r>
+      <w:proofErr w:type="spellStart"/>
+      <w:r>
+        <w:rPr>
+          <w:rFonts w:ascii="Times New Roman" w:hAnsi="Times New Roman" w:cs="Times New Roman"/>
+        </w:rPr>
+        <w:t>menyimpan</w:t>
+      </w:r>
+      <w:proofErr w:type="spellEnd"/>
+      <w:r>
+        <w:rPr>
+          <w:rFonts w:ascii="Times New Roman" w:hAnsi="Times New Roman" w:cs="Times New Roman"/>
+        </w:rPr>
+        <w:t xml:space="preserve"> status/data </w:t>
+      </w:r>
+      <w:proofErr w:type="spellStart"/>
+      <w:r>
+        <w:rPr>
+          <w:rFonts w:ascii="Times New Roman" w:hAnsi="Times New Roman" w:cs="Times New Roman"/>
+        </w:rPr>
+        <w:t>dari</w:t>
+      </w:r>
+      <w:proofErr w:type="spellEnd"/>
+      <w:r>
+        <w:rPr>
+          <w:rFonts w:ascii="Times New Roman" w:hAnsi="Times New Roman" w:cs="Times New Roman"/>
+        </w:rPr>
+        <w:t xml:space="preserve"> </w:t>
+      </w:r>
+      <w:proofErr w:type="spellStart"/>
+      <w:r>
+        <w:rPr>
+          <w:rFonts w:ascii="Times New Roman" w:hAnsi="Times New Roman" w:cs="Times New Roman"/>
+        </w:rPr>
+        <w:t>objek</w:t>
+      </w:r>
+      <w:proofErr w:type="spellEnd"/>
+      <w:r>
+        <w:rPr>
+          <w:rFonts w:ascii="Times New Roman" w:hAnsi="Times New Roman" w:cs="Times New Roman"/>
+        </w:rPr>
+        <w:t xml:space="preserve"> yang </w:t>
+      </w:r>
+      <w:proofErr w:type="spellStart"/>
+      <w:r>
+        <w:rPr>
+          <w:rFonts w:ascii="Times New Roman" w:hAnsi="Times New Roman" w:cs="Times New Roman"/>
+        </w:rPr>
+        <w:t>disimpan</w:t>
+      </w:r>
+      <w:proofErr w:type="spellEnd"/>
     </w:p>
     <w:p>
       <w:pPr>
@@ -309,7 +1020,55 @@
           <w:rFonts w:ascii="Times New Roman" w:hAnsi="Times New Roman" w:cs="Times New Roman"/>
           <w:lang w:val="en-US"/>
         </w:rPr>
-        <w:t>Apa yang dilakukan oleh kode program berikut?</w:t>
+        <w:t xml:space="preserve">Apa yang </w:t>
+      </w:r>
+      <w:proofErr w:type="spellStart"/>
+      <w:r>
+        <w:rPr>
+          <w:rFonts w:ascii="Times New Roman" w:hAnsi="Times New Roman" w:cs="Times New Roman"/>
+          <w:lang w:val="en-US"/>
+        </w:rPr>
+        <w:t>dilakukan</w:t>
+      </w:r>
+      <w:proofErr w:type="spellEnd"/>
+      <w:r>
+        <w:rPr>
+          <w:rFonts w:ascii="Times New Roman" w:hAnsi="Times New Roman" w:cs="Times New Roman"/>
+          <w:lang w:val="en-US"/>
+        </w:rPr>
+        <w:t xml:space="preserve"> oleh </w:t>
+      </w:r>
+      <w:proofErr w:type="spellStart"/>
+      <w:r>
+        <w:rPr>
+          <w:rFonts w:ascii="Times New Roman" w:hAnsi="Times New Roman" w:cs="Times New Roman"/>
+          <w:lang w:val="en-US"/>
+        </w:rPr>
+        <w:t>kode</w:t>
+      </w:r>
+      <w:proofErr w:type="spellEnd"/>
+      <w:r>
+        <w:rPr>
+          <w:rFonts w:ascii="Times New Roman" w:hAnsi="Times New Roman" w:cs="Times New Roman"/>
+          <w:lang w:val="en-US"/>
+        </w:rPr>
+        <w:t xml:space="preserve"> program </w:t>
+      </w:r>
+      <w:proofErr w:type="spellStart"/>
+      <w:r>
+        <w:rPr>
+          <w:rFonts w:ascii="Times New Roman" w:hAnsi="Times New Roman" w:cs="Times New Roman"/>
+          <w:lang w:val="en-US"/>
+        </w:rPr>
+        <w:t>berikut</w:t>
+      </w:r>
+      <w:proofErr w:type="spellEnd"/>
+      <w:r>
+        <w:rPr>
+          <w:rFonts w:ascii="Times New Roman" w:hAnsi="Times New Roman" w:cs="Times New Roman"/>
+          <w:lang w:val="en-US"/>
+        </w:rPr>
+        <w:t>?</w:t>
       </w:r>
     </w:p>
     <w:p>
@@ -324,6 +1083,7 @@
       <w:r>
         <w:rPr>
           <w:rFonts w:ascii="Times New Roman" w:hAnsi="Times New Roman" w:cs="Times New Roman"/>
+          <w:noProof/>
           <w:lang w:val="en-US"/>
         </w:rPr>
         <w:drawing>
@@ -386,7 +1146,77 @@
         <w:rPr>
           <w:rFonts w:ascii="Times New Roman" w:hAnsi="Times New Roman" w:cs="Times New Roman"/>
         </w:rPr>
-        <w:t xml:space="preserve"> Kode tersebut melakukan deklarasi dan instansiasi variabel </w:t>
+        <w:t xml:space="preserve"> Kode </w:t>
+      </w:r>
+      <w:proofErr w:type="spellStart"/>
+      <w:r>
+        <w:rPr>
+          <w:rFonts w:ascii="Times New Roman" w:hAnsi="Times New Roman" w:cs="Times New Roman"/>
+        </w:rPr>
+        <w:t>tersebut</w:t>
+      </w:r>
+      <w:proofErr w:type="spellEnd"/>
+      <w:r>
+        <w:rPr>
+          <w:rFonts w:ascii="Times New Roman" w:hAnsi="Times New Roman" w:cs="Times New Roman"/>
+        </w:rPr>
+        <w:t xml:space="preserve"> </w:t>
+      </w:r>
+      <w:proofErr w:type="spellStart"/>
+      <w:r>
+        <w:rPr>
+          <w:rFonts w:ascii="Times New Roman" w:hAnsi="Times New Roman" w:cs="Times New Roman"/>
+        </w:rPr>
+        <w:t>melakukan</w:t>
+      </w:r>
+      <w:proofErr w:type="spellEnd"/>
+      <w:r>
+        <w:rPr>
+          <w:rFonts w:ascii="Times New Roman" w:hAnsi="Times New Roman" w:cs="Times New Roman"/>
+        </w:rPr>
+        <w:t xml:space="preserve"> </w:t>
+      </w:r>
+      <w:proofErr w:type="spellStart"/>
+      <w:r>
+        <w:rPr>
+          <w:rFonts w:ascii="Times New Roman" w:hAnsi="Times New Roman" w:cs="Times New Roman"/>
+        </w:rPr>
+        <w:t>deklarasi</w:t>
+      </w:r>
+      <w:proofErr w:type="spellEnd"/>
+      <w:r>
+        <w:rPr>
+          <w:rFonts w:ascii="Times New Roman" w:hAnsi="Times New Roman" w:cs="Times New Roman"/>
+        </w:rPr>
+        <w:t xml:space="preserve"> dan </w:t>
+      </w:r>
+      <w:proofErr w:type="spellStart"/>
+      <w:r>
+        <w:rPr>
+          <w:rFonts w:ascii="Times New Roman" w:hAnsi="Times New Roman" w:cs="Times New Roman"/>
+        </w:rPr>
+        <w:t>instansiasi</w:t>
+      </w:r>
+      <w:proofErr w:type="spellEnd"/>
+      <w:r>
+        <w:rPr>
+          <w:rFonts w:ascii="Times New Roman" w:hAnsi="Times New Roman" w:cs="Times New Roman"/>
+        </w:rPr>
+        <w:t xml:space="preserve"> </w:t>
+      </w:r>
+      <w:proofErr w:type="spellStart"/>
+      <w:r>
+        <w:rPr>
+          <w:rFonts w:ascii="Times New Roman" w:hAnsi="Times New Roman" w:cs="Times New Roman"/>
+        </w:rPr>
+        <w:t>variabel</w:t>
+      </w:r>
+      <w:proofErr w:type="spellEnd"/>
+      <w:r>
+        <w:rPr>
+          <w:rFonts w:ascii="Times New Roman" w:hAnsi="Times New Roman" w:cs="Times New Roman"/>
+        </w:rPr>
+        <w:t xml:space="preserve"> </w:t>
       </w:r>
       <w:r>
         <w:rPr>
@@ -400,7 +1230,413 @@
         <w:rPr>
           <w:rFonts w:ascii="Times New Roman" w:hAnsi="Times New Roman" w:cs="Times New Roman"/>
         </w:rPr>
-        <w:t xml:space="preserve"> bernama arrayOfMahasiswa yang dapat menampung 3 elemen (indeks 0 sampai 2) bertipe objek Mahasiswa. Perlu dicatat bahwa baris ini baru menyiapkan "wadah" atau tempat penyimpanan saja; objek-objek di dalamnya masih bernilai null sebelum diinstansiasi satu per satu.</w:t>
+        <w:t xml:space="preserve"> </w:t>
+      </w:r>
+      <w:proofErr w:type="spellStart"/>
+      <w:r>
+        <w:rPr>
+          <w:rFonts w:ascii="Times New Roman" w:hAnsi="Times New Roman" w:cs="Times New Roman"/>
+        </w:rPr>
+        <w:t>bernama</w:t>
+      </w:r>
+      <w:proofErr w:type="spellEnd"/>
+      <w:r>
+        <w:rPr>
+          <w:rFonts w:ascii="Times New Roman" w:hAnsi="Times New Roman" w:cs="Times New Roman"/>
+        </w:rPr>
+        <w:t xml:space="preserve"> </w:t>
+      </w:r>
+      <w:proofErr w:type="spellStart"/>
+      <w:r>
+        <w:rPr>
+          <w:rFonts w:ascii="Times New Roman" w:hAnsi="Times New Roman" w:cs="Times New Roman"/>
+        </w:rPr>
+        <w:t>arrayOfMahasiswa</w:t>
+      </w:r>
+      <w:proofErr w:type="spellEnd"/>
+      <w:r>
+        <w:rPr>
+          <w:rFonts w:ascii="Times New Roman" w:hAnsi="Times New Roman" w:cs="Times New Roman"/>
+        </w:rPr>
+        <w:t xml:space="preserve"> yang </w:t>
+      </w:r>
+      <w:proofErr w:type="spellStart"/>
+      <w:r>
+        <w:rPr>
+          <w:rFonts w:ascii="Times New Roman" w:hAnsi="Times New Roman" w:cs="Times New Roman"/>
+        </w:rPr>
+        <w:t>dapat</w:t>
+      </w:r>
+      <w:proofErr w:type="spellEnd"/>
+      <w:r>
+        <w:rPr>
+          <w:rFonts w:ascii="Times New Roman" w:hAnsi="Times New Roman" w:cs="Times New Roman"/>
+        </w:rPr>
+        <w:t xml:space="preserve"> </w:t>
+      </w:r>
+      <w:proofErr w:type="spellStart"/>
+      <w:r>
+        <w:rPr>
+          <w:rFonts w:ascii="Times New Roman" w:hAnsi="Times New Roman" w:cs="Times New Roman"/>
+        </w:rPr>
+        <w:t>menampung</w:t>
+      </w:r>
+      <w:proofErr w:type="spellEnd"/>
+      <w:r>
+        <w:rPr>
+          <w:rFonts w:ascii="Times New Roman" w:hAnsi="Times New Roman" w:cs="Times New Roman"/>
+        </w:rPr>
+        <w:t xml:space="preserve"> 3 </w:t>
+      </w:r>
+      <w:proofErr w:type="spellStart"/>
+      <w:r>
+        <w:rPr>
+          <w:rFonts w:ascii="Times New Roman" w:hAnsi="Times New Roman" w:cs="Times New Roman"/>
+        </w:rPr>
+        <w:t>elemen</w:t>
+      </w:r>
+      <w:proofErr w:type="spellEnd"/>
+      <w:r>
+        <w:rPr>
+          <w:rFonts w:ascii="Times New Roman" w:hAnsi="Times New Roman" w:cs="Times New Roman"/>
+        </w:rPr>
+        <w:t xml:space="preserve"> (</w:t>
+      </w:r>
+      <w:proofErr w:type="spellStart"/>
+      <w:r>
+        <w:rPr>
+          <w:rFonts w:ascii="Times New Roman" w:hAnsi="Times New Roman" w:cs="Times New Roman"/>
+        </w:rPr>
+        <w:t>indeks</w:t>
+      </w:r>
+      <w:proofErr w:type="spellEnd"/>
+      <w:r>
+        <w:rPr>
+          <w:rFonts w:ascii="Times New Roman" w:hAnsi="Times New Roman" w:cs="Times New Roman"/>
+        </w:rPr>
+        <w:t xml:space="preserve"> 0 </w:t>
+      </w:r>
+      <w:proofErr w:type="spellStart"/>
+      <w:r>
+        <w:rPr>
+          <w:rFonts w:ascii="Times New Roman" w:hAnsi="Times New Roman" w:cs="Times New Roman"/>
+        </w:rPr>
+        <w:t>sampai</w:t>
+      </w:r>
+      <w:proofErr w:type="spellEnd"/>
+      <w:r>
+        <w:rPr>
+          <w:rFonts w:ascii="Times New Roman" w:hAnsi="Times New Roman" w:cs="Times New Roman"/>
+        </w:rPr>
+        <w:t xml:space="preserve"> 2) </w:t>
+      </w:r>
+      <w:proofErr w:type="spellStart"/>
+      <w:r>
+        <w:rPr>
+          <w:rFonts w:ascii="Times New Roman" w:hAnsi="Times New Roman" w:cs="Times New Roman"/>
+        </w:rPr>
+        <w:t>bertipe</w:t>
+      </w:r>
+      <w:proofErr w:type="spellEnd"/>
+      <w:r>
+        <w:rPr>
+          <w:rFonts w:ascii="Times New Roman" w:hAnsi="Times New Roman" w:cs="Times New Roman"/>
+        </w:rPr>
+        <w:t xml:space="preserve"> </w:t>
+      </w:r>
+      <w:proofErr w:type="spellStart"/>
+      <w:r>
+        <w:rPr>
+          <w:rFonts w:ascii="Times New Roman" w:hAnsi="Times New Roman" w:cs="Times New Roman"/>
+        </w:rPr>
+        <w:t>objek</w:t>
+      </w:r>
+      <w:proofErr w:type="spellEnd"/>
+      <w:r>
+        <w:rPr>
+          <w:rFonts w:ascii="Times New Roman" w:hAnsi="Times New Roman" w:cs="Times New Roman"/>
+        </w:rPr>
+        <w:t xml:space="preserve"> </w:t>
+      </w:r>
+      <w:proofErr w:type="spellStart"/>
+      <w:r>
+        <w:rPr>
+          <w:rFonts w:ascii="Times New Roman" w:hAnsi="Times New Roman" w:cs="Times New Roman"/>
+        </w:rPr>
+        <w:t>Mahasiswa</w:t>
+      </w:r>
+      <w:proofErr w:type="spellEnd"/>
+      <w:r>
+        <w:rPr>
+          <w:rFonts w:ascii="Times New Roman" w:hAnsi="Times New Roman" w:cs="Times New Roman"/>
+        </w:rPr>
+        <w:t xml:space="preserve">. </w:t>
+      </w:r>
+      <w:proofErr w:type="spellStart"/>
+      <w:r>
+        <w:rPr>
+          <w:rFonts w:ascii="Times New Roman" w:hAnsi="Times New Roman" w:cs="Times New Roman"/>
+        </w:rPr>
+        <w:t>Perlu</w:t>
+      </w:r>
+      <w:proofErr w:type="spellEnd"/>
+      <w:r>
+        <w:rPr>
+          <w:rFonts w:ascii="Times New Roman" w:hAnsi="Times New Roman" w:cs="Times New Roman"/>
+        </w:rPr>
+        <w:t xml:space="preserve"> </w:t>
+      </w:r>
+      <w:proofErr w:type="spellStart"/>
+      <w:r>
+        <w:rPr>
+          <w:rFonts w:ascii="Times New Roman" w:hAnsi="Times New Roman" w:cs="Times New Roman"/>
+        </w:rPr>
+        <w:t>dicatat</w:t>
+      </w:r>
+      <w:proofErr w:type="spellEnd"/>
+      <w:r>
+        <w:rPr>
+          <w:rFonts w:ascii="Times New Roman" w:hAnsi="Times New Roman" w:cs="Times New Roman"/>
+        </w:rPr>
+        <w:t xml:space="preserve"> </w:t>
+      </w:r>
+      <w:proofErr w:type="spellStart"/>
+      <w:r>
+        <w:rPr>
+          <w:rFonts w:ascii="Times New Roman" w:hAnsi="Times New Roman" w:cs="Times New Roman"/>
+        </w:rPr>
+        <w:t>bahwa</w:t>
+      </w:r>
+      <w:proofErr w:type="spellEnd"/>
+      <w:r>
+        <w:rPr>
+          <w:rFonts w:ascii="Times New Roman" w:hAnsi="Times New Roman" w:cs="Times New Roman"/>
+        </w:rPr>
+        <w:t xml:space="preserve"> baris </w:t>
+      </w:r>
+      <w:proofErr w:type="spellStart"/>
+      <w:r>
+        <w:rPr>
+          <w:rFonts w:ascii="Times New Roman" w:hAnsi="Times New Roman" w:cs="Times New Roman"/>
+        </w:rPr>
+        <w:t>ini</w:t>
+      </w:r>
+      <w:proofErr w:type="spellEnd"/>
+      <w:r>
+        <w:rPr>
+          <w:rFonts w:ascii="Times New Roman" w:hAnsi="Times New Roman" w:cs="Times New Roman"/>
+        </w:rPr>
+        <w:t xml:space="preserve"> </w:t>
+      </w:r>
+      <w:proofErr w:type="spellStart"/>
+      <w:r>
+        <w:rPr>
+          <w:rFonts w:ascii="Times New Roman" w:hAnsi="Times New Roman" w:cs="Times New Roman"/>
+        </w:rPr>
+        <w:t>baru</w:t>
+      </w:r>
+      <w:proofErr w:type="spellEnd"/>
+      <w:r>
+        <w:rPr>
+          <w:rFonts w:ascii="Times New Roman" w:hAnsi="Times New Roman" w:cs="Times New Roman"/>
+        </w:rPr>
+        <w:t xml:space="preserve"> </w:t>
+      </w:r>
+      <w:proofErr w:type="spellStart"/>
+      <w:r>
+        <w:rPr>
+          <w:rFonts w:ascii="Times New Roman" w:hAnsi="Times New Roman" w:cs="Times New Roman"/>
+        </w:rPr>
+        <w:t>menyiapkan</w:t>
+      </w:r>
+      <w:proofErr w:type="spellEnd"/>
+      <w:r>
+        <w:rPr>
+          <w:rFonts w:ascii="Times New Roman" w:hAnsi="Times New Roman" w:cs="Times New Roman"/>
+        </w:rPr>
+        <w:t xml:space="preserve"> "</w:t>
+      </w:r>
+      <w:proofErr w:type="spellStart"/>
+      <w:r>
+        <w:rPr>
+          <w:rFonts w:ascii="Times New Roman" w:hAnsi="Times New Roman" w:cs="Times New Roman"/>
+        </w:rPr>
+        <w:t>wadah</w:t>
+      </w:r>
+      <w:proofErr w:type="spellEnd"/>
+      <w:r>
+        <w:rPr>
+          <w:rFonts w:ascii="Times New Roman" w:hAnsi="Times New Roman" w:cs="Times New Roman"/>
+        </w:rPr>
+        <w:t xml:space="preserve">" </w:t>
+      </w:r>
+      <w:proofErr w:type="spellStart"/>
+      <w:r>
+        <w:rPr>
+          <w:rFonts w:ascii="Times New Roman" w:hAnsi="Times New Roman" w:cs="Times New Roman"/>
+        </w:rPr>
+        <w:t>atau</w:t>
+      </w:r>
+      <w:proofErr w:type="spellEnd"/>
+      <w:r>
+        <w:rPr>
+          <w:rFonts w:ascii="Times New Roman" w:hAnsi="Times New Roman" w:cs="Times New Roman"/>
+        </w:rPr>
+        <w:t xml:space="preserve"> </w:t>
+      </w:r>
+      <w:proofErr w:type="spellStart"/>
+      <w:r>
+        <w:rPr>
+          <w:rFonts w:ascii="Times New Roman" w:hAnsi="Times New Roman" w:cs="Times New Roman"/>
+        </w:rPr>
+        <w:t>tempat</w:t>
+      </w:r>
+      <w:proofErr w:type="spellEnd"/>
+      <w:r>
+        <w:rPr>
+          <w:rFonts w:ascii="Times New Roman" w:hAnsi="Times New Roman" w:cs="Times New Roman"/>
+        </w:rPr>
+        <w:t xml:space="preserve"> </w:t>
+      </w:r>
+      <w:proofErr w:type="spellStart"/>
+      <w:r>
+        <w:rPr>
+          <w:rFonts w:ascii="Times New Roman" w:hAnsi="Times New Roman" w:cs="Times New Roman"/>
+        </w:rPr>
+        <w:t>penyimpanan</w:t>
+      </w:r>
+      <w:proofErr w:type="spellEnd"/>
+      <w:r>
+        <w:rPr>
+          <w:rFonts w:ascii="Times New Roman" w:hAnsi="Times New Roman" w:cs="Times New Roman"/>
+        </w:rPr>
+        <w:t xml:space="preserve"> </w:t>
+      </w:r>
+      <w:proofErr w:type="spellStart"/>
+      <w:r>
+        <w:rPr>
+          <w:rFonts w:ascii="Times New Roman" w:hAnsi="Times New Roman" w:cs="Times New Roman"/>
+        </w:rPr>
+        <w:t>saja</w:t>
+      </w:r>
+      <w:proofErr w:type="spellEnd"/>
+      <w:r>
+        <w:rPr>
+          <w:rFonts w:ascii="Times New Roman" w:hAnsi="Times New Roman" w:cs="Times New Roman"/>
+        </w:rPr>
+        <w:t xml:space="preserve">; </w:t>
+      </w:r>
+      <w:proofErr w:type="spellStart"/>
+      <w:r>
+        <w:rPr>
+          <w:rFonts w:ascii="Times New Roman" w:hAnsi="Times New Roman" w:cs="Times New Roman"/>
+        </w:rPr>
+        <w:t>objek-objek</w:t>
+      </w:r>
+      <w:proofErr w:type="spellEnd"/>
+      <w:r>
+        <w:rPr>
+          <w:rFonts w:ascii="Times New Roman" w:hAnsi="Times New Roman" w:cs="Times New Roman"/>
+        </w:rPr>
+        <w:t xml:space="preserve"> di </w:t>
+      </w:r>
+      <w:proofErr w:type="spellStart"/>
+      <w:r>
+        <w:rPr>
+          <w:rFonts w:ascii="Times New Roman" w:hAnsi="Times New Roman" w:cs="Times New Roman"/>
+        </w:rPr>
+        <w:t>dalamnya</w:t>
+      </w:r>
+      <w:proofErr w:type="spellEnd"/>
+      <w:r>
+        <w:rPr>
+          <w:rFonts w:ascii="Times New Roman" w:hAnsi="Times New Roman" w:cs="Times New Roman"/>
+        </w:rPr>
+        <w:t xml:space="preserve"> </w:t>
+      </w:r>
+      <w:proofErr w:type="spellStart"/>
+      <w:r>
+        <w:rPr>
+          <w:rFonts w:ascii="Times New Roman" w:hAnsi="Times New Roman" w:cs="Times New Roman"/>
+        </w:rPr>
+        <w:t>masih</w:t>
+      </w:r>
+      <w:proofErr w:type="spellEnd"/>
+      <w:r>
+        <w:rPr>
+          <w:rFonts w:ascii="Times New Roman" w:hAnsi="Times New Roman" w:cs="Times New Roman"/>
+        </w:rPr>
+        <w:t xml:space="preserve"> </w:t>
+      </w:r>
+      <w:proofErr w:type="spellStart"/>
+      <w:r>
+        <w:rPr>
+          <w:rFonts w:ascii="Times New Roman" w:hAnsi="Times New Roman" w:cs="Times New Roman"/>
+        </w:rPr>
+        <w:t>bernilai</w:t>
+      </w:r>
+      <w:proofErr w:type="spellEnd"/>
+      <w:r>
+        <w:rPr>
+          <w:rFonts w:ascii="Times New Roman" w:hAnsi="Times New Roman" w:cs="Times New Roman"/>
+        </w:rPr>
+        <w:t xml:space="preserve"> null </w:t>
+      </w:r>
+      <w:proofErr w:type="spellStart"/>
+      <w:r>
+        <w:rPr>
+          <w:rFonts w:ascii="Times New Roman" w:hAnsi="Times New Roman" w:cs="Times New Roman"/>
+        </w:rPr>
+        <w:t>sebelum</w:t>
+      </w:r>
+      <w:proofErr w:type="spellEnd"/>
+      <w:r>
+        <w:rPr>
+          <w:rFonts w:ascii="Times New Roman" w:hAnsi="Times New Roman" w:cs="Times New Roman"/>
+        </w:rPr>
+        <w:t xml:space="preserve"> </w:t>
+      </w:r>
+      <w:proofErr w:type="spellStart"/>
+      <w:r>
+        <w:rPr>
+          <w:rFonts w:ascii="Times New Roman" w:hAnsi="Times New Roman" w:cs="Times New Roman"/>
+        </w:rPr>
+        <w:t>diinstansiasi</w:t>
+      </w:r>
+      <w:proofErr w:type="spellEnd"/>
+      <w:r>
+        <w:rPr>
+          <w:rFonts w:ascii="Times New Roman" w:hAnsi="Times New Roman" w:cs="Times New Roman"/>
+        </w:rPr>
+        <w:t xml:space="preserve"> </w:t>
+      </w:r>
+      <w:proofErr w:type="spellStart"/>
+      <w:r>
+        <w:rPr>
+          <w:rFonts w:ascii="Times New Roman" w:hAnsi="Times New Roman" w:cs="Times New Roman"/>
+        </w:rPr>
+        <w:t>satu</w:t>
+      </w:r>
+      <w:proofErr w:type="spellEnd"/>
+      <w:r>
+        <w:rPr>
+          <w:rFonts w:ascii="Times New Roman" w:hAnsi="Times New Roman" w:cs="Times New Roman"/>
+        </w:rPr>
+        <w:t xml:space="preserve"> per </w:t>
+      </w:r>
+      <w:proofErr w:type="spellStart"/>
+      <w:r>
+        <w:rPr>
+          <w:rFonts w:ascii="Times New Roman" w:hAnsi="Times New Roman" w:cs="Times New Roman"/>
+        </w:rPr>
+        <w:t>satu</w:t>
+      </w:r>
+      <w:proofErr w:type="spellEnd"/>
+      <w:r>
+        <w:rPr>
+          <w:rFonts w:ascii="Times New Roman" w:hAnsi="Times New Roman" w:cs="Times New Roman"/>
+        </w:rPr>
+        <w:t>.</w:t>
       </w:r>
     </w:p>
     <w:p>
@@ -423,21 +1659,167 @@
           <w:rFonts w:ascii="Times New Roman" w:hAnsi="Times New Roman" w:cs="Times New Roman"/>
           <w:lang w:val="en-US"/>
         </w:rPr>
-        <w:t>Apakah class Mahasiswa memiliki konstruktor? Jika tidak, kenapa bisa dilakukan pemanggilan</w:t>
-      </w:r>
-      <w:r>
-        <w:rPr>
-          <w:rFonts w:ascii="Times New Roman" w:hAnsi="Times New Roman" w:cs="Times New Roman"/>
-          <w:lang w:val="en-US"/>
-        </w:rPr>
-        <w:t xml:space="preserve"> </w:t>
-      </w:r>
-      <w:r>
-        <w:rPr>
-          <w:rFonts w:ascii="Times New Roman" w:hAnsi="Times New Roman" w:cs="Times New Roman"/>
-          <w:lang w:val="en-US"/>
-        </w:rPr>
-        <w:t>konstruktur pada baris program berikut?</w:t>
+        <w:t xml:space="preserve">Apakah class </w:t>
+      </w:r>
+      <w:proofErr w:type="spellStart"/>
+      <w:r>
+        <w:rPr>
+          <w:rFonts w:ascii="Times New Roman" w:hAnsi="Times New Roman" w:cs="Times New Roman"/>
+          <w:lang w:val="en-US"/>
+        </w:rPr>
+        <w:t>Mahasiswa</w:t>
+      </w:r>
+      <w:proofErr w:type="spellEnd"/>
+      <w:r>
+        <w:rPr>
+          <w:rFonts w:ascii="Times New Roman" w:hAnsi="Times New Roman" w:cs="Times New Roman"/>
+          <w:lang w:val="en-US"/>
+        </w:rPr>
+        <w:t xml:space="preserve"> </w:t>
+      </w:r>
+      <w:proofErr w:type="spellStart"/>
+      <w:r>
+        <w:rPr>
+          <w:rFonts w:ascii="Times New Roman" w:hAnsi="Times New Roman" w:cs="Times New Roman"/>
+          <w:lang w:val="en-US"/>
+        </w:rPr>
+        <w:t>memiliki</w:t>
+      </w:r>
+      <w:proofErr w:type="spellEnd"/>
+      <w:r>
+        <w:rPr>
+          <w:rFonts w:ascii="Times New Roman" w:hAnsi="Times New Roman" w:cs="Times New Roman"/>
+          <w:lang w:val="en-US"/>
+        </w:rPr>
+        <w:t xml:space="preserve"> </w:t>
+      </w:r>
+      <w:proofErr w:type="spellStart"/>
+      <w:r>
+        <w:rPr>
+          <w:rFonts w:ascii="Times New Roman" w:hAnsi="Times New Roman" w:cs="Times New Roman"/>
+          <w:lang w:val="en-US"/>
+        </w:rPr>
+        <w:t>konstruktor</w:t>
+      </w:r>
+      <w:proofErr w:type="spellEnd"/>
+      <w:r>
+        <w:rPr>
+          <w:rFonts w:ascii="Times New Roman" w:hAnsi="Times New Roman" w:cs="Times New Roman"/>
+          <w:lang w:val="en-US"/>
+        </w:rPr>
+        <w:t xml:space="preserve">? Jika </w:t>
+      </w:r>
+      <w:proofErr w:type="spellStart"/>
+      <w:r>
+        <w:rPr>
+          <w:rFonts w:ascii="Times New Roman" w:hAnsi="Times New Roman" w:cs="Times New Roman"/>
+          <w:lang w:val="en-US"/>
+        </w:rPr>
+        <w:t>tidak</w:t>
+      </w:r>
+      <w:proofErr w:type="spellEnd"/>
+      <w:r>
+        <w:rPr>
+          <w:rFonts w:ascii="Times New Roman" w:hAnsi="Times New Roman" w:cs="Times New Roman"/>
+          <w:lang w:val="en-US"/>
+        </w:rPr>
+        <w:t xml:space="preserve">, </w:t>
+      </w:r>
+      <w:proofErr w:type="spellStart"/>
+      <w:r>
+        <w:rPr>
+          <w:rFonts w:ascii="Times New Roman" w:hAnsi="Times New Roman" w:cs="Times New Roman"/>
+          <w:lang w:val="en-US"/>
+        </w:rPr>
+        <w:t>kenapa</w:t>
+      </w:r>
+      <w:proofErr w:type="spellEnd"/>
+      <w:r>
+        <w:rPr>
+          <w:rFonts w:ascii="Times New Roman" w:hAnsi="Times New Roman" w:cs="Times New Roman"/>
+          <w:lang w:val="en-US"/>
+        </w:rPr>
+        <w:t xml:space="preserve"> </w:t>
+      </w:r>
+      <w:proofErr w:type="spellStart"/>
+      <w:r>
+        <w:rPr>
+          <w:rFonts w:ascii="Times New Roman" w:hAnsi="Times New Roman" w:cs="Times New Roman"/>
+          <w:lang w:val="en-US"/>
+        </w:rPr>
+        <w:t>bisa</w:t>
+      </w:r>
+      <w:proofErr w:type="spellEnd"/>
+      <w:r>
+        <w:rPr>
+          <w:rFonts w:ascii="Times New Roman" w:hAnsi="Times New Roman" w:cs="Times New Roman"/>
+          <w:lang w:val="en-US"/>
+        </w:rPr>
+        <w:t xml:space="preserve"> </w:t>
+      </w:r>
+      <w:proofErr w:type="spellStart"/>
+      <w:r>
+        <w:rPr>
+          <w:rFonts w:ascii="Times New Roman" w:hAnsi="Times New Roman" w:cs="Times New Roman"/>
+          <w:lang w:val="en-US"/>
+        </w:rPr>
+        <w:t>dilakukan</w:t>
+      </w:r>
+      <w:proofErr w:type="spellEnd"/>
+      <w:r>
+        <w:rPr>
+          <w:rFonts w:ascii="Times New Roman" w:hAnsi="Times New Roman" w:cs="Times New Roman"/>
+          <w:lang w:val="en-US"/>
+        </w:rPr>
+        <w:t xml:space="preserve"> </w:t>
+      </w:r>
+      <w:proofErr w:type="spellStart"/>
+      <w:r>
+        <w:rPr>
+          <w:rFonts w:ascii="Times New Roman" w:hAnsi="Times New Roman" w:cs="Times New Roman"/>
+          <w:lang w:val="en-US"/>
+        </w:rPr>
+        <w:t>pemanggilan</w:t>
+      </w:r>
+      <w:proofErr w:type="spellEnd"/>
+      <w:r>
+        <w:rPr>
+          <w:rFonts w:ascii="Times New Roman" w:hAnsi="Times New Roman" w:cs="Times New Roman"/>
+          <w:lang w:val="en-US"/>
+        </w:rPr>
+        <w:t xml:space="preserve"> </w:t>
+      </w:r>
+      <w:proofErr w:type="spellStart"/>
+      <w:r>
+        <w:rPr>
+          <w:rFonts w:ascii="Times New Roman" w:hAnsi="Times New Roman" w:cs="Times New Roman"/>
+          <w:lang w:val="en-US"/>
+        </w:rPr>
+        <w:t>konstruktur</w:t>
+      </w:r>
+      <w:proofErr w:type="spellEnd"/>
+      <w:r>
+        <w:rPr>
+          <w:rFonts w:ascii="Times New Roman" w:hAnsi="Times New Roman" w:cs="Times New Roman"/>
+          <w:lang w:val="en-US"/>
+        </w:rPr>
+        <w:t xml:space="preserve"> pada baris program </w:t>
+      </w:r>
+      <w:proofErr w:type="spellStart"/>
+      <w:r>
+        <w:rPr>
+          <w:rFonts w:ascii="Times New Roman" w:hAnsi="Times New Roman" w:cs="Times New Roman"/>
+          <w:lang w:val="en-US"/>
+        </w:rPr>
+        <w:t>berikut</w:t>
+      </w:r>
+      <w:proofErr w:type="spellEnd"/>
+      <w:r>
+        <w:rPr>
+          <w:rFonts w:ascii="Times New Roman" w:hAnsi="Times New Roman" w:cs="Times New Roman"/>
+          <w:lang w:val="en-US"/>
+        </w:rPr>
+        <w:t>?</w:t>
       </w:r>
     </w:p>
     <w:p>
@@ -454,6 +1836,7 @@
       <w:r>
         <w:rPr>
           <w:rFonts w:ascii="Times New Roman" w:hAnsi="Times New Roman" w:cs="Times New Roman"/>
+          <w:noProof/>
           <w:lang w:val="en-US"/>
         </w:rPr>
         <w:drawing>
@@ -515,7 +1898,77 @@
         <w:rPr>
           <w:rFonts w:ascii="Times New Roman" w:hAnsi="Times New Roman" w:cs="Times New Roman"/>
         </w:rPr>
-        <w:t xml:space="preserve"> Secara eksplisit dalam kode di langkah 2, </w:t>
+        <w:t xml:space="preserve"> </w:t>
+      </w:r>
+      <w:proofErr w:type="spellStart"/>
+      <w:r>
+        <w:rPr>
+          <w:rFonts w:ascii="Times New Roman" w:hAnsi="Times New Roman" w:cs="Times New Roman"/>
+        </w:rPr>
+        <w:t>Secara</w:t>
+      </w:r>
+      <w:proofErr w:type="spellEnd"/>
+      <w:r>
+        <w:rPr>
+          <w:rFonts w:ascii="Times New Roman" w:hAnsi="Times New Roman" w:cs="Times New Roman"/>
+        </w:rPr>
+        <w:t xml:space="preserve"> </w:t>
+      </w:r>
+      <w:proofErr w:type="spellStart"/>
+      <w:r>
+        <w:rPr>
+          <w:rFonts w:ascii="Times New Roman" w:hAnsi="Times New Roman" w:cs="Times New Roman"/>
+        </w:rPr>
+        <w:t>eksplisit</w:t>
+      </w:r>
+      <w:proofErr w:type="spellEnd"/>
+      <w:r>
+        <w:rPr>
+          <w:rFonts w:ascii="Times New Roman" w:hAnsi="Times New Roman" w:cs="Times New Roman"/>
+        </w:rPr>
+        <w:t xml:space="preserve"> </w:t>
+      </w:r>
+      <w:proofErr w:type="spellStart"/>
+      <w:r>
+        <w:rPr>
+          <w:rFonts w:ascii="Times New Roman" w:hAnsi="Times New Roman" w:cs="Times New Roman"/>
+        </w:rPr>
+        <w:t>dalam</w:t>
+      </w:r>
+      <w:proofErr w:type="spellEnd"/>
+      <w:r>
+        <w:rPr>
+          <w:rFonts w:ascii="Times New Roman" w:hAnsi="Times New Roman" w:cs="Times New Roman"/>
+        </w:rPr>
+        <w:t xml:space="preserve"> </w:t>
+      </w:r>
+      <w:proofErr w:type="spellStart"/>
+      <w:r>
+        <w:rPr>
+          <w:rFonts w:ascii="Times New Roman" w:hAnsi="Times New Roman" w:cs="Times New Roman"/>
+        </w:rPr>
+        <w:t>kode</w:t>
+      </w:r>
+      <w:proofErr w:type="spellEnd"/>
+      <w:r>
+        <w:rPr>
+          <w:rFonts w:ascii="Times New Roman" w:hAnsi="Times New Roman" w:cs="Times New Roman"/>
+        </w:rPr>
+        <w:t xml:space="preserve"> di </w:t>
+      </w:r>
+      <w:proofErr w:type="spellStart"/>
+      <w:r>
+        <w:rPr>
+          <w:rFonts w:ascii="Times New Roman" w:hAnsi="Times New Roman" w:cs="Times New Roman"/>
+        </w:rPr>
+        <w:t>langkah</w:t>
+      </w:r>
+      <w:proofErr w:type="spellEnd"/>
+      <w:r>
+        <w:rPr>
+          <w:rFonts w:ascii="Times New Roman" w:hAnsi="Times New Roman" w:cs="Times New Roman"/>
+        </w:rPr>
+        <w:t xml:space="preserve"> 2, </w:t>
       </w:r>
       <w:r>
         <w:rPr>
@@ -529,7 +1982,211 @@
         <w:rPr>
           <w:rFonts w:ascii="Times New Roman" w:hAnsi="Times New Roman" w:cs="Times New Roman"/>
         </w:rPr>
-        <w:t xml:space="preserve"> Mahasiswa tidak didefinisikan memiliki konstruktor . Namun, pemanggilan tetap bisa dilakukan karena Java secara otomatis menyediakan </w:t>
+        <w:t xml:space="preserve"> </w:t>
+      </w:r>
+      <w:proofErr w:type="spellStart"/>
+      <w:r>
+        <w:rPr>
+          <w:rFonts w:ascii="Times New Roman" w:hAnsi="Times New Roman" w:cs="Times New Roman"/>
+        </w:rPr>
+        <w:t>Mahasiswa</w:t>
+      </w:r>
+      <w:proofErr w:type="spellEnd"/>
+      <w:r>
+        <w:rPr>
+          <w:rFonts w:ascii="Times New Roman" w:hAnsi="Times New Roman" w:cs="Times New Roman"/>
+        </w:rPr>
+        <w:t xml:space="preserve"> </w:t>
+      </w:r>
+      <w:proofErr w:type="spellStart"/>
+      <w:r>
+        <w:rPr>
+          <w:rFonts w:ascii="Times New Roman" w:hAnsi="Times New Roman" w:cs="Times New Roman"/>
+        </w:rPr>
+        <w:t>tidak</w:t>
+      </w:r>
+      <w:proofErr w:type="spellEnd"/>
+      <w:r>
+        <w:rPr>
+          <w:rFonts w:ascii="Times New Roman" w:hAnsi="Times New Roman" w:cs="Times New Roman"/>
+        </w:rPr>
+        <w:t xml:space="preserve"> </w:t>
+      </w:r>
+      <w:proofErr w:type="spellStart"/>
+      <w:r>
+        <w:rPr>
+          <w:rFonts w:ascii="Times New Roman" w:hAnsi="Times New Roman" w:cs="Times New Roman"/>
+        </w:rPr>
+        <w:t>didefinisikan</w:t>
+      </w:r>
+      <w:proofErr w:type="spellEnd"/>
+      <w:r>
+        <w:rPr>
+          <w:rFonts w:ascii="Times New Roman" w:hAnsi="Times New Roman" w:cs="Times New Roman"/>
+        </w:rPr>
+        <w:t xml:space="preserve"> </w:t>
+      </w:r>
+      <w:proofErr w:type="spellStart"/>
+      <w:r>
+        <w:rPr>
+          <w:rFonts w:ascii="Times New Roman" w:hAnsi="Times New Roman" w:cs="Times New Roman"/>
+        </w:rPr>
+        <w:t>memiliki</w:t>
+      </w:r>
+      <w:proofErr w:type="spellEnd"/>
+      <w:r>
+        <w:rPr>
+          <w:rFonts w:ascii="Times New Roman" w:hAnsi="Times New Roman" w:cs="Times New Roman"/>
+        </w:rPr>
+        <w:t xml:space="preserve"> </w:t>
+      </w:r>
+      <w:proofErr w:type="spellStart"/>
+      <w:proofErr w:type="gramStart"/>
+      <w:r>
+        <w:rPr>
+          <w:rFonts w:ascii="Times New Roman" w:hAnsi="Times New Roman" w:cs="Times New Roman"/>
+        </w:rPr>
+        <w:t>konstruktor</w:t>
+      </w:r>
+      <w:proofErr w:type="spellEnd"/>
+      <w:r>
+        <w:rPr>
+          <w:rFonts w:ascii="Times New Roman" w:hAnsi="Times New Roman" w:cs="Times New Roman"/>
+        </w:rPr>
+        <w:t xml:space="preserve"> .</w:t>
+      </w:r>
+      <w:proofErr w:type="gramEnd"/>
+      <w:r>
+        <w:rPr>
+          <w:rFonts w:ascii="Times New Roman" w:hAnsi="Times New Roman" w:cs="Times New Roman"/>
+        </w:rPr>
+        <w:t xml:space="preserve"> </w:t>
+      </w:r>
+      <w:proofErr w:type="spellStart"/>
+      <w:r>
+        <w:rPr>
+          <w:rFonts w:ascii="Times New Roman" w:hAnsi="Times New Roman" w:cs="Times New Roman"/>
+        </w:rPr>
+        <w:t>Namun</w:t>
+      </w:r>
+      <w:proofErr w:type="spellEnd"/>
+      <w:r>
+        <w:rPr>
+          <w:rFonts w:ascii="Times New Roman" w:hAnsi="Times New Roman" w:cs="Times New Roman"/>
+        </w:rPr>
+        <w:t xml:space="preserve">, </w:t>
+      </w:r>
+      <w:proofErr w:type="spellStart"/>
+      <w:r>
+        <w:rPr>
+          <w:rFonts w:ascii="Times New Roman" w:hAnsi="Times New Roman" w:cs="Times New Roman"/>
+        </w:rPr>
+        <w:t>pemanggilan</w:t>
+      </w:r>
+      <w:proofErr w:type="spellEnd"/>
+      <w:r>
+        <w:rPr>
+          <w:rFonts w:ascii="Times New Roman" w:hAnsi="Times New Roman" w:cs="Times New Roman"/>
+        </w:rPr>
+        <w:t xml:space="preserve"> </w:t>
+      </w:r>
+      <w:proofErr w:type="spellStart"/>
+      <w:r>
+        <w:rPr>
+          <w:rFonts w:ascii="Times New Roman" w:hAnsi="Times New Roman" w:cs="Times New Roman"/>
+        </w:rPr>
+        <w:t>tetap</w:t>
+      </w:r>
+      <w:proofErr w:type="spellEnd"/>
+      <w:r>
+        <w:rPr>
+          <w:rFonts w:ascii="Times New Roman" w:hAnsi="Times New Roman" w:cs="Times New Roman"/>
+        </w:rPr>
+        <w:t xml:space="preserve"> </w:t>
+      </w:r>
+      <w:proofErr w:type="spellStart"/>
+      <w:r>
+        <w:rPr>
+          <w:rFonts w:ascii="Times New Roman" w:hAnsi="Times New Roman" w:cs="Times New Roman"/>
+        </w:rPr>
+        <w:t>bisa</w:t>
+      </w:r>
+      <w:proofErr w:type="spellEnd"/>
+      <w:r>
+        <w:rPr>
+          <w:rFonts w:ascii="Times New Roman" w:hAnsi="Times New Roman" w:cs="Times New Roman"/>
+        </w:rPr>
+        <w:t xml:space="preserve"> </w:t>
+      </w:r>
+      <w:proofErr w:type="spellStart"/>
+      <w:r>
+        <w:rPr>
+          <w:rFonts w:ascii="Times New Roman" w:hAnsi="Times New Roman" w:cs="Times New Roman"/>
+        </w:rPr>
+        <w:t>dilakukan</w:t>
+      </w:r>
+      <w:proofErr w:type="spellEnd"/>
+      <w:r>
+        <w:rPr>
+          <w:rFonts w:ascii="Times New Roman" w:hAnsi="Times New Roman" w:cs="Times New Roman"/>
+        </w:rPr>
+        <w:t xml:space="preserve"> </w:t>
+      </w:r>
+      <w:proofErr w:type="spellStart"/>
+      <w:r>
+        <w:rPr>
+          <w:rFonts w:ascii="Times New Roman" w:hAnsi="Times New Roman" w:cs="Times New Roman"/>
+        </w:rPr>
+        <w:t>karena</w:t>
+      </w:r>
+      <w:proofErr w:type="spellEnd"/>
+      <w:r>
+        <w:rPr>
+          <w:rFonts w:ascii="Times New Roman" w:hAnsi="Times New Roman" w:cs="Times New Roman"/>
+        </w:rPr>
+        <w:t xml:space="preserve"> Java </w:t>
+      </w:r>
+      <w:proofErr w:type="spellStart"/>
+      <w:r>
+        <w:rPr>
+          <w:rFonts w:ascii="Times New Roman" w:hAnsi="Times New Roman" w:cs="Times New Roman"/>
+        </w:rPr>
+        <w:t>secara</w:t>
+      </w:r>
+      <w:proofErr w:type="spellEnd"/>
+      <w:r>
+        <w:rPr>
+          <w:rFonts w:ascii="Times New Roman" w:hAnsi="Times New Roman" w:cs="Times New Roman"/>
+        </w:rPr>
+        <w:t xml:space="preserve"> </w:t>
+      </w:r>
+      <w:proofErr w:type="spellStart"/>
+      <w:r>
+        <w:rPr>
+          <w:rFonts w:ascii="Times New Roman" w:hAnsi="Times New Roman" w:cs="Times New Roman"/>
+        </w:rPr>
+        <w:t>otomatis</w:t>
+      </w:r>
+      <w:proofErr w:type="spellEnd"/>
+      <w:r>
+        <w:rPr>
+          <w:rFonts w:ascii="Times New Roman" w:hAnsi="Times New Roman" w:cs="Times New Roman"/>
+        </w:rPr>
+        <w:t xml:space="preserve"> </w:t>
+      </w:r>
+      <w:proofErr w:type="spellStart"/>
+      <w:r>
+        <w:rPr>
+          <w:rFonts w:ascii="Times New Roman" w:hAnsi="Times New Roman" w:cs="Times New Roman"/>
+        </w:rPr>
+        <w:t>menyediakan</w:t>
+      </w:r>
+      <w:proofErr w:type="spellEnd"/>
+      <w:r>
+        <w:rPr>
+          <w:rFonts w:ascii="Times New Roman" w:hAnsi="Times New Roman" w:cs="Times New Roman"/>
+        </w:rPr>
+        <w:t xml:space="preserve"> </w:t>
       </w:r>
       <w:r>
         <w:rPr>
@@ -543,7 +2200,161 @@
         <w:rPr>
           <w:rFonts w:ascii="Times New Roman" w:hAnsi="Times New Roman" w:cs="Times New Roman"/>
         </w:rPr>
-        <w:t xml:space="preserve"> (konstruktor tanpa parameter) jika pembuat program tidak menuliskan konstruktor sama sekali dalam sebuah </w:t>
+        <w:t xml:space="preserve"> (</w:t>
+      </w:r>
+      <w:proofErr w:type="spellStart"/>
+      <w:r>
+        <w:rPr>
+          <w:rFonts w:ascii="Times New Roman" w:hAnsi="Times New Roman" w:cs="Times New Roman"/>
+        </w:rPr>
+        <w:t>konstruktor</w:t>
+      </w:r>
+      <w:proofErr w:type="spellEnd"/>
+      <w:r>
+        <w:rPr>
+          <w:rFonts w:ascii="Times New Roman" w:hAnsi="Times New Roman" w:cs="Times New Roman"/>
+        </w:rPr>
+        <w:t xml:space="preserve"> </w:t>
+      </w:r>
+      <w:proofErr w:type="spellStart"/>
+      <w:r>
+        <w:rPr>
+          <w:rFonts w:ascii="Times New Roman" w:hAnsi="Times New Roman" w:cs="Times New Roman"/>
+        </w:rPr>
+        <w:t>tanpa</w:t>
+      </w:r>
+      <w:proofErr w:type="spellEnd"/>
+      <w:r>
+        <w:rPr>
+          <w:rFonts w:ascii="Times New Roman" w:hAnsi="Times New Roman" w:cs="Times New Roman"/>
+        </w:rPr>
+        <w:t xml:space="preserve"> parameter) </w:t>
+      </w:r>
+      <w:proofErr w:type="spellStart"/>
+      <w:r>
+        <w:rPr>
+          <w:rFonts w:ascii="Times New Roman" w:hAnsi="Times New Roman" w:cs="Times New Roman"/>
+        </w:rPr>
+        <w:t>jika</w:t>
+      </w:r>
+      <w:proofErr w:type="spellEnd"/>
+      <w:r>
+        <w:rPr>
+          <w:rFonts w:ascii="Times New Roman" w:hAnsi="Times New Roman" w:cs="Times New Roman"/>
+        </w:rPr>
+        <w:t xml:space="preserve"> </w:t>
+      </w:r>
+      <w:proofErr w:type="spellStart"/>
+      <w:r>
+        <w:rPr>
+          <w:rFonts w:ascii="Times New Roman" w:hAnsi="Times New Roman" w:cs="Times New Roman"/>
+        </w:rPr>
+        <w:t>pembuat</w:t>
+      </w:r>
+      <w:proofErr w:type="spellEnd"/>
+      <w:r>
+        <w:rPr>
+          <w:rFonts w:ascii="Times New Roman" w:hAnsi="Times New Roman" w:cs="Times New Roman"/>
+        </w:rPr>
+        <w:t xml:space="preserve"> program </w:t>
+      </w:r>
+      <w:proofErr w:type="spellStart"/>
+      <w:r>
+        <w:rPr>
+          <w:rFonts w:ascii="Times New Roman" w:hAnsi="Times New Roman" w:cs="Times New Roman"/>
+        </w:rPr>
+        <w:t>tidak</w:t>
+      </w:r>
+      <w:proofErr w:type="spellEnd"/>
+      <w:r>
+        <w:rPr>
+          <w:rFonts w:ascii="Times New Roman" w:hAnsi="Times New Roman" w:cs="Times New Roman"/>
+        </w:rPr>
+        <w:t xml:space="preserve"> </w:t>
+      </w:r>
+      <w:proofErr w:type="spellStart"/>
+      <w:r>
+        <w:rPr>
+          <w:rFonts w:ascii="Times New Roman" w:hAnsi="Times New Roman" w:cs="Times New Roman"/>
+        </w:rPr>
+        <w:t>menuliskan</w:t>
+      </w:r>
+      <w:proofErr w:type="spellEnd"/>
+      <w:r>
+        <w:rPr>
+          <w:rFonts w:ascii="Times New Roman" w:hAnsi="Times New Roman" w:cs="Times New Roman"/>
+        </w:rPr>
+        <w:t xml:space="preserve"> </w:t>
+      </w:r>
+      <w:proofErr w:type="spellStart"/>
+      <w:r>
+        <w:rPr>
+          <w:rFonts w:ascii="Times New Roman" w:hAnsi="Times New Roman" w:cs="Times New Roman"/>
+        </w:rPr>
+        <w:t>konstruktor</w:t>
+      </w:r>
+      <w:proofErr w:type="spellEnd"/>
+      <w:r>
+        <w:rPr>
+          <w:rFonts w:ascii="Times New Roman" w:hAnsi="Times New Roman" w:cs="Times New Roman"/>
+        </w:rPr>
+        <w:t xml:space="preserve"> </w:t>
+      </w:r>
+      <w:proofErr w:type="spellStart"/>
+      <w:r>
+        <w:rPr>
+          <w:rFonts w:ascii="Times New Roman" w:hAnsi="Times New Roman" w:cs="Times New Roman"/>
+        </w:rPr>
+        <w:t>sama</w:t>
+      </w:r>
+      <w:proofErr w:type="spellEnd"/>
+      <w:r>
+        <w:rPr>
+          <w:rFonts w:ascii="Times New Roman" w:hAnsi="Times New Roman" w:cs="Times New Roman"/>
+        </w:rPr>
+        <w:t xml:space="preserve"> </w:t>
+      </w:r>
+      <w:proofErr w:type="spellStart"/>
+      <w:r>
+        <w:rPr>
+          <w:rFonts w:ascii="Times New Roman" w:hAnsi="Times New Roman" w:cs="Times New Roman"/>
+        </w:rPr>
+        <w:t>sekali</w:t>
+      </w:r>
+      <w:proofErr w:type="spellEnd"/>
+      <w:r>
+        <w:rPr>
+          <w:rFonts w:ascii="Times New Roman" w:hAnsi="Times New Roman" w:cs="Times New Roman"/>
+        </w:rPr>
+        <w:t xml:space="preserve"> </w:t>
+      </w:r>
+      <w:proofErr w:type="spellStart"/>
+      <w:r>
+        <w:rPr>
+          <w:rFonts w:ascii="Times New Roman" w:hAnsi="Times New Roman" w:cs="Times New Roman"/>
+        </w:rPr>
+        <w:t>dalam</w:t>
+      </w:r>
+      <w:proofErr w:type="spellEnd"/>
+      <w:r>
+        <w:rPr>
+          <w:rFonts w:ascii="Times New Roman" w:hAnsi="Times New Roman" w:cs="Times New Roman"/>
+        </w:rPr>
+        <w:t xml:space="preserve"> </w:t>
+      </w:r>
+      <w:proofErr w:type="spellStart"/>
+      <w:r>
+        <w:rPr>
+          <w:rFonts w:ascii="Times New Roman" w:hAnsi="Times New Roman" w:cs="Times New Roman"/>
+        </w:rPr>
+        <w:t>sebuah</w:t>
+      </w:r>
+      <w:proofErr w:type="spellEnd"/>
+      <w:r>
+        <w:rPr>
+          <w:rFonts w:ascii="Times New Roman" w:hAnsi="Times New Roman" w:cs="Times New Roman"/>
+        </w:rPr>
+        <w:t xml:space="preserve"> </w:t>
       </w:r>
       <w:r>
         <w:rPr>
@@ -580,7 +2391,55 @@
           <w:rFonts w:ascii="Times New Roman" w:hAnsi="Times New Roman" w:cs="Times New Roman"/>
           <w:lang w:val="en-US"/>
         </w:rPr>
-        <w:t>Apa yang dilakukan oleh kode program berikut?</w:t>
+        <w:t xml:space="preserve">Apa yang </w:t>
+      </w:r>
+      <w:proofErr w:type="spellStart"/>
+      <w:r>
+        <w:rPr>
+          <w:rFonts w:ascii="Times New Roman" w:hAnsi="Times New Roman" w:cs="Times New Roman"/>
+          <w:lang w:val="en-US"/>
+        </w:rPr>
+        <w:t>dilakukan</w:t>
+      </w:r>
+      <w:proofErr w:type="spellEnd"/>
+      <w:r>
+        <w:rPr>
+          <w:rFonts w:ascii="Times New Roman" w:hAnsi="Times New Roman" w:cs="Times New Roman"/>
+          <w:lang w:val="en-US"/>
+        </w:rPr>
+        <w:t xml:space="preserve"> oleh </w:t>
+      </w:r>
+      <w:proofErr w:type="spellStart"/>
+      <w:r>
+        <w:rPr>
+          <w:rFonts w:ascii="Times New Roman" w:hAnsi="Times New Roman" w:cs="Times New Roman"/>
+          <w:lang w:val="en-US"/>
+        </w:rPr>
+        <w:t>kode</w:t>
+      </w:r>
+      <w:proofErr w:type="spellEnd"/>
+      <w:r>
+        <w:rPr>
+          <w:rFonts w:ascii="Times New Roman" w:hAnsi="Times New Roman" w:cs="Times New Roman"/>
+          <w:lang w:val="en-US"/>
+        </w:rPr>
+        <w:t xml:space="preserve"> program </w:t>
+      </w:r>
+      <w:proofErr w:type="spellStart"/>
+      <w:r>
+        <w:rPr>
+          <w:rFonts w:ascii="Times New Roman" w:hAnsi="Times New Roman" w:cs="Times New Roman"/>
+          <w:lang w:val="en-US"/>
+        </w:rPr>
+        <w:t>berikut</w:t>
+      </w:r>
+      <w:proofErr w:type="spellEnd"/>
+      <w:r>
+        <w:rPr>
+          <w:rFonts w:ascii="Times New Roman" w:hAnsi="Times New Roman" w:cs="Times New Roman"/>
+          <w:lang w:val="en-US"/>
+        </w:rPr>
+        <w:t>?</w:t>
       </w:r>
     </w:p>
     <w:p>
@@ -606,7 +2465,189 @@
         <w:rPr>
           <w:rFonts w:ascii="Times New Roman" w:hAnsi="Times New Roman" w:cs="Times New Roman"/>
         </w:rPr>
-        <w:t xml:space="preserve"> Kode tersebut melakukan dua hal utama: pertama, membuat objek baru menggunakan kata kunci new untuk mengisi elemen </w:t>
+        <w:t xml:space="preserve"> Kode </w:t>
+      </w:r>
+      <w:proofErr w:type="spellStart"/>
+      <w:r>
+        <w:rPr>
+          <w:rFonts w:ascii="Times New Roman" w:hAnsi="Times New Roman" w:cs="Times New Roman"/>
+        </w:rPr>
+        <w:t>tersebut</w:t>
+      </w:r>
+      <w:proofErr w:type="spellEnd"/>
+      <w:r>
+        <w:rPr>
+          <w:rFonts w:ascii="Times New Roman" w:hAnsi="Times New Roman" w:cs="Times New Roman"/>
+        </w:rPr>
+        <w:t xml:space="preserve"> </w:t>
+      </w:r>
+      <w:proofErr w:type="spellStart"/>
+      <w:r>
+        <w:rPr>
+          <w:rFonts w:ascii="Times New Roman" w:hAnsi="Times New Roman" w:cs="Times New Roman"/>
+        </w:rPr>
+        <w:t>melakukan</w:t>
+      </w:r>
+      <w:proofErr w:type="spellEnd"/>
+      <w:r>
+        <w:rPr>
+          <w:rFonts w:ascii="Times New Roman" w:hAnsi="Times New Roman" w:cs="Times New Roman"/>
+        </w:rPr>
+        <w:t xml:space="preserve"> dua </w:t>
+      </w:r>
+      <w:proofErr w:type="spellStart"/>
+      <w:r>
+        <w:rPr>
+          <w:rFonts w:ascii="Times New Roman" w:hAnsi="Times New Roman" w:cs="Times New Roman"/>
+        </w:rPr>
+        <w:t>hal</w:t>
+      </w:r>
+      <w:proofErr w:type="spellEnd"/>
+      <w:r>
+        <w:rPr>
+          <w:rFonts w:ascii="Times New Roman" w:hAnsi="Times New Roman" w:cs="Times New Roman"/>
+        </w:rPr>
+        <w:t xml:space="preserve"> </w:t>
+      </w:r>
+      <w:proofErr w:type="spellStart"/>
+      <w:r>
+        <w:rPr>
+          <w:rFonts w:ascii="Times New Roman" w:hAnsi="Times New Roman" w:cs="Times New Roman"/>
+        </w:rPr>
+        <w:t>utama</w:t>
+      </w:r>
+      <w:proofErr w:type="spellEnd"/>
+      <w:r>
+        <w:rPr>
+          <w:rFonts w:ascii="Times New Roman" w:hAnsi="Times New Roman" w:cs="Times New Roman"/>
+        </w:rPr>
+        <w:t xml:space="preserve">: </w:t>
+      </w:r>
+      <w:proofErr w:type="spellStart"/>
+      <w:r>
+        <w:rPr>
+          <w:rFonts w:ascii="Times New Roman" w:hAnsi="Times New Roman" w:cs="Times New Roman"/>
+        </w:rPr>
+        <w:t>pertama</w:t>
+      </w:r>
+      <w:proofErr w:type="spellEnd"/>
+      <w:r>
+        <w:rPr>
+          <w:rFonts w:ascii="Times New Roman" w:hAnsi="Times New Roman" w:cs="Times New Roman"/>
+        </w:rPr>
+        <w:t xml:space="preserve">, </w:t>
+      </w:r>
+      <w:proofErr w:type="spellStart"/>
+      <w:r>
+        <w:rPr>
+          <w:rFonts w:ascii="Times New Roman" w:hAnsi="Times New Roman" w:cs="Times New Roman"/>
+        </w:rPr>
+        <w:t>membuat</w:t>
+      </w:r>
+      <w:proofErr w:type="spellEnd"/>
+      <w:r>
+        <w:rPr>
+          <w:rFonts w:ascii="Times New Roman" w:hAnsi="Times New Roman" w:cs="Times New Roman"/>
+        </w:rPr>
+        <w:t xml:space="preserve"> </w:t>
+      </w:r>
+      <w:proofErr w:type="spellStart"/>
+      <w:r>
+        <w:rPr>
+          <w:rFonts w:ascii="Times New Roman" w:hAnsi="Times New Roman" w:cs="Times New Roman"/>
+        </w:rPr>
+        <w:t>objek</w:t>
+      </w:r>
+      <w:proofErr w:type="spellEnd"/>
+      <w:r>
+        <w:rPr>
+          <w:rFonts w:ascii="Times New Roman" w:hAnsi="Times New Roman" w:cs="Times New Roman"/>
+        </w:rPr>
+        <w:t xml:space="preserve"> </w:t>
+      </w:r>
+      <w:proofErr w:type="spellStart"/>
+      <w:r>
+        <w:rPr>
+          <w:rFonts w:ascii="Times New Roman" w:hAnsi="Times New Roman" w:cs="Times New Roman"/>
+        </w:rPr>
+        <w:t>baru</w:t>
+      </w:r>
+      <w:proofErr w:type="spellEnd"/>
+      <w:r>
+        <w:rPr>
+          <w:rFonts w:ascii="Times New Roman" w:hAnsi="Times New Roman" w:cs="Times New Roman"/>
+        </w:rPr>
+        <w:t xml:space="preserve"> </w:t>
+      </w:r>
+      <w:proofErr w:type="spellStart"/>
+      <w:r>
+        <w:rPr>
+          <w:rFonts w:ascii="Times New Roman" w:hAnsi="Times New Roman" w:cs="Times New Roman"/>
+        </w:rPr>
+        <w:t>menggunakan</w:t>
+      </w:r>
+      <w:proofErr w:type="spellEnd"/>
+      <w:r>
+        <w:rPr>
+          <w:rFonts w:ascii="Times New Roman" w:hAnsi="Times New Roman" w:cs="Times New Roman"/>
+        </w:rPr>
+        <w:t xml:space="preserve"> kata </w:t>
+      </w:r>
+      <w:proofErr w:type="spellStart"/>
+      <w:r>
+        <w:rPr>
+          <w:rFonts w:ascii="Times New Roman" w:hAnsi="Times New Roman" w:cs="Times New Roman"/>
+        </w:rPr>
+        <w:t>kunci</w:t>
+      </w:r>
+      <w:proofErr w:type="spellEnd"/>
+      <w:r>
+        <w:rPr>
+          <w:rFonts w:ascii="Times New Roman" w:hAnsi="Times New Roman" w:cs="Times New Roman"/>
+        </w:rPr>
+        <w:t xml:space="preserve"> new </w:t>
+      </w:r>
+      <w:proofErr w:type="spellStart"/>
+      <w:r>
+        <w:rPr>
+          <w:rFonts w:ascii="Times New Roman" w:hAnsi="Times New Roman" w:cs="Times New Roman"/>
+        </w:rPr>
+        <w:t>untuk</w:t>
+      </w:r>
+      <w:proofErr w:type="spellEnd"/>
+      <w:r>
+        <w:rPr>
+          <w:rFonts w:ascii="Times New Roman" w:hAnsi="Times New Roman" w:cs="Times New Roman"/>
+        </w:rPr>
+        <w:t xml:space="preserve"> </w:t>
+      </w:r>
+      <w:proofErr w:type="spellStart"/>
+      <w:r>
+        <w:rPr>
+          <w:rFonts w:ascii="Times New Roman" w:hAnsi="Times New Roman" w:cs="Times New Roman"/>
+        </w:rPr>
+        <w:t>mengisi</w:t>
+      </w:r>
+      <w:proofErr w:type="spellEnd"/>
+      <w:r>
+        <w:rPr>
+          <w:rFonts w:ascii="Times New Roman" w:hAnsi="Times New Roman" w:cs="Times New Roman"/>
+        </w:rPr>
+        <w:t xml:space="preserve"> </w:t>
+      </w:r>
+      <w:proofErr w:type="spellStart"/>
+      <w:r>
+        <w:rPr>
+          <w:rFonts w:ascii="Times New Roman" w:hAnsi="Times New Roman" w:cs="Times New Roman"/>
+        </w:rPr>
+        <w:t>elemen</w:t>
+      </w:r>
+      <w:proofErr w:type="spellEnd"/>
+      <w:r>
+        <w:rPr>
+          <w:rFonts w:ascii="Times New Roman" w:hAnsi="Times New Roman" w:cs="Times New Roman"/>
+        </w:rPr>
+        <w:t xml:space="preserve"> </w:t>
       </w:r>
       <w:r>
         <w:rPr>
@@ -620,8 +2661,290 @@
         <w:rPr>
           <w:rFonts w:ascii="Times New Roman" w:hAnsi="Times New Roman" w:cs="Times New Roman"/>
         </w:rPr>
-        <w:t xml:space="preserve"> pada indeks tertentu (misal: arrayOfMahasiswa[0]). Kedua, mengisi data ke dalam atribut-atribut objek tersebut (seperti nim, nama, kelas, dan ipk) secara langsung melalui akses operator titik (.) .</w:t>
-      </w:r>
+        <w:t xml:space="preserve"> pada </w:t>
+      </w:r>
+      <w:proofErr w:type="spellStart"/>
+      <w:r>
+        <w:rPr>
+          <w:rFonts w:ascii="Times New Roman" w:hAnsi="Times New Roman" w:cs="Times New Roman"/>
+        </w:rPr>
+        <w:t>indeks</w:t>
+      </w:r>
+      <w:proofErr w:type="spellEnd"/>
+      <w:r>
+        <w:rPr>
+          <w:rFonts w:ascii="Times New Roman" w:hAnsi="Times New Roman" w:cs="Times New Roman"/>
+        </w:rPr>
+        <w:t xml:space="preserve"> </w:t>
+      </w:r>
+      <w:proofErr w:type="spellStart"/>
+      <w:r>
+        <w:rPr>
+          <w:rFonts w:ascii="Times New Roman" w:hAnsi="Times New Roman" w:cs="Times New Roman"/>
+        </w:rPr>
+        <w:t>tertentu</w:t>
+      </w:r>
+      <w:proofErr w:type="spellEnd"/>
+      <w:r>
+        <w:rPr>
+          <w:rFonts w:ascii="Times New Roman" w:hAnsi="Times New Roman" w:cs="Times New Roman"/>
+        </w:rPr>
+        <w:t xml:space="preserve"> (</w:t>
+      </w:r>
+      <w:proofErr w:type="spellStart"/>
+      <w:r>
+        <w:rPr>
+          <w:rFonts w:ascii="Times New Roman" w:hAnsi="Times New Roman" w:cs="Times New Roman"/>
+        </w:rPr>
+        <w:t>misal</w:t>
+      </w:r>
+      <w:proofErr w:type="spellEnd"/>
+      <w:r>
+        <w:rPr>
+          <w:rFonts w:ascii="Times New Roman" w:hAnsi="Times New Roman" w:cs="Times New Roman"/>
+        </w:rPr>
+        <w:t xml:space="preserve">: </w:t>
+      </w:r>
+      <w:proofErr w:type="spellStart"/>
+      <w:proofErr w:type="gramStart"/>
+      <w:r>
+        <w:rPr>
+          <w:rFonts w:ascii="Times New Roman" w:hAnsi="Times New Roman" w:cs="Times New Roman"/>
+        </w:rPr>
+        <w:t>arrayOfMahasiswa</w:t>
+      </w:r>
+      <w:proofErr w:type="spellEnd"/>
+      <w:r>
+        <w:rPr>
+          <w:rFonts w:ascii="Times New Roman" w:hAnsi="Times New Roman" w:cs="Times New Roman"/>
+        </w:rPr>
+        <w:t>[</w:t>
+      </w:r>
+      <w:proofErr w:type="gramEnd"/>
+      <w:r>
+        <w:rPr>
+          <w:rFonts w:ascii="Times New Roman" w:hAnsi="Times New Roman" w:cs="Times New Roman"/>
+        </w:rPr>
+        <w:t xml:space="preserve">0]). </w:t>
+      </w:r>
+      <w:proofErr w:type="spellStart"/>
+      <w:r>
+        <w:rPr>
+          <w:rFonts w:ascii="Times New Roman" w:hAnsi="Times New Roman" w:cs="Times New Roman"/>
+        </w:rPr>
+        <w:t>Kedua</w:t>
+      </w:r>
+      <w:proofErr w:type="spellEnd"/>
+      <w:r>
+        <w:rPr>
+          <w:rFonts w:ascii="Times New Roman" w:hAnsi="Times New Roman" w:cs="Times New Roman"/>
+        </w:rPr>
+        <w:t xml:space="preserve">, </w:t>
+      </w:r>
+      <w:proofErr w:type="spellStart"/>
+      <w:r>
+        <w:rPr>
+          <w:rFonts w:ascii="Times New Roman" w:hAnsi="Times New Roman" w:cs="Times New Roman"/>
+        </w:rPr>
+        <w:t>mengisi</w:t>
+      </w:r>
+      <w:proofErr w:type="spellEnd"/>
+      <w:r>
+        <w:rPr>
+          <w:rFonts w:ascii="Times New Roman" w:hAnsi="Times New Roman" w:cs="Times New Roman"/>
+        </w:rPr>
+        <w:t xml:space="preserve"> data </w:t>
+      </w:r>
+      <w:proofErr w:type="spellStart"/>
+      <w:r>
+        <w:rPr>
+          <w:rFonts w:ascii="Times New Roman" w:hAnsi="Times New Roman" w:cs="Times New Roman"/>
+        </w:rPr>
+        <w:t>ke</w:t>
+      </w:r>
+      <w:proofErr w:type="spellEnd"/>
+      <w:r>
+        <w:rPr>
+          <w:rFonts w:ascii="Times New Roman" w:hAnsi="Times New Roman" w:cs="Times New Roman"/>
+        </w:rPr>
+        <w:t xml:space="preserve"> </w:t>
+      </w:r>
+      <w:proofErr w:type="spellStart"/>
+      <w:r>
+        <w:rPr>
+          <w:rFonts w:ascii="Times New Roman" w:hAnsi="Times New Roman" w:cs="Times New Roman"/>
+        </w:rPr>
+        <w:t>dalam</w:t>
+      </w:r>
+      <w:proofErr w:type="spellEnd"/>
+      <w:r>
+        <w:rPr>
+          <w:rFonts w:ascii="Times New Roman" w:hAnsi="Times New Roman" w:cs="Times New Roman"/>
+        </w:rPr>
+        <w:t xml:space="preserve"> </w:t>
+      </w:r>
+      <w:proofErr w:type="spellStart"/>
+      <w:r>
+        <w:rPr>
+          <w:rFonts w:ascii="Times New Roman" w:hAnsi="Times New Roman" w:cs="Times New Roman"/>
+        </w:rPr>
+        <w:t>atribut-atribut</w:t>
+      </w:r>
+      <w:proofErr w:type="spellEnd"/>
+      <w:r>
+        <w:rPr>
+          <w:rFonts w:ascii="Times New Roman" w:hAnsi="Times New Roman" w:cs="Times New Roman"/>
+        </w:rPr>
+        <w:t xml:space="preserve"> </w:t>
+      </w:r>
+      <w:proofErr w:type="spellStart"/>
+      <w:r>
+        <w:rPr>
+          <w:rFonts w:ascii="Times New Roman" w:hAnsi="Times New Roman" w:cs="Times New Roman"/>
+        </w:rPr>
+        <w:t>objek</w:t>
+      </w:r>
+      <w:proofErr w:type="spellEnd"/>
+      <w:r>
+        <w:rPr>
+          <w:rFonts w:ascii="Times New Roman" w:hAnsi="Times New Roman" w:cs="Times New Roman"/>
+        </w:rPr>
+        <w:t xml:space="preserve"> </w:t>
+      </w:r>
+      <w:proofErr w:type="spellStart"/>
+      <w:r>
+        <w:rPr>
+          <w:rFonts w:ascii="Times New Roman" w:hAnsi="Times New Roman" w:cs="Times New Roman"/>
+        </w:rPr>
+        <w:t>tersebut</w:t>
+      </w:r>
+      <w:proofErr w:type="spellEnd"/>
+      <w:r>
+        <w:rPr>
+          <w:rFonts w:ascii="Times New Roman" w:hAnsi="Times New Roman" w:cs="Times New Roman"/>
+        </w:rPr>
+        <w:t xml:space="preserve"> (</w:t>
+      </w:r>
+      <w:proofErr w:type="spellStart"/>
+      <w:r>
+        <w:rPr>
+          <w:rFonts w:ascii="Times New Roman" w:hAnsi="Times New Roman" w:cs="Times New Roman"/>
+        </w:rPr>
+        <w:t>seperti</w:t>
+      </w:r>
+      <w:proofErr w:type="spellEnd"/>
+      <w:r>
+        <w:rPr>
+          <w:rFonts w:ascii="Times New Roman" w:hAnsi="Times New Roman" w:cs="Times New Roman"/>
+        </w:rPr>
+        <w:t xml:space="preserve"> nim, nama, </w:t>
+      </w:r>
+      <w:proofErr w:type="spellStart"/>
+      <w:r>
+        <w:rPr>
+          <w:rFonts w:ascii="Times New Roman" w:hAnsi="Times New Roman" w:cs="Times New Roman"/>
+        </w:rPr>
+        <w:t>kelas</w:t>
+      </w:r>
+      <w:proofErr w:type="spellEnd"/>
+      <w:r>
+        <w:rPr>
+          <w:rFonts w:ascii="Times New Roman" w:hAnsi="Times New Roman" w:cs="Times New Roman"/>
+        </w:rPr>
+        <w:t xml:space="preserve">, dan </w:t>
+      </w:r>
+      <w:proofErr w:type="spellStart"/>
+      <w:r>
+        <w:rPr>
+          <w:rFonts w:ascii="Times New Roman" w:hAnsi="Times New Roman" w:cs="Times New Roman"/>
+        </w:rPr>
+        <w:t>ipk</w:t>
+      </w:r>
+      <w:proofErr w:type="spellEnd"/>
+      <w:r>
+        <w:rPr>
+          <w:rFonts w:ascii="Times New Roman" w:hAnsi="Times New Roman" w:cs="Times New Roman"/>
+        </w:rPr>
+        <w:t xml:space="preserve">) </w:t>
+      </w:r>
+      <w:proofErr w:type="spellStart"/>
+      <w:r>
+        <w:rPr>
+          <w:rFonts w:ascii="Times New Roman" w:hAnsi="Times New Roman" w:cs="Times New Roman"/>
+        </w:rPr>
+        <w:t>secara</w:t>
+      </w:r>
+      <w:proofErr w:type="spellEnd"/>
+      <w:r>
+        <w:rPr>
+          <w:rFonts w:ascii="Times New Roman" w:hAnsi="Times New Roman" w:cs="Times New Roman"/>
+        </w:rPr>
+        <w:t xml:space="preserve"> </w:t>
+      </w:r>
+      <w:proofErr w:type="spellStart"/>
+      <w:r>
+        <w:rPr>
+          <w:rFonts w:ascii="Times New Roman" w:hAnsi="Times New Roman" w:cs="Times New Roman"/>
+        </w:rPr>
+        <w:t>langsung</w:t>
+      </w:r>
+      <w:proofErr w:type="spellEnd"/>
+      <w:r>
+        <w:rPr>
+          <w:rFonts w:ascii="Times New Roman" w:hAnsi="Times New Roman" w:cs="Times New Roman"/>
+        </w:rPr>
+        <w:t xml:space="preserve"> </w:t>
+      </w:r>
+      <w:proofErr w:type="spellStart"/>
+      <w:r>
+        <w:rPr>
+          <w:rFonts w:ascii="Times New Roman" w:hAnsi="Times New Roman" w:cs="Times New Roman"/>
+        </w:rPr>
+        <w:t>melalui</w:t>
+      </w:r>
+      <w:proofErr w:type="spellEnd"/>
+      <w:r>
+        <w:rPr>
+          <w:rFonts w:ascii="Times New Roman" w:hAnsi="Times New Roman" w:cs="Times New Roman"/>
+        </w:rPr>
+        <w:t xml:space="preserve"> </w:t>
+      </w:r>
+      <w:proofErr w:type="spellStart"/>
+      <w:r>
+        <w:rPr>
+          <w:rFonts w:ascii="Times New Roman" w:hAnsi="Times New Roman" w:cs="Times New Roman"/>
+        </w:rPr>
+        <w:t>akses</w:t>
+      </w:r>
+      <w:proofErr w:type="spellEnd"/>
+      <w:r>
+        <w:rPr>
+          <w:rFonts w:ascii="Times New Roman" w:hAnsi="Times New Roman" w:cs="Times New Roman"/>
+        </w:rPr>
+        <w:t xml:space="preserve"> operator </w:t>
+      </w:r>
+      <w:proofErr w:type="spellStart"/>
+      <w:r>
+        <w:rPr>
+          <w:rFonts w:ascii="Times New Roman" w:hAnsi="Times New Roman" w:cs="Times New Roman"/>
+        </w:rPr>
+        <w:t>titik</w:t>
+      </w:r>
+      <w:proofErr w:type="spellEnd"/>
+      <w:r>
+        <w:rPr>
+          <w:rFonts w:ascii="Times New Roman" w:hAnsi="Times New Roman" w:cs="Times New Roman"/>
+        </w:rPr>
+        <w:t xml:space="preserve"> </w:t>
+      </w:r>
+      <w:proofErr w:type="gramStart"/>
+      <w:r>
+        <w:rPr>
+          <w:rFonts w:ascii="Times New Roman" w:hAnsi="Times New Roman" w:cs="Times New Roman"/>
+        </w:rPr>
+        <w:t>(.) .</w:t>
+      </w:r>
+      <w:proofErr w:type="gramEnd"/>
     </w:p>
     <w:p>
       <w:pPr>
@@ -635,6 +2958,7 @@
       <w:r>
         <w:rPr>
           <w:rFonts w:ascii="Times New Roman" w:hAnsi="Times New Roman" w:cs="Times New Roman"/>
+          <w:noProof/>
           <w:lang w:val="en-US"/>
         </w:rPr>
         <w:drawing>
@@ -689,12 +3013,85 @@
           <w:lang w:val="en-US"/>
         </w:rPr>
       </w:pPr>
-      <w:r>
-        <w:rPr>
-          <w:rFonts w:ascii="Times New Roman" w:hAnsi="Times New Roman" w:cs="Times New Roman"/>
-          <w:lang w:val="en-US"/>
-        </w:rPr>
-        <w:t>Mengapa class Mahasiswa dan MahasiswaDemo dipisahkan pada uji coba 3.2?</w:t>
+      <w:proofErr w:type="spellStart"/>
+      <w:r>
+        <w:rPr>
+          <w:rFonts w:ascii="Times New Roman" w:hAnsi="Times New Roman" w:cs="Times New Roman"/>
+          <w:lang w:val="en-US"/>
+        </w:rPr>
+        <w:t>Mengapa</w:t>
+      </w:r>
+      <w:proofErr w:type="spellEnd"/>
+      <w:r>
+        <w:rPr>
+          <w:rFonts w:ascii="Times New Roman" w:hAnsi="Times New Roman" w:cs="Times New Roman"/>
+          <w:lang w:val="en-US"/>
+        </w:rPr>
+        <w:t xml:space="preserve"> class </w:t>
+      </w:r>
+      <w:proofErr w:type="spellStart"/>
+      <w:r>
+        <w:rPr>
+          <w:rFonts w:ascii="Times New Roman" w:hAnsi="Times New Roman" w:cs="Times New Roman"/>
+          <w:lang w:val="en-US"/>
+        </w:rPr>
+        <w:t>Mahasiswa</w:t>
+      </w:r>
+      <w:proofErr w:type="spellEnd"/>
+      <w:r>
+        <w:rPr>
+          <w:rFonts w:ascii="Times New Roman" w:hAnsi="Times New Roman" w:cs="Times New Roman"/>
+          <w:lang w:val="en-US"/>
+        </w:rPr>
+        <w:t xml:space="preserve"> dan </w:t>
+      </w:r>
+      <w:proofErr w:type="spellStart"/>
+      <w:r>
+        <w:rPr>
+          <w:rFonts w:ascii="Times New Roman" w:hAnsi="Times New Roman" w:cs="Times New Roman"/>
+          <w:lang w:val="en-US"/>
+        </w:rPr>
+        <w:t>MahasiswaDemo</w:t>
+      </w:r>
+      <w:proofErr w:type="spellEnd"/>
+      <w:r>
+        <w:rPr>
+          <w:rFonts w:ascii="Times New Roman" w:hAnsi="Times New Roman" w:cs="Times New Roman"/>
+          <w:lang w:val="en-US"/>
+        </w:rPr>
+        <w:t xml:space="preserve"> </w:t>
+      </w:r>
+      <w:proofErr w:type="spellStart"/>
+      <w:r>
+        <w:rPr>
+          <w:rFonts w:ascii="Times New Roman" w:hAnsi="Times New Roman" w:cs="Times New Roman"/>
+          <w:lang w:val="en-US"/>
+        </w:rPr>
+        <w:t>dipisahkan</w:t>
+      </w:r>
+      <w:proofErr w:type="spellEnd"/>
+      <w:r>
+        <w:rPr>
+          <w:rFonts w:ascii="Times New Roman" w:hAnsi="Times New Roman" w:cs="Times New Roman"/>
+          <w:lang w:val="en-US"/>
+        </w:rPr>
+        <w:t xml:space="preserve"> pada uji </w:t>
+      </w:r>
+      <w:proofErr w:type="spellStart"/>
+      <w:r>
+        <w:rPr>
+          <w:rFonts w:ascii="Times New Roman" w:hAnsi="Times New Roman" w:cs="Times New Roman"/>
+          <w:lang w:val="en-US"/>
+        </w:rPr>
+        <w:t>coba</w:t>
+      </w:r>
+      <w:proofErr w:type="spellEnd"/>
+      <w:r>
+        <w:rPr>
+          <w:rFonts w:ascii="Times New Roman" w:hAnsi="Times New Roman" w:cs="Times New Roman"/>
+          <w:lang w:val="en-US"/>
+        </w:rPr>
+        <w:t xml:space="preserve"> 3.2?</w:t>
       </w:r>
     </w:p>
     <w:p>
@@ -720,16 +3117,138 @@
         <w:rPr>
           <w:rFonts w:ascii="Times New Roman" w:hAnsi="Times New Roman" w:cs="Times New Roman"/>
         </w:rPr>
-        <w:t xml:space="preserve"> Pemisahan ini bertujuan untuk menerapkan konsep </w:t>
-      </w:r>
+        <w:t xml:space="preserve"> </w:t>
+      </w:r>
+      <w:proofErr w:type="spellStart"/>
+      <w:r>
+        <w:rPr>
+          <w:rFonts w:ascii="Times New Roman" w:hAnsi="Times New Roman" w:cs="Times New Roman"/>
+        </w:rPr>
+        <w:t>Pemisahan</w:t>
+      </w:r>
+      <w:proofErr w:type="spellEnd"/>
+      <w:r>
+        <w:rPr>
+          <w:rFonts w:ascii="Times New Roman" w:hAnsi="Times New Roman" w:cs="Times New Roman"/>
+        </w:rPr>
+        <w:t xml:space="preserve"> </w:t>
+      </w:r>
+      <w:proofErr w:type="spellStart"/>
+      <w:r>
+        <w:rPr>
+          <w:rFonts w:ascii="Times New Roman" w:hAnsi="Times New Roman" w:cs="Times New Roman"/>
+        </w:rPr>
+        <w:t>ini</w:t>
+      </w:r>
+      <w:proofErr w:type="spellEnd"/>
+      <w:r>
+        <w:rPr>
+          <w:rFonts w:ascii="Times New Roman" w:hAnsi="Times New Roman" w:cs="Times New Roman"/>
+        </w:rPr>
+        <w:t xml:space="preserve"> </w:t>
+      </w:r>
+      <w:proofErr w:type="spellStart"/>
+      <w:r>
+        <w:rPr>
+          <w:rFonts w:ascii="Times New Roman" w:hAnsi="Times New Roman" w:cs="Times New Roman"/>
+        </w:rPr>
+        <w:t>bertujuan</w:t>
+      </w:r>
+      <w:proofErr w:type="spellEnd"/>
+      <w:r>
+        <w:rPr>
+          <w:rFonts w:ascii="Times New Roman" w:hAnsi="Times New Roman" w:cs="Times New Roman"/>
+        </w:rPr>
+        <w:t xml:space="preserve"> </w:t>
+      </w:r>
+      <w:proofErr w:type="spellStart"/>
+      <w:r>
+        <w:rPr>
+          <w:rFonts w:ascii="Times New Roman" w:hAnsi="Times New Roman" w:cs="Times New Roman"/>
+        </w:rPr>
+        <w:t>untuk</w:t>
+      </w:r>
+      <w:proofErr w:type="spellEnd"/>
+      <w:r>
+        <w:rPr>
+          <w:rFonts w:ascii="Times New Roman" w:hAnsi="Times New Roman" w:cs="Times New Roman"/>
+        </w:rPr>
+        <w:t xml:space="preserve"> </w:t>
+      </w:r>
+      <w:proofErr w:type="spellStart"/>
+      <w:r>
+        <w:rPr>
+          <w:rFonts w:ascii="Times New Roman" w:hAnsi="Times New Roman" w:cs="Times New Roman"/>
+        </w:rPr>
+        <w:t>menerapkan</w:t>
+      </w:r>
+      <w:proofErr w:type="spellEnd"/>
+      <w:r>
+        <w:rPr>
+          <w:rFonts w:ascii="Times New Roman" w:hAnsi="Times New Roman" w:cs="Times New Roman"/>
+        </w:rPr>
+        <w:t xml:space="preserve"> </w:t>
+      </w:r>
+      <w:proofErr w:type="spellStart"/>
+      <w:r>
+        <w:rPr>
+          <w:rFonts w:ascii="Times New Roman" w:hAnsi="Times New Roman" w:cs="Times New Roman"/>
+        </w:rPr>
+        <w:t>konsep</w:t>
+      </w:r>
+      <w:proofErr w:type="spellEnd"/>
+      <w:r>
+        <w:rPr>
+          <w:rFonts w:ascii="Times New Roman" w:hAnsi="Times New Roman" w:cs="Times New Roman"/>
+        </w:rPr>
+        <w:t xml:space="preserve"> </w:t>
+      </w:r>
+      <w:proofErr w:type="spellStart"/>
       <w:r>
         <w:rPr>
           <w:rFonts w:ascii="Times New Roman" w:hAnsi="Times New Roman" w:cs="Times New Roman"/>
           <w:b/>
           <w:bCs/>
         </w:rPr>
-        <w:t>pemisahan tanggung jawab</w:t>
-      </w:r>
+        <w:t>pemisahan</w:t>
+      </w:r>
+      <w:proofErr w:type="spellEnd"/>
+      <w:r>
+        <w:rPr>
+          <w:rFonts w:ascii="Times New Roman" w:hAnsi="Times New Roman" w:cs="Times New Roman"/>
+          <w:b/>
+          <w:bCs/>
+        </w:rPr>
+        <w:t xml:space="preserve"> </w:t>
+      </w:r>
+      <w:proofErr w:type="spellStart"/>
+      <w:r>
+        <w:rPr>
+          <w:rFonts w:ascii="Times New Roman" w:hAnsi="Times New Roman" w:cs="Times New Roman"/>
+          <w:b/>
+          <w:bCs/>
+        </w:rPr>
+        <w:t>tanggung</w:t>
+      </w:r>
+      <w:proofErr w:type="spellEnd"/>
+      <w:r>
+        <w:rPr>
+          <w:rFonts w:ascii="Times New Roman" w:hAnsi="Times New Roman" w:cs="Times New Roman"/>
+          <w:b/>
+          <w:bCs/>
+        </w:rPr>
+        <w:t xml:space="preserve"> </w:t>
+      </w:r>
+      <w:proofErr w:type="spellStart"/>
+      <w:r>
+        <w:rPr>
+          <w:rFonts w:ascii="Times New Roman" w:hAnsi="Times New Roman" w:cs="Times New Roman"/>
+          <w:b/>
+          <w:bCs/>
+        </w:rPr>
+        <w:t>jawab</w:t>
+      </w:r>
+      <w:proofErr w:type="spellEnd"/>
       <w:r>
         <w:rPr>
           <w:rFonts w:ascii="Times New Roman" w:hAnsi="Times New Roman" w:cs="Times New Roman"/>
@@ -762,7 +3281,77 @@
         <w:rPr>
           <w:rFonts w:ascii="Times New Roman" w:hAnsi="Times New Roman" w:cs="Times New Roman"/>
         </w:rPr>
-        <w:t xml:space="preserve"> Mahasiswa berfungsi sebagai cetak biru (</w:t>
+        <w:t xml:space="preserve"> </w:t>
+      </w:r>
+      <w:proofErr w:type="spellStart"/>
+      <w:r>
+        <w:rPr>
+          <w:rFonts w:ascii="Times New Roman" w:hAnsi="Times New Roman" w:cs="Times New Roman"/>
+        </w:rPr>
+        <w:t>Mahasiswa</w:t>
+      </w:r>
+      <w:proofErr w:type="spellEnd"/>
+      <w:r>
+        <w:rPr>
+          <w:rFonts w:ascii="Times New Roman" w:hAnsi="Times New Roman" w:cs="Times New Roman"/>
+        </w:rPr>
+        <w:t xml:space="preserve"> </w:t>
+      </w:r>
+      <w:proofErr w:type="spellStart"/>
+      <w:r>
+        <w:rPr>
+          <w:rFonts w:ascii="Times New Roman" w:hAnsi="Times New Roman" w:cs="Times New Roman"/>
+        </w:rPr>
+        <w:t>berfungsi</w:t>
+      </w:r>
+      <w:proofErr w:type="spellEnd"/>
+      <w:r>
+        <w:rPr>
+          <w:rFonts w:ascii="Times New Roman" w:hAnsi="Times New Roman" w:cs="Times New Roman"/>
+        </w:rPr>
+        <w:t xml:space="preserve"> </w:t>
+      </w:r>
+      <w:proofErr w:type="spellStart"/>
+      <w:r>
+        <w:rPr>
+          <w:rFonts w:ascii="Times New Roman" w:hAnsi="Times New Roman" w:cs="Times New Roman"/>
+        </w:rPr>
+        <w:t>sebagai</w:t>
+      </w:r>
+      <w:proofErr w:type="spellEnd"/>
+      <w:r>
+        <w:rPr>
+          <w:rFonts w:ascii="Times New Roman" w:hAnsi="Times New Roman" w:cs="Times New Roman"/>
+        </w:rPr>
+        <w:t xml:space="preserve"> </w:t>
+      </w:r>
+      <w:proofErr w:type="spellStart"/>
+      <w:r>
+        <w:rPr>
+          <w:rFonts w:ascii="Times New Roman" w:hAnsi="Times New Roman" w:cs="Times New Roman"/>
+        </w:rPr>
+        <w:t>cetak</w:t>
+      </w:r>
+      <w:proofErr w:type="spellEnd"/>
+      <w:r>
+        <w:rPr>
+          <w:rFonts w:ascii="Times New Roman" w:hAnsi="Times New Roman" w:cs="Times New Roman"/>
+        </w:rPr>
+        <w:t xml:space="preserve"> </w:t>
+      </w:r>
+      <w:proofErr w:type="spellStart"/>
+      <w:r>
+        <w:rPr>
+          <w:rFonts w:ascii="Times New Roman" w:hAnsi="Times New Roman" w:cs="Times New Roman"/>
+        </w:rPr>
+        <w:t>biru</w:t>
+      </w:r>
+      <w:proofErr w:type="spellEnd"/>
+      <w:r>
+        <w:rPr>
+          <w:rFonts w:ascii="Times New Roman" w:hAnsi="Times New Roman" w:cs="Times New Roman"/>
+        </w:rPr>
+        <w:t xml:space="preserve"> (</w:t>
       </w:r>
       <w:r>
         <w:rPr>
@@ -776,7 +3365,133 @@
         <w:rPr>
           <w:rFonts w:ascii="Times New Roman" w:hAnsi="Times New Roman" w:cs="Times New Roman"/>
         </w:rPr>
-        <w:t xml:space="preserve">) atau struktur data, sedangkan MahasiswaDemo berfungsi sebagai kelas pengendali atau </w:t>
+        <w:t xml:space="preserve">) </w:t>
+      </w:r>
+      <w:proofErr w:type="spellStart"/>
+      <w:r>
+        <w:rPr>
+          <w:rFonts w:ascii="Times New Roman" w:hAnsi="Times New Roman" w:cs="Times New Roman"/>
+        </w:rPr>
+        <w:t>atau</w:t>
+      </w:r>
+      <w:proofErr w:type="spellEnd"/>
+      <w:r>
+        <w:rPr>
+          <w:rFonts w:ascii="Times New Roman" w:hAnsi="Times New Roman" w:cs="Times New Roman"/>
+        </w:rPr>
+        <w:t xml:space="preserve"> </w:t>
+      </w:r>
+      <w:proofErr w:type="spellStart"/>
+      <w:r>
+        <w:rPr>
+          <w:rFonts w:ascii="Times New Roman" w:hAnsi="Times New Roman" w:cs="Times New Roman"/>
+        </w:rPr>
+        <w:t>struktur</w:t>
+      </w:r>
+      <w:proofErr w:type="spellEnd"/>
+      <w:r>
+        <w:rPr>
+          <w:rFonts w:ascii="Times New Roman" w:hAnsi="Times New Roman" w:cs="Times New Roman"/>
+        </w:rPr>
+        <w:t xml:space="preserve"> data, </w:t>
+      </w:r>
+      <w:proofErr w:type="spellStart"/>
+      <w:r>
+        <w:rPr>
+          <w:rFonts w:ascii="Times New Roman" w:hAnsi="Times New Roman" w:cs="Times New Roman"/>
+        </w:rPr>
+        <w:t>sedangkan</w:t>
+      </w:r>
+      <w:proofErr w:type="spellEnd"/>
+      <w:r>
+        <w:rPr>
+          <w:rFonts w:ascii="Times New Roman" w:hAnsi="Times New Roman" w:cs="Times New Roman"/>
+        </w:rPr>
+        <w:t xml:space="preserve"> </w:t>
+      </w:r>
+      <w:proofErr w:type="spellStart"/>
+      <w:r>
+        <w:rPr>
+          <w:rFonts w:ascii="Times New Roman" w:hAnsi="Times New Roman" w:cs="Times New Roman"/>
+        </w:rPr>
+        <w:t>MahasiswaDemo</w:t>
+      </w:r>
+      <w:proofErr w:type="spellEnd"/>
+      <w:r>
+        <w:rPr>
+          <w:rFonts w:ascii="Times New Roman" w:hAnsi="Times New Roman" w:cs="Times New Roman"/>
+        </w:rPr>
+        <w:t xml:space="preserve"> </w:t>
+      </w:r>
+      <w:proofErr w:type="spellStart"/>
+      <w:r>
+        <w:rPr>
+          <w:rFonts w:ascii="Times New Roman" w:hAnsi="Times New Roman" w:cs="Times New Roman"/>
+        </w:rPr>
+        <w:t>berfungsi</w:t>
+      </w:r>
+      <w:proofErr w:type="spellEnd"/>
+      <w:r>
+        <w:rPr>
+          <w:rFonts w:ascii="Times New Roman" w:hAnsi="Times New Roman" w:cs="Times New Roman"/>
+        </w:rPr>
+        <w:t xml:space="preserve"> </w:t>
+      </w:r>
+      <w:proofErr w:type="spellStart"/>
+      <w:r>
+        <w:rPr>
+          <w:rFonts w:ascii="Times New Roman" w:hAnsi="Times New Roman" w:cs="Times New Roman"/>
+        </w:rPr>
+        <w:t>sebagai</w:t>
+      </w:r>
+      <w:proofErr w:type="spellEnd"/>
+      <w:r>
+        <w:rPr>
+          <w:rFonts w:ascii="Times New Roman" w:hAnsi="Times New Roman" w:cs="Times New Roman"/>
+        </w:rPr>
+        <w:t xml:space="preserve"> </w:t>
+      </w:r>
+      <w:proofErr w:type="spellStart"/>
+      <w:r>
+        <w:rPr>
+          <w:rFonts w:ascii="Times New Roman" w:hAnsi="Times New Roman" w:cs="Times New Roman"/>
+        </w:rPr>
+        <w:t>kelas</w:t>
+      </w:r>
+      <w:proofErr w:type="spellEnd"/>
+      <w:r>
+        <w:rPr>
+          <w:rFonts w:ascii="Times New Roman" w:hAnsi="Times New Roman" w:cs="Times New Roman"/>
+        </w:rPr>
+        <w:t xml:space="preserve"> </w:t>
+      </w:r>
+      <w:proofErr w:type="spellStart"/>
+      <w:r>
+        <w:rPr>
+          <w:rFonts w:ascii="Times New Roman" w:hAnsi="Times New Roman" w:cs="Times New Roman"/>
+        </w:rPr>
+        <w:t>pengendali</w:t>
+      </w:r>
+      <w:proofErr w:type="spellEnd"/>
+      <w:r>
+        <w:rPr>
+          <w:rFonts w:ascii="Times New Roman" w:hAnsi="Times New Roman" w:cs="Times New Roman"/>
+        </w:rPr>
+        <w:t xml:space="preserve"> </w:t>
+      </w:r>
+      <w:proofErr w:type="spellStart"/>
+      <w:r>
+        <w:rPr>
+          <w:rFonts w:ascii="Times New Roman" w:hAnsi="Times New Roman" w:cs="Times New Roman"/>
+        </w:rPr>
+        <w:t>atau</w:t>
+      </w:r>
+      <w:proofErr w:type="spellEnd"/>
+      <w:r>
+        <w:rPr>
+          <w:rFonts w:ascii="Times New Roman" w:hAnsi="Times New Roman" w:cs="Times New Roman"/>
+        </w:rPr>
+        <w:t xml:space="preserve"> </w:t>
       </w:r>
       <w:r>
         <w:rPr>
@@ -790,7 +3505,49 @@
         <w:rPr>
           <w:rFonts w:ascii="Times New Roman" w:hAnsi="Times New Roman" w:cs="Times New Roman"/>
         </w:rPr>
-        <w:t xml:space="preserve"> yang menjalankan logika program (fungsi main)</w:t>
+        <w:t xml:space="preserve"> yang </w:t>
+      </w:r>
+      <w:proofErr w:type="spellStart"/>
+      <w:r>
+        <w:rPr>
+          <w:rFonts w:ascii="Times New Roman" w:hAnsi="Times New Roman" w:cs="Times New Roman"/>
+        </w:rPr>
+        <w:t>menjalankan</w:t>
+      </w:r>
+      <w:proofErr w:type="spellEnd"/>
+      <w:r>
+        <w:rPr>
+          <w:rFonts w:ascii="Times New Roman" w:hAnsi="Times New Roman" w:cs="Times New Roman"/>
+        </w:rPr>
+        <w:t xml:space="preserve"> </w:t>
+      </w:r>
+      <w:proofErr w:type="spellStart"/>
+      <w:r>
+        <w:rPr>
+          <w:rFonts w:ascii="Times New Roman" w:hAnsi="Times New Roman" w:cs="Times New Roman"/>
+        </w:rPr>
+        <w:t>logika</w:t>
+      </w:r>
+      <w:proofErr w:type="spellEnd"/>
+      <w:r>
+        <w:rPr>
+          <w:rFonts w:ascii="Times New Roman" w:hAnsi="Times New Roman" w:cs="Times New Roman"/>
+        </w:rPr>
+        <w:t xml:space="preserve"> program (</w:t>
+      </w:r>
+      <w:proofErr w:type="spellStart"/>
+      <w:r>
+        <w:rPr>
+          <w:rFonts w:ascii="Times New Roman" w:hAnsi="Times New Roman" w:cs="Times New Roman"/>
+        </w:rPr>
+        <w:t>fungsi</w:t>
+      </w:r>
+      <w:proofErr w:type="spellEnd"/>
+      <w:r>
+        <w:rPr>
+          <w:rFonts w:ascii="Times New Roman" w:hAnsi="Times New Roman" w:cs="Times New Roman"/>
+        </w:rPr>
+        <w:t xml:space="preserve"> main)</w:t>
       </w:r>
     </w:p>
     <w:p>
@@ -816,6 +3573,7 @@
           <w:lang w:val="en-US"/>
         </w:rPr>
       </w:pPr>
+      <w:proofErr w:type="spellStart"/>
       <w:r>
         <w:rPr>
           <w:rFonts w:ascii="Times New Roman" w:hAnsi="Times New Roman" w:cs="Times New Roman"/>
@@ -823,7 +3581,17 @@
           <w:bCs/>
           <w:lang w:val="en-US"/>
         </w:rPr>
-        <w:t>Pertanyaan 2</w:t>
+        <w:t>Pertanyaan</w:t>
+      </w:r>
+      <w:proofErr w:type="spellEnd"/>
+      <w:r>
+        <w:rPr>
+          <w:rFonts w:ascii="Times New Roman" w:hAnsi="Times New Roman" w:cs="Times New Roman"/>
+          <w:b/>
+          <w:bCs/>
+          <w:lang w:val="en-US"/>
+        </w:rPr>
+        <w:t xml:space="preserve"> 2</w:t>
       </w:r>
     </w:p>
     <w:p>
@@ -841,26 +3609,194 @@
           <w:lang w:val="en-US"/>
         </w:rPr>
       </w:pPr>
-      <w:r>
-        <w:rPr>
-          <w:rFonts w:ascii="Times New Roman" w:hAnsi="Times New Roman" w:cs="Times New Roman"/>
-          <w:lang w:val="en-US"/>
-        </w:rPr>
-        <w:t>Tambahkan method cetakInfo() pada class Mahasiswa kemudian modifikasi kode program</w:t>
-      </w:r>
-      <w:r>
-        <w:rPr>
-          <w:rFonts w:ascii="Times New Roman" w:hAnsi="Times New Roman" w:cs="Times New Roman"/>
-          <w:lang w:val="en-US"/>
-        </w:rPr>
-        <w:t xml:space="preserve"> </w:t>
-      </w:r>
-      <w:r>
-        <w:rPr>
-          <w:rFonts w:ascii="Times New Roman" w:hAnsi="Times New Roman" w:cs="Times New Roman"/>
-          <w:lang w:val="en-US"/>
-        </w:rPr>
-        <w:t>pada langkah no 3.</w:t>
+      <w:proofErr w:type="spellStart"/>
+      <w:r>
+        <w:rPr>
+          <w:rFonts w:ascii="Times New Roman" w:hAnsi="Times New Roman" w:cs="Times New Roman"/>
+          <w:lang w:val="en-US"/>
+        </w:rPr>
+        <w:t>Tambahkan</w:t>
+      </w:r>
+      <w:proofErr w:type="spellEnd"/>
+      <w:r>
+        <w:rPr>
+          <w:rFonts w:ascii="Times New Roman" w:hAnsi="Times New Roman" w:cs="Times New Roman"/>
+          <w:lang w:val="en-US"/>
+        </w:rPr>
+        <w:t xml:space="preserve"> method </w:t>
+      </w:r>
+      <w:proofErr w:type="spellStart"/>
+      <w:proofErr w:type="gramStart"/>
+      <w:r>
+        <w:rPr>
+          <w:rFonts w:ascii="Times New Roman" w:hAnsi="Times New Roman" w:cs="Times New Roman"/>
+          <w:lang w:val="en-US"/>
+        </w:rPr>
+        <w:t>cetakInfo</w:t>
+      </w:r>
+      <w:proofErr w:type="spellEnd"/>
+      <w:r>
+        <w:rPr>
+          <w:rFonts w:ascii="Times New Roman" w:hAnsi="Times New Roman" w:cs="Times New Roman"/>
+          <w:lang w:val="en-US"/>
+        </w:rPr>
+        <w:t>(</w:t>
+      </w:r>
+      <w:proofErr w:type="gramEnd"/>
+      <w:r>
+        <w:rPr>
+          <w:rFonts w:ascii="Times New Roman" w:hAnsi="Times New Roman" w:cs="Times New Roman"/>
+          <w:lang w:val="en-US"/>
+        </w:rPr>
+        <w:t xml:space="preserve">) pada class </w:t>
+      </w:r>
+      <w:proofErr w:type="spellStart"/>
+      <w:r>
+        <w:rPr>
+          <w:rFonts w:ascii="Times New Roman" w:hAnsi="Times New Roman" w:cs="Times New Roman"/>
+          <w:lang w:val="en-US"/>
+        </w:rPr>
+        <w:t>Mahasiswa</w:t>
+      </w:r>
+      <w:proofErr w:type="spellEnd"/>
+      <w:r>
+        <w:rPr>
+          <w:rFonts w:ascii="Times New Roman" w:hAnsi="Times New Roman" w:cs="Times New Roman"/>
+          <w:lang w:val="en-US"/>
+        </w:rPr>
+        <w:t xml:space="preserve"> </w:t>
+      </w:r>
+      <w:proofErr w:type="spellStart"/>
+      <w:r>
+        <w:rPr>
+          <w:rFonts w:ascii="Times New Roman" w:hAnsi="Times New Roman" w:cs="Times New Roman"/>
+          <w:lang w:val="en-US"/>
+        </w:rPr>
+        <w:t>kemudian</w:t>
+      </w:r>
+      <w:proofErr w:type="spellEnd"/>
+      <w:r>
+        <w:rPr>
+          <w:rFonts w:ascii="Times New Roman" w:hAnsi="Times New Roman" w:cs="Times New Roman"/>
+          <w:lang w:val="en-US"/>
+        </w:rPr>
+        <w:t xml:space="preserve"> </w:t>
+      </w:r>
+      <w:proofErr w:type="spellStart"/>
+      <w:r>
+        <w:rPr>
+          <w:rFonts w:ascii="Times New Roman" w:hAnsi="Times New Roman" w:cs="Times New Roman"/>
+          <w:lang w:val="en-US"/>
+        </w:rPr>
+        <w:t>modifikasi</w:t>
+      </w:r>
+      <w:proofErr w:type="spellEnd"/>
+      <w:r>
+        <w:rPr>
+          <w:rFonts w:ascii="Times New Roman" w:hAnsi="Times New Roman" w:cs="Times New Roman"/>
+          <w:lang w:val="en-US"/>
+        </w:rPr>
+        <w:t xml:space="preserve"> </w:t>
+      </w:r>
+      <w:proofErr w:type="spellStart"/>
+      <w:r>
+        <w:rPr>
+          <w:rFonts w:ascii="Times New Roman" w:hAnsi="Times New Roman" w:cs="Times New Roman"/>
+          <w:lang w:val="en-US"/>
+        </w:rPr>
+        <w:t>kode</w:t>
+      </w:r>
+      <w:proofErr w:type="spellEnd"/>
+      <w:r>
+        <w:rPr>
+          <w:rFonts w:ascii="Times New Roman" w:hAnsi="Times New Roman" w:cs="Times New Roman"/>
+          <w:lang w:val="en-US"/>
+        </w:rPr>
+        <w:t xml:space="preserve"> program</w:t>
+      </w:r>
+      <w:r>
+        <w:rPr>
+          <w:rFonts w:ascii="Times New Roman" w:hAnsi="Times New Roman" w:cs="Times New Roman"/>
+          <w:lang w:val="en-US"/>
+        </w:rPr>
+        <w:t xml:space="preserve"> </w:t>
+      </w:r>
+      <w:r>
+        <w:rPr>
+          <w:rFonts w:ascii="Times New Roman" w:hAnsi="Times New Roman" w:cs="Times New Roman"/>
+          <w:lang w:val="en-US"/>
+        </w:rPr>
+        <w:t xml:space="preserve">pada </w:t>
+      </w:r>
+      <w:proofErr w:type="spellStart"/>
+      <w:r>
+        <w:rPr>
+          <w:rFonts w:ascii="Times New Roman" w:hAnsi="Times New Roman" w:cs="Times New Roman"/>
+          <w:lang w:val="en-US"/>
+        </w:rPr>
+        <w:t>langkah</w:t>
+      </w:r>
+      <w:proofErr w:type="spellEnd"/>
+      <w:r>
+        <w:rPr>
+          <w:rFonts w:ascii="Times New Roman" w:hAnsi="Times New Roman" w:cs="Times New Roman"/>
+          <w:lang w:val="en-US"/>
+        </w:rPr>
+        <w:t xml:space="preserve"> no 3.</w:t>
+      </w:r>
+    </w:p>
+    <w:p>
+      <w:pPr>
+        <w:pStyle w:val="ListParagraph"/>
+        <w:spacing w:after="0" w:line="360" w:lineRule="auto"/>
+        <w:ind w:left="426"/>
+        <w:jc w:val="both"/>
+        <w:rPr>
+          <w:rFonts w:ascii="Times New Roman" w:hAnsi="Times New Roman" w:cs="Times New Roman"/>
+          <w:lang w:val="en-US"/>
+        </w:rPr>
+      </w:pPr>
+      <w:r>
+        <w:rPr>
+          <w:rFonts w:ascii="Times New Roman" w:hAnsi="Times New Roman" w:cs="Times New Roman"/>
+          <w:lang w:val="en-US"/>
+        </w:rPr>
+        <w:lastRenderedPageBreak/>
+        <w:drawing>
+          <wp:inline distT="0" distB="0" distL="0" distR="0" wp14:anchorId="6EAC052F" wp14:editId="584FC8CB">
+            <wp:extent cx="5506218" cy="1600423"/>
+            <wp:effectExtent l="0" t="0" r="0" b="0"/>
+            <wp:docPr id="1202902924" name="Picture 1"/>
+            <wp:cNvGraphicFramePr>
+              <a:graphicFrameLocks xmlns:a="http://schemas.openxmlformats.org/drawingml/2006/main" noChangeAspect="1"/>
+            </wp:cNvGraphicFramePr>
+            <a:graphic xmlns:a="http://schemas.openxmlformats.org/drawingml/2006/main">
+              <a:graphicData uri="http://schemas.openxmlformats.org/drawingml/2006/picture">
+                <pic:pic xmlns:pic="http://schemas.openxmlformats.org/drawingml/2006/picture">
+                  <pic:nvPicPr>
+                    <pic:cNvPr id="1202902924" name=""/>
+                    <pic:cNvPicPr/>
+                  </pic:nvPicPr>
+                  <pic:blipFill>
+                    <a:blip r:embed="rId9"/>
+                    <a:stretch>
+                      <a:fillRect/>
+                    </a:stretch>
+                  </pic:blipFill>
+                  <pic:spPr>
+                    <a:xfrm>
+                      <a:off x="0" y="0"/>
+                      <a:ext cx="5506218" cy="1600423"/>
+                    </a:xfrm>
+                    <a:prstGeom prst="rect">
+                      <a:avLst/>
+                    </a:prstGeom>
+                  </pic:spPr>
+                </pic:pic>
+              </a:graphicData>
+            </a:graphic>
+          </wp:inline>
+        </w:drawing>
       </w:r>
     </w:p>
     <w:p>
@@ -878,26 +3814,172 @@
           <w:lang w:val="en-US"/>
         </w:rPr>
       </w:pPr>
-      <w:r>
-        <w:rPr>
-          <w:rFonts w:ascii="Times New Roman" w:hAnsi="Times New Roman" w:cs="Times New Roman"/>
-          <w:lang w:val="en-US"/>
-        </w:rPr>
-        <w:t>Misalkan Anda punya array baru bertipe array of Mahasiswa dengan nama</w:t>
-      </w:r>
-      <w:r>
-        <w:rPr>
-          <w:rFonts w:ascii="Times New Roman" w:hAnsi="Times New Roman" w:cs="Times New Roman"/>
-          <w:lang w:val="en-US"/>
-        </w:rPr>
-        <w:t xml:space="preserve"> </w:t>
-      </w:r>
-      <w:r>
-        <w:rPr>
-          <w:rFonts w:ascii="Times New Roman" w:hAnsi="Times New Roman" w:cs="Times New Roman"/>
-          <w:lang w:val="en-US"/>
-        </w:rPr>
-        <w:t>myArrayOfMahasiswa. Mengapa kode berikut menyebabkan error?</w:t>
+      <w:proofErr w:type="spellStart"/>
+      <w:r>
+        <w:rPr>
+          <w:rFonts w:ascii="Times New Roman" w:hAnsi="Times New Roman" w:cs="Times New Roman"/>
+          <w:lang w:val="en-US"/>
+        </w:rPr>
+        <w:t>Misalkan</w:t>
+      </w:r>
+      <w:proofErr w:type="spellEnd"/>
+      <w:r>
+        <w:rPr>
+          <w:rFonts w:ascii="Times New Roman" w:hAnsi="Times New Roman" w:cs="Times New Roman"/>
+          <w:lang w:val="en-US"/>
+        </w:rPr>
+        <w:t xml:space="preserve"> Anda punya array </w:t>
+      </w:r>
+      <w:proofErr w:type="spellStart"/>
+      <w:r>
+        <w:rPr>
+          <w:rFonts w:ascii="Times New Roman" w:hAnsi="Times New Roman" w:cs="Times New Roman"/>
+          <w:lang w:val="en-US"/>
+        </w:rPr>
+        <w:t>baru</w:t>
+      </w:r>
+      <w:proofErr w:type="spellEnd"/>
+      <w:r>
+        <w:rPr>
+          <w:rFonts w:ascii="Times New Roman" w:hAnsi="Times New Roman" w:cs="Times New Roman"/>
+          <w:lang w:val="en-US"/>
+        </w:rPr>
+        <w:t xml:space="preserve"> </w:t>
+      </w:r>
+      <w:proofErr w:type="spellStart"/>
+      <w:r>
+        <w:rPr>
+          <w:rFonts w:ascii="Times New Roman" w:hAnsi="Times New Roman" w:cs="Times New Roman"/>
+          <w:lang w:val="en-US"/>
+        </w:rPr>
+        <w:t>bertipe</w:t>
+      </w:r>
+      <w:proofErr w:type="spellEnd"/>
+      <w:r>
+        <w:rPr>
+          <w:rFonts w:ascii="Times New Roman" w:hAnsi="Times New Roman" w:cs="Times New Roman"/>
+          <w:lang w:val="en-US"/>
+        </w:rPr>
+        <w:t xml:space="preserve"> array of </w:t>
+      </w:r>
+      <w:proofErr w:type="spellStart"/>
+      <w:r>
+        <w:rPr>
+          <w:rFonts w:ascii="Times New Roman" w:hAnsi="Times New Roman" w:cs="Times New Roman"/>
+          <w:lang w:val="en-US"/>
+        </w:rPr>
+        <w:t>Mahasiswa</w:t>
+      </w:r>
+      <w:proofErr w:type="spellEnd"/>
+      <w:r>
+        <w:rPr>
+          <w:rFonts w:ascii="Times New Roman" w:hAnsi="Times New Roman" w:cs="Times New Roman"/>
+          <w:lang w:val="en-US"/>
+        </w:rPr>
+        <w:t xml:space="preserve"> </w:t>
+      </w:r>
+      <w:proofErr w:type="spellStart"/>
+      <w:r>
+        <w:rPr>
+          <w:rFonts w:ascii="Times New Roman" w:hAnsi="Times New Roman" w:cs="Times New Roman"/>
+          <w:lang w:val="en-US"/>
+        </w:rPr>
+        <w:t>dengan</w:t>
+      </w:r>
+      <w:proofErr w:type="spellEnd"/>
+      <w:r>
+        <w:rPr>
+          <w:rFonts w:ascii="Times New Roman" w:hAnsi="Times New Roman" w:cs="Times New Roman"/>
+          <w:lang w:val="en-US"/>
+        </w:rPr>
+        <w:t xml:space="preserve"> nama</w:t>
+      </w:r>
+      <w:r>
+        <w:rPr>
+          <w:rFonts w:ascii="Times New Roman" w:hAnsi="Times New Roman" w:cs="Times New Roman"/>
+          <w:lang w:val="en-US"/>
+        </w:rPr>
+        <w:t xml:space="preserve"> </w:t>
+      </w:r>
+      <w:proofErr w:type="spellStart"/>
+      <w:r>
+        <w:rPr>
+          <w:rFonts w:ascii="Times New Roman" w:hAnsi="Times New Roman" w:cs="Times New Roman"/>
+          <w:lang w:val="en-US"/>
+        </w:rPr>
+        <w:t>myArrayOfMahasiswa</w:t>
+      </w:r>
+      <w:proofErr w:type="spellEnd"/>
+      <w:r>
+        <w:rPr>
+          <w:rFonts w:ascii="Times New Roman" w:hAnsi="Times New Roman" w:cs="Times New Roman"/>
+          <w:lang w:val="en-US"/>
+        </w:rPr>
+        <w:t xml:space="preserve">. </w:t>
+      </w:r>
+      <w:proofErr w:type="spellStart"/>
+      <w:r>
+        <w:rPr>
+          <w:rFonts w:ascii="Times New Roman" w:hAnsi="Times New Roman" w:cs="Times New Roman"/>
+          <w:lang w:val="en-US"/>
+        </w:rPr>
+        <w:t>Mengapa</w:t>
+      </w:r>
+      <w:proofErr w:type="spellEnd"/>
+      <w:r>
+        <w:rPr>
+          <w:rFonts w:ascii="Times New Roman" w:hAnsi="Times New Roman" w:cs="Times New Roman"/>
+          <w:lang w:val="en-US"/>
+        </w:rPr>
+        <w:t xml:space="preserve"> </w:t>
+      </w:r>
+      <w:proofErr w:type="spellStart"/>
+      <w:r>
+        <w:rPr>
+          <w:rFonts w:ascii="Times New Roman" w:hAnsi="Times New Roman" w:cs="Times New Roman"/>
+          <w:lang w:val="en-US"/>
+        </w:rPr>
+        <w:t>kode</w:t>
+      </w:r>
+      <w:proofErr w:type="spellEnd"/>
+      <w:r>
+        <w:rPr>
+          <w:rFonts w:ascii="Times New Roman" w:hAnsi="Times New Roman" w:cs="Times New Roman"/>
+          <w:lang w:val="en-US"/>
+        </w:rPr>
+        <w:t xml:space="preserve"> </w:t>
+      </w:r>
+      <w:proofErr w:type="spellStart"/>
+      <w:r>
+        <w:rPr>
+          <w:rFonts w:ascii="Times New Roman" w:hAnsi="Times New Roman" w:cs="Times New Roman"/>
+          <w:lang w:val="en-US"/>
+        </w:rPr>
+        <w:t>berikut</w:t>
+      </w:r>
+      <w:proofErr w:type="spellEnd"/>
+      <w:r>
+        <w:rPr>
+          <w:rFonts w:ascii="Times New Roman" w:hAnsi="Times New Roman" w:cs="Times New Roman"/>
+          <w:lang w:val="en-US"/>
+        </w:rPr>
+        <w:t xml:space="preserve"> </w:t>
+      </w:r>
+      <w:proofErr w:type="spellStart"/>
+      <w:r>
+        <w:rPr>
+          <w:rFonts w:ascii="Times New Roman" w:hAnsi="Times New Roman" w:cs="Times New Roman"/>
+          <w:lang w:val="en-US"/>
+        </w:rPr>
+        <w:t>menyebabkan</w:t>
+      </w:r>
+      <w:proofErr w:type="spellEnd"/>
+      <w:r>
+        <w:rPr>
+          <w:rFonts w:ascii="Times New Roman" w:hAnsi="Times New Roman" w:cs="Times New Roman"/>
+          <w:lang w:val="en-US"/>
+        </w:rPr>
+        <w:t xml:space="preserve"> error?</w:t>
       </w:r>
     </w:p>
     <w:p>
@@ -912,9 +3994,9 @@
       <w:r>
         <w:rPr>
           <w:rFonts w:ascii="Times New Roman" w:hAnsi="Times New Roman" w:cs="Times New Roman"/>
-          <w:lang w:val="en-US"/>
-        </w:rPr>
-        <w:lastRenderedPageBreak/>
+          <w:noProof/>
+          <w:lang w:val="en-US"/>
+        </w:rPr>
         <w:drawing>
           <wp:inline distT="0" distB="0" distL="0" distR="0" wp14:anchorId="3F60D3F7" wp14:editId="56A30A2F">
             <wp:extent cx="5731510" cy="1220470"/>
@@ -931,7 +4013,7 @@
                     <pic:cNvPicPr/>
                   </pic:nvPicPr>
                   <pic:blipFill>
-                    <a:blip r:embed="rId9"/>
+                    <a:blip r:embed="rId10"/>
                     <a:stretch>
                       <a:fillRect/>
                     </a:stretch>
@@ -955,22 +4037,420 @@
     <w:p>
       <w:pPr>
         <w:spacing w:after="0" w:line="360" w:lineRule="auto"/>
+        <w:ind w:left="426"/>
         <w:jc w:val="both"/>
+        <w:rPr>
+          <w:rFonts w:ascii="Times New Roman" w:hAnsi="Times New Roman" w:cs="Times New Roman"/>
+          <w:lang w:val="en-US"/>
+        </w:rPr>
+      </w:pPr>
+      <w:r>
         <w:rPr>
           <w:rFonts w:ascii="Times New Roman" w:hAnsi="Times New Roman" w:cs="Times New Roman"/>
           <w:b/>
           <w:bCs/>
-          <w:lang w:val="en-US"/>
-        </w:rPr>
-      </w:pPr>
-      <w:r>
+        </w:rPr>
+        <w:t>Jawab:</w:t>
+      </w:r>
+      <w:r>
+        <w:rPr>
+          <w:rFonts w:ascii="Times New Roman" w:hAnsi="Times New Roman" w:cs="Times New Roman"/>
+        </w:rPr>
+        <w:t xml:space="preserve"> Error </w:t>
+      </w:r>
+      <w:proofErr w:type="spellStart"/>
+      <w:r>
+        <w:rPr>
+          <w:rFonts w:ascii="Times New Roman" w:hAnsi="Times New Roman" w:cs="Times New Roman"/>
+        </w:rPr>
+        <w:t>terjadi</w:t>
+      </w:r>
+      <w:proofErr w:type="spellEnd"/>
+      <w:r>
+        <w:rPr>
+          <w:rFonts w:ascii="Times New Roman" w:hAnsi="Times New Roman" w:cs="Times New Roman"/>
+        </w:rPr>
+        <w:t xml:space="preserve"> </w:t>
+      </w:r>
+      <w:proofErr w:type="spellStart"/>
+      <w:r>
+        <w:rPr>
+          <w:rFonts w:ascii="Times New Roman" w:hAnsi="Times New Roman" w:cs="Times New Roman"/>
+        </w:rPr>
+        <w:t>karena</w:t>
+      </w:r>
+      <w:proofErr w:type="spellEnd"/>
+      <w:r>
+        <w:rPr>
+          <w:rFonts w:ascii="Times New Roman" w:hAnsi="Times New Roman" w:cs="Times New Roman"/>
+        </w:rPr>
+        <w:t xml:space="preserve"> </w:t>
+      </w:r>
+      <w:proofErr w:type="spellStart"/>
+      <w:r>
+        <w:rPr>
+          <w:rFonts w:ascii="Times New Roman" w:hAnsi="Times New Roman" w:cs="Times New Roman"/>
+        </w:rPr>
+        <w:t>objek</w:t>
+      </w:r>
+      <w:proofErr w:type="spellEnd"/>
+      <w:r>
+        <w:rPr>
+          <w:rFonts w:ascii="Times New Roman" w:hAnsi="Times New Roman" w:cs="Times New Roman"/>
+        </w:rPr>
+        <w:t xml:space="preserve"> pada </w:t>
+      </w:r>
+      <w:proofErr w:type="spellStart"/>
+      <w:proofErr w:type="gramStart"/>
+      <w:r>
+        <w:rPr>
+          <w:rFonts w:ascii="Times New Roman" w:hAnsi="Times New Roman" w:cs="Times New Roman"/>
+        </w:rPr>
+        <w:t>myArrayOfMahasiswa</w:t>
+      </w:r>
+      <w:proofErr w:type="spellEnd"/>
+      <w:r>
+        <w:rPr>
+          <w:rFonts w:ascii="Times New Roman" w:hAnsi="Times New Roman" w:cs="Times New Roman"/>
+        </w:rPr>
+        <w:t>[</w:t>
+      </w:r>
+      <w:proofErr w:type="gramEnd"/>
+      <w:r>
+        <w:rPr>
+          <w:rFonts w:ascii="Times New Roman" w:hAnsi="Times New Roman" w:cs="Times New Roman"/>
+        </w:rPr>
+        <w:t xml:space="preserve">0] </w:t>
+      </w:r>
+      <w:proofErr w:type="spellStart"/>
+      <w:r>
+        <w:rPr>
+          <w:rFonts w:ascii="Times New Roman" w:hAnsi="Times New Roman" w:cs="Times New Roman"/>
+        </w:rPr>
+        <w:t>belum</w:t>
+      </w:r>
+      <w:proofErr w:type="spellEnd"/>
+      <w:r>
+        <w:rPr>
+          <w:rFonts w:ascii="Times New Roman" w:hAnsi="Times New Roman" w:cs="Times New Roman"/>
+        </w:rPr>
+        <w:t xml:space="preserve"> </w:t>
+      </w:r>
+      <w:proofErr w:type="spellStart"/>
+      <w:r>
+        <w:rPr>
+          <w:rFonts w:ascii="Times New Roman" w:hAnsi="Times New Roman" w:cs="Times New Roman"/>
+        </w:rPr>
+        <w:t>diinstansiasi</w:t>
+      </w:r>
+      <w:proofErr w:type="spellEnd"/>
+      <w:r>
+        <w:rPr>
+          <w:rFonts w:ascii="Times New Roman" w:hAnsi="Times New Roman" w:cs="Times New Roman"/>
+        </w:rPr>
+        <w:t xml:space="preserve"> </w:t>
+      </w:r>
+      <w:proofErr w:type="spellStart"/>
+      <w:r>
+        <w:rPr>
+          <w:rFonts w:ascii="Times New Roman" w:hAnsi="Times New Roman" w:cs="Times New Roman"/>
+        </w:rPr>
+        <w:t>dengan</w:t>
+      </w:r>
+      <w:proofErr w:type="spellEnd"/>
+      <w:r>
+        <w:rPr>
+          <w:rFonts w:ascii="Times New Roman" w:hAnsi="Times New Roman" w:cs="Times New Roman"/>
+        </w:rPr>
+        <w:t xml:space="preserve"> kata </w:t>
+      </w:r>
+      <w:proofErr w:type="spellStart"/>
+      <w:r>
+        <w:rPr>
+          <w:rFonts w:ascii="Times New Roman" w:hAnsi="Times New Roman" w:cs="Times New Roman"/>
+        </w:rPr>
+        <w:t>kunci</w:t>
+      </w:r>
+      <w:proofErr w:type="spellEnd"/>
+      <w:r>
+        <w:rPr>
+          <w:rFonts w:ascii="Times New Roman" w:hAnsi="Times New Roman" w:cs="Times New Roman"/>
+        </w:rPr>
+        <w:t xml:space="preserve"> new. Baris new </w:t>
+      </w:r>
+      <w:proofErr w:type="spellStart"/>
+      <w:proofErr w:type="gramStart"/>
+      <w:r>
+        <w:rPr>
+          <w:rFonts w:ascii="Times New Roman" w:hAnsi="Times New Roman" w:cs="Times New Roman"/>
+        </w:rPr>
+        <w:t>Mahasiswa</w:t>
+      </w:r>
+      <w:proofErr w:type="spellEnd"/>
+      <w:r>
+        <w:rPr>
+          <w:rFonts w:ascii="Times New Roman" w:hAnsi="Times New Roman" w:cs="Times New Roman"/>
+        </w:rPr>
+        <w:t>[</w:t>
+      </w:r>
+      <w:proofErr w:type="gramEnd"/>
+      <w:r>
+        <w:rPr>
+          <w:rFonts w:ascii="Times New Roman" w:hAnsi="Times New Roman" w:cs="Times New Roman"/>
+        </w:rPr>
+        <w:t xml:space="preserve">3] </w:t>
+      </w:r>
+      <w:proofErr w:type="spellStart"/>
+      <w:r>
+        <w:rPr>
+          <w:rFonts w:ascii="Times New Roman" w:hAnsi="Times New Roman" w:cs="Times New Roman"/>
+        </w:rPr>
+        <w:t>hanya</w:t>
+      </w:r>
+      <w:proofErr w:type="spellEnd"/>
+      <w:r>
+        <w:rPr>
+          <w:rFonts w:ascii="Times New Roman" w:hAnsi="Times New Roman" w:cs="Times New Roman"/>
+        </w:rPr>
+        <w:t xml:space="preserve"> </w:t>
+      </w:r>
+      <w:proofErr w:type="spellStart"/>
+      <w:r>
+        <w:rPr>
+          <w:rFonts w:ascii="Times New Roman" w:hAnsi="Times New Roman" w:cs="Times New Roman"/>
+        </w:rPr>
+        <w:t>membuat</w:t>
+      </w:r>
+      <w:proofErr w:type="spellEnd"/>
+      <w:r>
+        <w:rPr>
+          <w:rFonts w:ascii="Times New Roman" w:hAnsi="Times New Roman" w:cs="Times New Roman"/>
+        </w:rPr>
+        <w:t xml:space="preserve"> </w:t>
+      </w:r>
+      <w:r>
+        <w:rPr>
+          <w:rFonts w:ascii="Times New Roman" w:hAnsi="Times New Roman" w:cs="Times New Roman"/>
+          <w:i/>
+          <w:iCs/>
+        </w:rPr>
+        <w:t>array</w:t>
+      </w:r>
+      <w:r>
+        <w:rPr>
+          <w:rFonts w:ascii="Times New Roman" w:hAnsi="Times New Roman" w:cs="Times New Roman"/>
+        </w:rPr>
+        <w:t xml:space="preserve"> </w:t>
+      </w:r>
+      <w:proofErr w:type="spellStart"/>
+      <w:r>
+        <w:rPr>
+          <w:rFonts w:ascii="Times New Roman" w:hAnsi="Times New Roman" w:cs="Times New Roman"/>
+        </w:rPr>
+        <w:t>kosong</w:t>
+      </w:r>
+      <w:proofErr w:type="spellEnd"/>
+      <w:r>
+        <w:rPr>
+          <w:rFonts w:ascii="Times New Roman" w:hAnsi="Times New Roman" w:cs="Times New Roman"/>
+        </w:rPr>
+        <w:t xml:space="preserve">. </w:t>
+      </w:r>
+      <w:proofErr w:type="spellStart"/>
+      <w:r>
+        <w:rPr>
+          <w:rFonts w:ascii="Times New Roman" w:hAnsi="Times New Roman" w:cs="Times New Roman"/>
+        </w:rPr>
+        <w:t>Tanpa</w:t>
+      </w:r>
+      <w:proofErr w:type="spellEnd"/>
+      <w:r>
+        <w:rPr>
+          <w:rFonts w:ascii="Times New Roman" w:hAnsi="Times New Roman" w:cs="Times New Roman"/>
+        </w:rPr>
+        <w:t xml:space="preserve"> baris </w:t>
+      </w:r>
+      <w:proofErr w:type="spellStart"/>
+      <w:proofErr w:type="gramStart"/>
+      <w:r>
+        <w:rPr>
+          <w:rFonts w:ascii="Times New Roman" w:hAnsi="Times New Roman" w:cs="Times New Roman"/>
+        </w:rPr>
+        <w:t>myArrayOfMahasiswa</w:t>
+      </w:r>
+      <w:proofErr w:type="spellEnd"/>
+      <w:r>
+        <w:rPr>
+          <w:rFonts w:ascii="Times New Roman" w:hAnsi="Times New Roman" w:cs="Times New Roman"/>
+        </w:rPr>
+        <w:t>[</w:t>
+      </w:r>
+      <w:proofErr w:type="gramEnd"/>
+      <w:r>
+        <w:rPr>
+          <w:rFonts w:ascii="Times New Roman" w:hAnsi="Times New Roman" w:cs="Times New Roman"/>
+        </w:rPr>
+        <w:t xml:space="preserve">0] = new </w:t>
+      </w:r>
+      <w:proofErr w:type="spellStart"/>
+      <w:proofErr w:type="gramStart"/>
+      <w:r>
+        <w:rPr>
+          <w:rFonts w:ascii="Times New Roman" w:hAnsi="Times New Roman" w:cs="Times New Roman"/>
+        </w:rPr>
+        <w:t>Mahasiswa</w:t>
+      </w:r>
+      <w:proofErr w:type="spellEnd"/>
+      <w:r>
+        <w:rPr>
+          <w:rFonts w:ascii="Times New Roman" w:hAnsi="Times New Roman" w:cs="Times New Roman"/>
+        </w:rPr>
+        <w:t>();,</w:t>
+      </w:r>
+      <w:proofErr w:type="gramEnd"/>
+      <w:r>
+        <w:rPr>
+          <w:rFonts w:ascii="Times New Roman" w:hAnsi="Times New Roman" w:cs="Times New Roman"/>
+        </w:rPr>
+        <w:t xml:space="preserve"> program </w:t>
+      </w:r>
+      <w:proofErr w:type="spellStart"/>
+      <w:r>
+        <w:rPr>
+          <w:rFonts w:ascii="Times New Roman" w:hAnsi="Times New Roman" w:cs="Times New Roman"/>
+        </w:rPr>
+        <w:t>akan</w:t>
+      </w:r>
+      <w:proofErr w:type="spellEnd"/>
+      <w:r>
+        <w:rPr>
+          <w:rFonts w:ascii="Times New Roman" w:hAnsi="Times New Roman" w:cs="Times New Roman"/>
+        </w:rPr>
+        <w:t xml:space="preserve"> </w:t>
+      </w:r>
+      <w:proofErr w:type="spellStart"/>
+      <w:r>
+        <w:rPr>
+          <w:rFonts w:ascii="Times New Roman" w:hAnsi="Times New Roman" w:cs="Times New Roman"/>
+        </w:rPr>
+        <w:t>mengalami</w:t>
+      </w:r>
+      <w:proofErr w:type="spellEnd"/>
+      <w:r>
+        <w:rPr>
+          <w:rFonts w:ascii="Times New Roman" w:hAnsi="Times New Roman" w:cs="Times New Roman"/>
+        </w:rPr>
+        <w:t xml:space="preserve"> </w:t>
+      </w:r>
+      <w:proofErr w:type="spellStart"/>
+      <w:r>
+        <w:rPr>
+          <w:rFonts w:ascii="Times New Roman" w:hAnsi="Times New Roman" w:cs="Times New Roman"/>
+        </w:rPr>
+        <w:t>NullPointerException</w:t>
+      </w:r>
+      <w:proofErr w:type="spellEnd"/>
+      <w:r>
+        <w:rPr>
+          <w:rFonts w:ascii="Times New Roman" w:hAnsi="Times New Roman" w:cs="Times New Roman"/>
+        </w:rPr>
+        <w:t xml:space="preserve"> </w:t>
+      </w:r>
+      <w:proofErr w:type="spellStart"/>
+      <w:r>
+        <w:rPr>
+          <w:rFonts w:ascii="Times New Roman" w:hAnsi="Times New Roman" w:cs="Times New Roman"/>
+        </w:rPr>
+        <w:t>saat</w:t>
+      </w:r>
+      <w:proofErr w:type="spellEnd"/>
+      <w:r>
+        <w:rPr>
+          <w:rFonts w:ascii="Times New Roman" w:hAnsi="Times New Roman" w:cs="Times New Roman"/>
+        </w:rPr>
+        <w:t xml:space="preserve"> </w:t>
+      </w:r>
+      <w:proofErr w:type="spellStart"/>
+      <w:r>
+        <w:rPr>
+          <w:rFonts w:ascii="Times New Roman" w:hAnsi="Times New Roman" w:cs="Times New Roman"/>
+        </w:rPr>
+        <w:t>mencoba</w:t>
+      </w:r>
+      <w:proofErr w:type="spellEnd"/>
+      <w:r>
+        <w:rPr>
+          <w:rFonts w:ascii="Times New Roman" w:hAnsi="Times New Roman" w:cs="Times New Roman"/>
+        </w:rPr>
+        <w:t xml:space="preserve"> </w:t>
+      </w:r>
+      <w:proofErr w:type="spellStart"/>
+      <w:r>
+        <w:rPr>
+          <w:rFonts w:ascii="Times New Roman" w:hAnsi="Times New Roman" w:cs="Times New Roman"/>
+        </w:rPr>
+        <w:t>mengakses</w:t>
+      </w:r>
+      <w:proofErr w:type="spellEnd"/>
+      <w:r>
+        <w:rPr>
+          <w:rFonts w:ascii="Times New Roman" w:hAnsi="Times New Roman" w:cs="Times New Roman"/>
+        </w:rPr>
+        <w:t xml:space="preserve"> </w:t>
+      </w:r>
+      <w:proofErr w:type="spellStart"/>
+      <w:r>
+        <w:rPr>
+          <w:rFonts w:ascii="Times New Roman" w:hAnsi="Times New Roman" w:cs="Times New Roman"/>
+        </w:rPr>
+        <w:t>atribut</w:t>
+      </w:r>
+      <w:proofErr w:type="spellEnd"/>
+      <w:r>
+        <w:rPr>
+          <w:rFonts w:ascii="Times New Roman" w:hAnsi="Times New Roman" w:cs="Times New Roman"/>
+        </w:rPr>
+        <w:t xml:space="preserve"> </w:t>
+      </w:r>
+      <w:proofErr w:type="gramStart"/>
+      <w:r>
+        <w:rPr>
+          <w:rFonts w:ascii="Times New Roman" w:hAnsi="Times New Roman" w:cs="Times New Roman"/>
+        </w:rPr>
+        <w:t>nim .</w:t>
+      </w:r>
+      <w:proofErr w:type="gramEnd"/>
+    </w:p>
+    <w:p>
+      <w:pPr>
+        <w:spacing w:after="0" w:line="360" w:lineRule="auto"/>
+        <w:jc w:val="both"/>
         <w:rPr>
           <w:rFonts w:ascii="Times New Roman" w:hAnsi="Times New Roman" w:cs="Times New Roman"/>
           <w:b/>
           <w:bCs/>
           <w:lang w:val="en-US"/>
         </w:rPr>
-        <w:t>Pertanyaan 3</w:t>
+      </w:pPr>
+      <w:proofErr w:type="spellStart"/>
+      <w:r>
+        <w:rPr>
+          <w:rFonts w:ascii="Times New Roman" w:hAnsi="Times New Roman" w:cs="Times New Roman"/>
+          <w:b/>
+          <w:bCs/>
+          <w:lang w:val="en-US"/>
+        </w:rPr>
+        <w:t>Pertanyaan</w:t>
+      </w:r>
+      <w:proofErr w:type="spellEnd"/>
+      <w:r>
+        <w:rPr>
+          <w:rFonts w:ascii="Times New Roman" w:hAnsi="Times New Roman" w:cs="Times New Roman"/>
+          <w:b/>
+          <w:bCs/>
+          <w:lang w:val="en-US"/>
+        </w:rPr>
+        <w:t xml:space="preserve"> 3</w:t>
       </w:r>
     </w:p>
     <w:p>
@@ -993,7 +4473,248 @@
           <w:rFonts w:ascii="Times New Roman" w:hAnsi="Times New Roman" w:cs="Times New Roman"/>
           <w:lang w:val="en-US"/>
         </w:rPr>
-        <w:t>Apakah suatu class dapat memiliki lebih dari 1 constructor? Jika iya, berikan contohnya</w:t>
+        <w:t xml:space="preserve">Apakah </w:t>
+      </w:r>
+      <w:proofErr w:type="spellStart"/>
+      <w:r>
+        <w:rPr>
+          <w:rFonts w:ascii="Times New Roman" w:hAnsi="Times New Roman" w:cs="Times New Roman"/>
+          <w:lang w:val="en-US"/>
+        </w:rPr>
+        <w:t>suatu</w:t>
+      </w:r>
+      <w:proofErr w:type="spellEnd"/>
+      <w:r>
+        <w:rPr>
+          <w:rFonts w:ascii="Times New Roman" w:hAnsi="Times New Roman" w:cs="Times New Roman"/>
+          <w:lang w:val="en-US"/>
+        </w:rPr>
+        <w:t xml:space="preserve"> class </w:t>
+      </w:r>
+      <w:proofErr w:type="spellStart"/>
+      <w:r>
+        <w:rPr>
+          <w:rFonts w:ascii="Times New Roman" w:hAnsi="Times New Roman" w:cs="Times New Roman"/>
+          <w:lang w:val="en-US"/>
+        </w:rPr>
+        <w:t>dapat</w:t>
+      </w:r>
+      <w:proofErr w:type="spellEnd"/>
+      <w:r>
+        <w:rPr>
+          <w:rFonts w:ascii="Times New Roman" w:hAnsi="Times New Roman" w:cs="Times New Roman"/>
+          <w:lang w:val="en-US"/>
+        </w:rPr>
+        <w:t xml:space="preserve"> </w:t>
+      </w:r>
+      <w:proofErr w:type="spellStart"/>
+      <w:r>
+        <w:rPr>
+          <w:rFonts w:ascii="Times New Roman" w:hAnsi="Times New Roman" w:cs="Times New Roman"/>
+          <w:lang w:val="en-US"/>
+        </w:rPr>
+        <w:t>memiliki</w:t>
+      </w:r>
+      <w:proofErr w:type="spellEnd"/>
+      <w:r>
+        <w:rPr>
+          <w:rFonts w:ascii="Times New Roman" w:hAnsi="Times New Roman" w:cs="Times New Roman"/>
+          <w:lang w:val="en-US"/>
+        </w:rPr>
+        <w:t xml:space="preserve"> </w:t>
+      </w:r>
+      <w:proofErr w:type="spellStart"/>
+      <w:r>
+        <w:rPr>
+          <w:rFonts w:ascii="Times New Roman" w:hAnsi="Times New Roman" w:cs="Times New Roman"/>
+          <w:lang w:val="en-US"/>
+        </w:rPr>
+        <w:t>lebih</w:t>
+      </w:r>
+      <w:proofErr w:type="spellEnd"/>
+      <w:r>
+        <w:rPr>
+          <w:rFonts w:ascii="Times New Roman" w:hAnsi="Times New Roman" w:cs="Times New Roman"/>
+          <w:lang w:val="en-US"/>
+        </w:rPr>
+        <w:t xml:space="preserve"> </w:t>
+      </w:r>
+      <w:proofErr w:type="spellStart"/>
+      <w:r>
+        <w:rPr>
+          <w:rFonts w:ascii="Times New Roman" w:hAnsi="Times New Roman" w:cs="Times New Roman"/>
+          <w:lang w:val="en-US"/>
+        </w:rPr>
+        <w:t>dari</w:t>
+      </w:r>
+      <w:proofErr w:type="spellEnd"/>
+      <w:r>
+        <w:rPr>
+          <w:rFonts w:ascii="Times New Roman" w:hAnsi="Times New Roman" w:cs="Times New Roman"/>
+          <w:lang w:val="en-US"/>
+        </w:rPr>
+        <w:t xml:space="preserve"> 1 constructor? Jika </w:t>
+      </w:r>
+      <w:proofErr w:type="spellStart"/>
+      <w:r>
+        <w:rPr>
+          <w:rFonts w:ascii="Times New Roman" w:hAnsi="Times New Roman" w:cs="Times New Roman"/>
+          <w:lang w:val="en-US"/>
+        </w:rPr>
+        <w:t>iya</w:t>
+      </w:r>
+      <w:proofErr w:type="spellEnd"/>
+      <w:r>
+        <w:rPr>
+          <w:rFonts w:ascii="Times New Roman" w:hAnsi="Times New Roman" w:cs="Times New Roman"/>
+          <w:lang w:val="en-US"/>
+        </w:rPr>
+        <w:t xml:space="preserve">, </w:t>
+      </w:r>
+      <w:proofErr w:type="spellStart"/>
+      <w:r>
+        <w:rPr>
+          <w:rFonts w:ascii="Times New Roman" w:hAnsi="Times New Roman" w:cs="Times New Roman"/>
+          <w:lang w:val="en-US"/>
+        </w:rPr>
+        <w:t>berikan</w:t>
+      </w:r>
+      <w:proofErr w:type="spellEnd"/>
+      <w:r>
+        <w:rPr>
+          <w:rFonts w:ascii="Times New Roman" w:hAnsi="Times New Roman" w:cs="Times New Roman"/>
+          <w:lang w:val="en-US"/>
+        </w:rPr>
+        <w:t xml:space="preserve"> </w:t>
+      </w:r>
+      <w:proofErr w:type="spellStart"/>
+      <w:r>
+        <w:rPr>
+          <w:rFonts w:ascii="Times New Roman" w:hAnsi="Times New Roman" w:cs="Times New Roman"/>
+          <w:lang w:val="en-US"/>
+        </w:rPr>
+        <w:t>contohnya</w:t>
+      </w:r>
+      <w:proofErr w:type="spellEnd"/>
+    </w:p>
+    <w:p>
+      <w:pPr>
+        <w:pStyle w:val="ListParagraph"/>
+        <w:spacing w:after="0" w:line="360" w:lineRule="auto"/>
+        <w:ind w:left="426"/>
+        <w:jc w:val="both"/>
+        <w:rPr>
+          <w:rFonts w:ascii="Times New Roman" w:hAnsi="Times New Roman" w:cs="Times New Roman"/>
+        </w:rPr>
+      </w:pPr>
+      <w:r>
+        <w:rPr>
+          <w:rFonts w:ascii="Times New Roman" w:hAnsi="Times New Roman" w:cs="Times New Roman"/>
+          <w:b/>
+          <w:bCs/>
+        </w:rPr>
+        <w:t>Jawab:</w:t>
+      </w:r>
+      <w:r>
+        <w:rPr>
+          <w:rFonts w:ascii="Times New Roman" w:hAnsi="Times New Roman" w:cs="Times New Roman"/>
+        </w:rPr>
+        <w:t xml:space="preserve"> Ya, </w:t>
+      </w:r>
+      <w:proofErr w:type="spellStart"/>
+      <w:r>
+        <w:rPr>
+          <w:rFonts w:ascii="Times New Roman" w:hAnsi="Times New Roman" w:cs="Times New Roman"/>
+        </w:rPr>
+        <w:t>bisa</w:t>
+      </w:r>
+      <w:proofErr w:type="spellEnd"/>
+      <w:r>
+        <w:rPr>
+          <w:rFonts w:ascii="Times New Roman" w:hAnsi="Times New Roman" w:cs="Times New Roman"/>
+        </w:rPr>
+        <w:t xml:space="preserve"> (</w:t>
+      </w:r>
+      <w:proofErr w:type="spellStart"/>
+      <w:r>
+        <w:rPr>
+          <w:rFonts w:ascii="Times New Roman" w:hAnsi="Times New Roman" w:cs="Times New Roman"/>
+        </w:rPr>
+        <w:t>disebut</w:t>
+      </w:r>
+      <w:proofErr w:type="spellEnd"/>
+      <w:r>
+        <w:rPr>
+          <w:rFonts w:ascii="Times New Roman" w:hAnsi="Times New Roman" w:cs="Times New Roman"/>
+        </w:rPr>
+        <w:t xml:space="preserve"> </w:t>
+      </w:r>
+      <w:r>
+        <w:rPr>
+          <w:rFonts w:ascii="Times New Roman" w:hAnsi="Times New Roman" w:cs="Times New Roman"/>
+          <w:i/>
+          <w:iCs/>
+        </w:rPr>
+        <w:t>Constructor Overloading</w:t>
+      </w:r>
+      <w:r>
+        <w:rPr>
+          <w:rFonts w:ascii="Times New Roman" w:hAnsi="Times New Roman" w:cs="Times New Roman"/>
+        </w:rPr>
+        <w:t>).</w:t>
+      </w:r>
+    </w:p>
+    <w:p>
+      <w:pPr>
+        <w:pStyle w:val="ListParagraph"/>
+        <w:spacing w:after="0" w:line="360" w:lineRule="auto"/>
+        <w:ind w:left="426"/>
+        <w:jc w:val="both"/>
+        <w:rPr>
+          <w:rFonts w:ascii="Times New Roman" w:hAnsi="Times New Roman" w:cs="Times New Roman"/>
+          <w:lang w:val="en-US"/>
+        </w:rPr>
+      </w:pPr>
+      <w:r>
+        <w:rPr>
+          <w:rFonts w:ascii="Times New Roman" w:hAnsi="Times New Roman" w:cs="Times New Roman"/>
+          <w:lang w:val="en-US"/>
+        </w:rPr>
+        <w:drawing>
+          <wp:inline distT="0" distB="0" distL="0" distR="0" wp14:anchorId="67784A84" wp14:editId="284DD63B">
+            <wp:extent cx="5731510" cy="1036955"/>
+            <wp:effectExtent l="0" t="0" r="2540" b="0"/>
+            <wp:docPr id="1483685315" name="Picture 1"/>
+            <wp:cNvGraphicFramePr>
+              <a:graphicFrameLocks xmlns:a="http://schemas.openxmlformats.org/drawingml/2006/main" noChangeAspect="1"/>
+            </wp:cNvGraphicFramePr>
+            <a:graphic xmlns:a="http://schemas.openxmlformats.org/drawingml/2006/main">
+              <a:graphicData uri="http://schemas.openxmlformats.org/drawingml/2006/picture">
+                <pic:pic xmlns:pic="http://schemas.openxmlformats.org/drawingml/2006/picture">
+                  <pic:nvPicPr>
+                    <pic:cNvPr id="1483685315" name=""/>
+                    <pic:cNvPicPr/>
+                  </pic:nvPicPr>
+                  <pic:blipFill>
+                    <a:blip r:embed="rId11"/>
+                    <a:stretch>
+                      <a:fillRect/>
+                    </a:stretch>
+                  </pic:blipFill>
+                  <pic:spPr>
+                    <a:xfrm>
+                      <a:off x="0" y="0"/>
+                      <a:ext cx="5731510" cy="1036955"/>
+                    </a:xfrm>
+                    <a:prstGeom prst="rect">
+                      <a:avLst/>
+                    </a:prstGeom>
+                  </pic:spPr>
+                </pic:pic>
+              </a:graphicData>
+            </a:graphic>
+          </wp:inline>
+        </w:drawing>
       </w:r>
     </w:p>
     <w:p>
@@ -1008,23 +4729,376 @@
         <w:jc w:val="both"/>
         <w:rPr>
           <w:rFonts w:ascii="Times New Roman" w:hAnsi="Times New Roman" w:cs="Times New Roman"/>
-          <w:lang w:val="en-US"/>
-        </w:rPr>
-      </w:pPr>
-      <w:r>
-        <w:rPr>
-          <w:rFonts w:ascii="Times New Roman" w:hAnsi="Times New Roman" w:cs="Times New Roman"/>
-          <w:lang w:val="en-US"/>
-        </w:rPr>
-        <w:t>Tambahkan method tambahData() pada class Matakuliah, kemudian gunakan method</w:t>
-      </w:r>
+        </w:rPr>
+      </w:pPr>
+      <w:proofErr w:type="spellStart"/>
+      <w:r>
+        <w:rPr>
+          <w:rFonts w:ascii="Times New Roman" w:hAnsi="Times New Roman" w:cs="Times New Roman"/>
+          <w:lang w:val="en-US"/>
+        </w:rPr>
+        <w:t>Tambahkan</w:t>
+      </w:r>
+      <w:proofErr w:type="spellEnd"/>
+      <w:r>
+        <w:rPr>
+          <w:rFonts w:ascii="Times New Roman" w:hAnsi="Times New Roman" w:cs="Times New Roman"/>
+          <w:lang w:val="en-US"/>
+        </w:rPr>
+        <w:t xml:space="preserve"> method </w:t>
+      </w:r>
+      <w:proofErr w:type="spellStart"/>
+      <w:proofErr w:type="gramStart"/>
+      <w:r>
+        <w:rPr>
+          <w:rFonts w:ascii="Times New Roman" w:hAnsi="Times New Roman" w:cs="Times New Roman"/>
+          <w:lang w:val="en-US"/>
+        </w:rPr>
+        <w:t>tambahData</w:t>
+      </w:r>
+      <w:proofErr w:type="spellEnd"/>
+      <w:r>
+        <w:rPr>
+          <w:rFonts w:ascii="Times New Roman" w:hAnsi="Times New Roman" w:cs="Times New Roman"/>
+          <w:lang w:val="en-US"/>
+        </w:rPr>
+        <w:t>(</w:t>
+      </w:r>
+      <w:proofErr w:type="gramEnd"/>
+      <w:r>
+        <w:rPr>
+          <w:rFonts w:ascii="Times New Roman" w:hAnsi="Times New Roman" w:cs="Times New Roman"/>
+          <w:lang w:val="en-US"/>
+        </w:rPr>
+        <w:t xml:space="preserve">) pada class </w:t>
+      </w:r>
+      <w:proofErr w:type="spellStart"/>
+      <w:r>
+        <w:rPr>
+          <w:rFonts w:ascii="Times New Roman" w:hAnsi="Times New Roman" w:cs="Times New Roman"/>
+          <w:lang w:val="en-US"/>
+        </w:rPr>
+        <w:t>Matakuliah</w:t>
+      </w:r>
+      <w:proofErr w:type="spellEnd"/>
+      <w:r>
+        <w:rPr>
+          <w:rFonts w:ascii="Times New Roman" w:hAnsi="Times New Roman" w:cs="Times New Roman"/>
+          <w:lang w:val="en-US"/>
+        </w:rPr>
+        <w:t xml:space="preserve">, </w:t>
+      </w:r>
+      <w:proofErr w:type="spellStart"/>
+      <w:r>
+        <w:rPr>
+          <w:rFonts w:ascii="Times New Roman" w:hAnsi="Times New Roman" w:cs="Times New Roman"/>
+          <w:lang w:val="en-US"/>
+        </w:rPr>
+        <w:t>kemudian</w:t>
+      </w:r>
+      <w:proofErr w:type="spellEnd"/>
+      <w:r>
+        <w:rPr>
+          <w:rFonts w:ascii="Times New Roman" w:hAnsi="Times New Roman" w:cs="Times New Roman"/>
+          <w:lang w:val="en-US"/>
+        </w:rPr>
+        <w:t xml:space="preserve"> </w:t>
+      </w:r>
+      <w:proofErr w:type="spellStart"/>
+      <w:r>
+        <w:rPr>
+          <w:rFonts w:ascii="Times New Roman" w:hAnsi="Times New Roman" w:cs="Times New Roman"/>
+          <w:lang w:val="en-US"/>
+        </w:rPr>
+        <w:t>gunakan</w:t>
+      </w:r>
+      <w:proofErr w:type="spellEnd"/>
+      <w:r>
+        <w:rPr>
+          <w:rFonts w:ascii="Times New Roman" w:hAnsi="Times New Roman" w:cs="Times New Roman"/>
+          <w:lang w:val="en-US"/>
+        </w:rPr>
+        <w:t xml:space="preserve"> method</w:t>
+      </w:r>
+      <w:r>
+        <w:rPr>
+          <w:rFonts w:ascii="Times New Roman" w:hAnsi="Times New Roman" w:cs="Times New Roman"/>
+        </w:rPr>
+        <w:t>.</w:t>
+      </w:r>
+      <w:r>
+        <w:rPr>
+          <w:rFonts w:ascii="Times New Roman" w:hAnsi="Times New Roman" w:cs="Times New Roman"/>
+        </w:rPr>
+        <w:t xml:space="preserve"> </w:t>
+      </w:r>
+      <w:proofErr w:type="spellStart"/>
+      <w:r>
+        <w:rPr>
+          <w:rFonts w:ascii="Times New Roman" w:hAnsi="Times New Roman" w:cs="Times New Roman"/>
+          <w:lang w:val="en-US"/>
+        </w:rPr>
+        <w:t>tersebut</w:t>
+      </w:r>
+      <w:proofErr w:type="spellEnd"/>
+      <w:r>
+        <w:rPr>
+          <w:rFonts w:ascii="Times New Roman" w:hAnsi="Times New Roman" w:cs="Times New Roman"/>
+          <w:lang w:val="en-US"/>
+        </w:rPr>
+        <w:t xml:space="preserve"> di class </w:t>
+      </w:r>
+      <w:proofErr w:type="spellStart"/>
+      <w:r>
+        <w:rPr>
+          <w:rFonts w:ascii="Times New Roman" w:hAnsi="Times New Roman" w:cs="Times New Roman"/>
+          <w:lang w:val="en-US"/>
+        </w:rPr>
+        <w:t>MatakuliahDemo</w:t>
+      </w:r>
+      <w:proofErr w:type="spellEnd"/>
+      <w:r>
+        <w:rPr>
+          <w:rFonts w:ascii="Times New Roman" w:hAnsi="Times New Roman" w:cs="Times New Roman"/>
+          <w:lang w:val="en-US"/>
+        </w:rPr>
+        <w:t xml:space="preserve"> </w:t>
+      </w:r>
+      <w:proofErr w:type="spellStart"/>
+      <w:r>
+        <w:rPr>
+          <w:rFonts w:ascii="Times New Roman" w:hAnsi="Times New Roman" w:cs="Times New Roman"/>
+          <w:lang w:val="en-US"/>
+        </w:rPr>
+        <w:t>untuk</w:t>
+      </w:r>
+      <w:proofErr w:type="spellEnd"/>
+      <w:r>
+        <w:rPr>
+          <w:rFonts w:ascii="Times New Roman" w:hAnsi="Times New Roman" w:cs="Times New Roman"/>
+          <w:lang w:val="en-US"/>
+        </w:rPr>
+        <w:t xml:space="preserve"> </w:t>
+      </w:r>
+      <w:proofErr w:type="spellStart"/>
+      <w:r>
+        <w:rPr>
+          <w:rFonts w:ascii="Times New Roman" w:hAnsi="Times New Roman" w:cs="Times New Roman"/>
+          <w:lang w:val="en-US"/>
+        </w:rPr>
+        <w:t>menambahkan</w:t>
+      </w:r>
+      <w:proofErr w:type="spellEnd"/>
+      <w:r>
+        <w:rPr>
+          <w:rFonts w:ascii="Times New Roman" w:hAnsi="Times New Roman" w:cs="Times New Roman"/>
+          <w:lang w:val="en-US"/>
+        </w:rPr>
+        <w:t xml:space="preserve"> data </w:t>
+      </w:r>
+      <w:proofErr w:type="spellStart"/>
+      <w:r>
+        <w:rPr>
+          <w:rFonts w:ascii="Times New Roman" w:hAnsi="Times New Roman" w:cs="Times New Roman"/>
+          <w:lang w:val="en-US"/>
+        </w:rPr>
+        <w:t>Matakuliah</w:t>
+      </w:r>
+      <w:proofErr w:type="spellEnd"/>
+    </w:p>
+    <w:p>
+      <w:pPr>
+        <w:pStyle w:val="ListParagraph"/>
+        <w:spacing w:after="0" w:line="360" w:lineRule="auto"/>
+        <w:ind w:left="426"/>
+        <w:jc w:val="both"/>
+        <w:rPr>
+          <w:rFonts w:ascii="Times New Roman" w:hAnsi="Times New Roman" w:cs="Times New Roman"/>
+        </w:rPr>
+      </w:pPr>
+      <w:r>
+        <w:rPr>
+          <w:rFonts w:ascii="Times New Roman" w:hAnsi="Times New Roman" w:cs="Times New Roman"/>
+          <w:b/>
+          <w:bCs/>
+        </w:rPr>
+        <w:t>Jawab:</w:t>
+      </w:r>
+      <w:r>
+        <w:rPr>
+          <w:rFonts w:ascii="Times New Roman" w:hAnsi="Times New Roman" w:cs="Times New Roman"/>
+        </w:rPr>
+        <w:t xml:space="preserve"> Langkah </w:t>
+      </w:r>
+      <w:proofErr w:type="spellStart"/>
+      <w:r>
+        <w:rPr>
+          <w:rFonts w:ascii="Times New Roman" w:hAnsi="Times New Roman" w:cs="Times New Roman"/>
+        </w:rPr>
+        <w:t>ini</w:t>
+      </w:r>
+      <w:proofErr w:type="spellEnd"/>
+      <w:r>
+        <w:rPr>
+          <w:rFonts w:ascii="Times New Roman" w:hAnsi="Times New Roman" w:cs="Times New Roman"/>
+        </w:rPr>
+        <w:t xml:space="preserve"> </w:t>
+      </w:r>
+      <w:proofErr w:type="spellStart"/>
+      <w:r>
+        <w:rPr>
+          <w:rFonts w:ascii="Times New Roman" w:hAnsi="Times New Roman" w:cs="Times New Roman"/>
+        </w:rPr>
+        <w:t>meminta</w:t>
+      </w:r>
+      <w:proofErr w:type="spellEnd"/>
+      <w:r>
+        <w:rPr>
+          <w:rFonts w:ascii="Times New Roman" w:hAnsi="Times New Roman" w:cs="Times New Roman"/>
+        </w:rPr>
+        <w:t xml:space="preserve"> Anda </w:t>
+      </w:r>
+      <w:proofErr w:type="spellStart"/>
+      <w:r>
+        <w:rPr>
+          <w:rFonts w:ascii="Times New Roman" w:hAnsi="Times New Roman" w:cs="Times New Roman"/>
+        </w:rPr>
+        <w:t>memindahkan</w:t>
+      </w:r>
+      <w:proofErr w:type="spellEnd"/>
+      <w:r>
+        <w:rPr>
+          <w:rFonts w:ascii="Times New Roman" w:hAnsi="Times New Roman" w:cs="Times New Roman"/>
+        </w:rPr>
+        <w:t xml:space="preserve"> </w:t>
+      </w:r>
+      <w:proofErr w:type="spellStart"/>
+      <w:r>
+        <w:rPr>
+          <w:rFonts w:ascii="Times New Roman" w:hAnsi="Times New Roman" w:cs="Times New Roman"/>
+        </w:rPr>
+        <w:t>logika</w:t>
+      </w:r>
+      <w:proofErr w:type="spellEnd"/>
+      <w:r>
+        <w:rPr>
+          <w:rFonts w:ascii="Times New Roman" w:hAnsi="Times New Roman" w:cs="Times New Roman"/>
+        </w:rPr>
+        <w:t xml:space="preserve"> </w:t>
+      </w:r>
+      <w:proofErr w:type="spellStart"/>
+      <w:r>
+        <w:rPr>
+          <w:rFonts w:ascii="Times New Roman" w:hAnsi="Times New Roman" w:cs="Times New Roman"/>
+        </w:rPr>
+        <w:t>pengisian</w:t>
+      </w:r>
+      <w:proofErr w:type="spellEnd"/>
+      <w:r>
+        <w:rPr>
+          <w:rFonts w:ascii="Times New Roman" w:hAnsi="Times New Roman" w:cs="Times New Roman"/>
+        </w:rPr>
+        <w:t xml:space="preserve"> dan </w:t>
+      </w:r>
+      <w:proofErr w:type="spellStart"/>
+      <w:r>
+        <w:rPr>
+          <w:rFonts w:ascii="Times New Roman" w:hAnsi="Times New Roman" w:cs="Times New Roman"/>
+        </w:rPr>
+        <w:t>penampilan</w:t>
+      </w:r>
+      <w:proofErr w:type="spellEnd"/>
+      <w:r>
+        <w:rPr>
+          <w:rFonts w:ascii="Times New Roman" w:hAnsi="Times New Roman" w:cs="Times New Roman"/>
+        </w:rPr>
+        <w:t xml:space="preserve"> data </w:t>
+      </w:r>
+      <w:proofErr w:type="spellStart"/>
+      <w:r>
+        <w:rPr>
+          <w:rFonts w:ascii="Times New Roman" w:hAnsi="Times New Roman" w:cs="Times New Roman"/>
+        </w:rPr>
+        <w:t>ke</w:t>
+      </w:r>
+      <w:proofErr w:type="spellEnd"/>
+      <w:r>
+        <w:rPr>
+          <w:rFonts w:ascii="Times New Roman" w:hAnsi="Times New Roman" w:cs="Times New Roman"/>
+        </w:rPr>
+        <w:t xml:space="preserve"> </w:t>
+      </w:r>
+      <w:proofErr w:type="spellStart"/>
+      <w:r>
+        <w:rPr>
+          <w:rFonts w:ascii="Times New Roman" w:hAnsi="Times New Roman" w:cs="Times New Roman"/>
+        </w:rPr>
+        <w:t>dalam</w:t>
+      </w:r>
+      <w:proofErr w:type="spellEnd"/>
+      <w:r>
+        <w:rPr>
+          <w:rFonts w:ascii="Times New Roman" w:hAnsi="Times New Roman" w:cs="Times New Roman"/>
+        </w:rPr>
+        <w:t xml:space="preserve"> </w:t>
+      </w:r>
+      <w:r>
+        <w:rPr>
+          <w:rFonts w:ascii="Times New Roman" w:hAnsi="Times New Roman" w:cs="Times New Roman"/>
+          <w:i/>
+          <w:iCs/>
+        </w:rPr>
+        <w:t>method</w:t>
+      </w:r>
+      <w:r>
+        <w:rPr>
+          <w:rFonts w:ascii="Times New Roman" w:hAnsi="Times New Roman" w:cs="Times New Roman"/>
+        </w:rPr>
+        <w:t xml:space="preserve"> agar </w:t>
+      </w:r>
+      <w:proofErr w:type="spellStart"/>
+      <w:r>
+        <w:rPr>
+          <w:rFonts w:ascii="Times New Roman" w:hAnsi="Times New Roman" w:cs="Times New Roman"/>
+        </w:rPr>
+        <w:t>kode</w:t>
+      </w:r>
+      <w:proofErr w:type="spellEnd"/>
+      <w:r>
+        <w:rPr>
+          <w:rFonts w:ascii="Times New Roman" w:hAnsi="Times New Roman" w:cs="Times New Roman"/>
+        </w:rPr>
+        <w:t xml:space="preserve"> di main </w:t>
+      </w:r>
+      <w:proofErr w:type="spellStart"/>
+      <w:r>
+        <w:rPr>
+          <w:rFonts w:ascii="Times New Roman" w:hAnsi="Times New Roman" w:cs="Times New Roman"/>
+        </w:rPr>
+        <w:t>lebih</w:t>
+      </w:r>
+      <w:proofErr w:type="spellEnd"/>
+      <w:r>
+        <w:rPr>
+          <w:rFonts w:ascii="Times New Roman" w:hAnsi="Times New Roman" w:cs="Times New Roman"/>
+        </w:rPr>
+        <w:t xml:space="preserve"> </w:t>
+      </w:r>
+      <w:proofErr w:type="spellStart"/>
+      <w:r>
+        <w:rPr>
+          <w:rFonts w:ascii="Times New Roman" w:hAnsi="Times New Roman" w:cs="Times New Roman"/>
+        </w:rPr>
+        <w:t>rapi</w:t>
+      </w:r>
+      <w:proofErr w:type="spellEnd"/>
     </w:p>
     <w:p>
       <w:pPr>
         <w:pStyle w:val="ListParagraph"/>
         <w:numPr>
           <w:ilvl w:val="0"/>
-          <w:numId w:val="3"/>
+          <w:numId w:val="4"/>
         </w:numPr>
         <w:spacing w:after="0" w:line="360" w:lineRule="auto"/>
         <w:ind w:left="426"/>
@@ -1034,104 +5108,204 @@
           <w:lang w:val="en-US"/>
         </w:rPr>
       </w:pPr>
-      <w:r>
-        <w:rPr>
-          <w:rFonts w:ascii="Times New Roman" w:hAnsi="Times New Roman" w:cs="Times New Roman"/>
-          <w:lang w:val="en-US"/>
-        </w:rPr>
-        <w:t>tersebut di class MatakuliahDemo untuk menambahkan data Matakuliah</w:t>
-      </w:r>
-    </w:p>
-    <w:p>
-      <w:pPr>
-        <w:pStyle w:val="ListParagraph"/>
-        <w:numPr>
-          <w:ilvl w:val="0"/>
-          <w:numId w:val="3"/>
-        </w:numPr>
-        <w:spacing w:after="0" w:line="360" w:lineRule="auto"/>
-        <w:ind w:left="426"/>
-        <w:jc w:val="both"/>
-        <w:rPr>
-          <w:rFonts w:ascii="Times New Roman" w:hAnsi="Times New Roman" w:cs="Times New Roman"/>
-          <w:lang w:val="en-US"/>
-        </w:rPr>
-      </w:pPr>
-      <w:r>
-        <w:rPr>
-          <w:rFonts w:ascii="Times New Roman" w:hAnsi="Times New Roman" w:cs="Times New Roman"/>
-          <w:lang w:val="en-US"/>
-        </w:rPr>
-        <w:t>Tambahkan method cetakInfo() pada class Matakuliah, kemudian gunakan method</w:t>
-      </w:r>
-    </w:p>
-    <w:p>
-      <w:pPr>
-        <w:pStyle w:val="ListParagraph"/>
-        <w:numPr>
-          <w:ilvl w:val="0"/>
-          <w:numId w:val="3"/>
-        </w:numPr>
-        <w:spacing w:after="0" w:line="360" w:lineRule="auto"/>
-        <w:ind w:left="426"/>
-        <w:jc w:val="both"/>
-        <w:rPr>
-          <w:rFonts w:ascii="Times New Roman" w:hAnsi="Times New Roman" w:cs="Times New Roman"/>
-          <w:lang w:val="en-US"/>
-        </w:rPr>
-      </w:pPr>
-      <w:r>
-        <w:rPr>
-          <w:rFonts w:ascii="Times New Roman" w:hAnsi="Times New Roman" w:cs="Times New Roman"/>
-          <w:lang w:val="en-US"/>
-        </w:rPr>
-        <w:t>tersebut di class MatakuliahDemo untuk menampilkan data hasil inputan di layar</w:t>
-      </w:r>
-    </w:p>
-    <w:p>
-      <w:pPr>
-        <w:pStyle w:val="ListParagraph"/>
-        <w:numPr>
-          <w:ilvl w:val="0"/>
-          <w:numId w:val="3"/>
-        </w:numPr>
-        <w:spacing w:after="0" w:line="360" w:lineRule="auto"/>
-        <w:ind w:left="426"/>
-        <w:jc w:val="both"/>
-        <w:rPr>
-          <w:rFonts w:ascii="Times New Roman" w:hAnsi="Times New Roman" w:cs="Times New Roman"/>
-          <w:lang w:val="en-US"/>
-        </w:rPr>
-      </w:pPr>
-      <w:r>
-        <w:rPr>
-          <w:rFonts w:ascii="Times New Roman" w:hAnsi="Times New Roman" w:cs="Times New Roman"/>
-          <w:lang w:val="en-US"/>
-        </w:rPr>
-        <w:t>Modifikasi kode program pada class MatakuliahDemo agar panjang (jumlah elemen) dari</w:t>
-      </w:r>
-    </w:p>
-    <w:p>
-      <w:pPr>
-        <w:pStyle w:val="ListParagraph"/>
-        <w:numPr>
-          <w:ilvl w:val="0"/>
-          <w:numId w:val="3"/>
-        </w:numPr>
-        <w:spacing w:after="0" w:line="360" w:lineRule="auto"/>
-        <w:ind w:left="426"/>
-        <w:jc w:val="both"/>
-        <w:rPr>
-          <w:rFonts w:ascii="Times New Roman" w:hAnsi="Times New Roman" w:cs="Times New Roman"/>
-          <w:lang w:val="en-US"/>
-        </w:rPr>
-      </w:pPr>
-      <w:r>
-        <w:rPr>
-          <w:rFonts w:ascii="Times New Roman" w:hAnsi="Times New Roman" w:cs="Times New Roman"/>
-          <w:lang w:val="en-US"/>
-        </w:rPr>
-        <w:t>array of object Matakuliah ditentukan oleh user melalui input dengan Scanner</w:t>
+      <w:proofErr w:type="spellStart"/>
+      <w:r>
+        <w:rPr>
+          <w:rFonts w:ascii="Times New Roman" w:hAnsi="Times New Roman" w:cs="Times New Roman"/>
+          <w:lang w:val="en-US"/>
+        </w:rPr>
+        <w:t>Tambahkan</w:t>
+      </w:r>
+      <w:proofErr w:type="spellEnd"/>
+      <w:r>
+        <w:rPr>
+          <w:rFonts w:ascii="Times New Roman" w:hAnsi="Times New Roman" w:cs="Times New Roman"/>
+          <w:lang w:val="en-US"/>
+        </w:rPr>
+        <w:t xml:space="preserve"> method </w:t>
+      </w:r>
+      <w:proofErr w:type="spellStart"/>
+      <w:proofErr w:type="gramStart"/>
+      <w:r>
+        <w:rPr>
+          <w:rFonts w:ascii="Times New Roman" w:hAnsi="Times New Roman" w:cs="Times New Roman"/>
+          <w:lang w:val="en-US"/>
+        </w:rPr>
+        <w:t>cetakInfo</w:t>
+      </w:r>
+      <w:proofErr w:type="spellEnd"/>
+      <w:r>
+        <w:rPr>
+          <w:rFonts w:ascii="Times New Roman" w:hAnsi="Times New Roman" w:cs="Times New Roman"/>
+          <w:lang w:val="en-US"/>
+        </w:rPr>
+        <w:t>(</w:t>
+      </w:r>
+      <w:proofErr w:type="gramEnd"/>
+      <w:r>
+        <w:rPr>
+          <w:rFonts w:ascii="Times New Roman" w:hAnsi="Times New Roman" w:cs="Times New Roman"/>
+          <w:lang w:val="en-US"/>
+        </w:rPr>
+        <w:t xml:space="preserve">) pada class </w:t>
+      </w:r>
+      <w:proofErr w:type="spellStart"/>
+      <w:r>
+        <w:rPr>
+          <w:rFonts w:ascii="Times New Roman" w:hAnsi="Times New Roman" w:cs="Times New Roman"/>
+          <w:lang w:val="en-US"/>
+        </w:rPr>
+        <w:t>Matakuliah</w:t>
+      </w:r>
+      <w:proofErr w:type="spellEnd"/>
+      <w:r>
+        <w:rPr>
+          <w:rFonts w:ascii="Times New Roman" w:hAnsi="Times New Roman" w:cs="Times New Roman"/>
+          <w:lang w:val="en-US"/>
+        </w:rPr>
+        <w:t xml:space="preserve">, </w:t>
+      </w:r>
+      <w:proofErr w:type="spellStart"/>
+      <w:r>
+        <w:rPr>
+          <w:rFonts w:ascii="Times New Roman" w:hAnsi="Times New Roman" w:cs="Times New Roman"/>
+          <w:lang w:val="en-US"/>
+        </w:rPr>
+        <w:t>kemudian</w:t>
+      </w:r>
+      <w:proofErr w:type="spellEnd"/>
+      <w:r>
+        <w:rPr>
+          <w:rFonts w:ascii="Times New Roman" w:hAnsi="Times New Roman" w:cs="Times New Roman"/>
+          <w:lang w:val="en-US"/>
+        </w:rPr>
+        <w:t xml:space="preserve"> </w:t>
+      </w:r>
+      <w:proofErr w:type="spellStart"/>
+      <w:r>
+        <w:rPr>
+          <w:rFonts w:ascii="Times New Roman" w:hAnsi="Times New Roman" w:cs="Times New Roman"/>
+          <w:lang w:val="en-US"/>
+        </w:rPr>
+        <w:t>gunakan</w:t>
+      </w:r>
+      <w:proofErr w:type="spellEnd"/>
+      <w:r>
+        <w:rPr>
+          <w:rFonts w:ascii="Times New Roman" w:hAnsi="Times New Roman" w:cs="Times New Roman"/>
+          <w:lang w:val="en-US"/>
+        </w:rPr>
+        <w:t xml:space="preserve"> method</w:t>
+      </w:r>
+      <w:r>
+        <w:rPr>
+          <w:rFonts w:ascii="Times New Roman" w:hAnsi="Times New Roman" w:cs="Times New Roman"/>
+          <w:lang w:val="en-US"/>
+        </w:rPr>
+        <w:t xml:space="preserve"> </w:t>
+      </w:r>
+      <w:proofErr w:type="spellStart"/>
+      <w:r>
+        <w:rPr>
+          <w:rFonts w:ascii="Times New Roman" w:hAnsi="Times New Roman" w:cs="Times New Roman"/>
+          <w:lang w:val="en-US"/>
+        </w:rPr>
+        <w:t>tersebut</w:t>
+      </w:r>
+      <w:proofErr w:type="spellEnd"/>
+      <w:r>
+        <w:rPr>
+          <w:rFonts w:ascii="Times New Roman" w:hAnsi="Times New Roman" w:cs="Times New Roman"/>
+          <w:lang w:val="en-US"/>
+        </w:rPr>
+        <w:t xml:space="preserve"> di class </w:t>
+      </w:r>
+      <w:proofErr w:type="spellStart"/>
+      <w:r>
+        <w:rPr>
+          <w:rFonts w:ascii="Times New Roman" w:hAnsi="Times New Roman" w:cs="Times New Roman"/>
+          <w:lang w:val="en-US"/>
+        </w:rPr>
+        <w:t>MatakuliahDemo</w:t>
+      </w:r>
+      <w:proofErr w:type="spellEnd"/>
+      <w:r>
+        <w:rPr>
+          <w:rFonts w:ascii="Times New Roman" w:hAnsi="Times New Roman" w:cs="Times New Roman"/>
+          <w:lang w:val="en-US"/>
+        </w:rPr>
+        <w:t xml:space="preserve"> </w:t>
+      </w:r>
+      <w:proofErr w:type="spellStart"/>
+      <w:r>
+        <w:rPr>
+          <w:rFonts w:ascii="Times New Roman" w:hAnsi="Times New Roman" w:cs="Times New Roman"/>
+          <w:lang w:val="en-US"/>
+        </w:rPr>
+        <w:t>untuk</w:t>
+      </w:r>
+      <w:proofErr w:type="spellEnd"/>
+      <w:r>
+        <w:rPr>
+          <w:rFonts w:ascii="Times New Roman" w:hAnsi="Times New Roman" w:cs="Times New Roman"/>
+          <w:lang w:val="en-US"/>
+        </w:rPr>
+        <w:t xml:space="preserve"> </w:t>
+      </w:r>
+      <w:proofErr w:type="spellStart"/>
+      <w:r>
+        <w:rPr>
+          <w:rFonts w:ascii="Times New Roman" w:hAnsi="Times New Roman" w:cs="Times New Roman"/>
+          <w:lang w:val="en-US"/>
+        </w:rPr>
+        <w:t>menampilkan</w:t>
+      </w:r>
+      <w:proofErr w:type="spellEnd"/>
+      <w:r>
+        <w:rPr>
+          <w:rFonts w:ascii="Times New Roman" w:hAnsi="Times New Roman" w:cs="Times New Roman"/>
+          <w:lang w:val="en-US"/>
+        </w:rPr>
+        <w:t xml:space="preserve"> data </w:t>
+      </w:r>
+      <w:proofErr w:type="spellStart"/>
+      <w:r>
+        <w:rPr>
+          <w:rFonts w:ascii="Times New Roman" w:hAnsi="Times New Roman" w:cs="Times New Roman"/>
+          <w:lang w:val="en-US"/>
+        </w:rPr>
+        <w:t>hasil</w:t>
+      </w:r>
+      <w:proofErr w:type="spellEnd"/>
+      <w:r>
+        <w:rPr>
+          <w:rFonts w:ascii="Times New Roman" w:hAnsi="Times New Roman" w:cs="Times New Roman"/>
+          <w:lang w:val="en-US"/>
+        </w:rPr>
+        <w:t xml:space="preserve"> </w:t>
+      </w:r>
+      <w:proofErr w:type="spellStart"/>
+      <w:r>
+        <w:rPr>
+          <w:rFonts w:ascii="Times New Roman" w:hAnsi="Times New Roman" w:cs="Times New Roman"/>
+          <w:lang w:val="en-US"/>
+        </w:rPr>
+        <w:t>inputan</w:t>
+      </w:r>
+      <w:proofErr w:type="spellEnd"/>
+      <w:r>
+        <w:rPr>
+          <w:rFonts w:ascii="Times New Roman" w:hAnsi="Times New Roman" w:cs="Times New Roman"/>
+          <w:lang w:val="en-US"/>
+        </w:rPr>
+        <w:t xml:space="preserve"> di </w:t>
+      </w:r>
+      <w:r>
+        <w:rPr>
+          <w:rFonts w:ascii="Times New Roman" w:hAnsi="Times New Roman" w:cs="Times New Roman"/>
+          <w:lang w:val="en-US"/>
+        </w:rPr>
+        <w:t>layer</w:t>
       </w:r>
     </w:p>
     <w:p>
@@ -1145,13 +5319,320 @@
           <w:lang w:val="en-US"/>
         </w:rPr>
       </w:pPr>
+      <w:r>
+        <w:rPr>
+          <w:rFonts w:ascii="Times New Roman" w:hAnsi="Times New Roman" w:cs="Times New Roman"/>
+          <w:b/>
+          <w:bCs/>
+        </w:rPr>
+        <w:t>Jawab:</w:t>
+      </w:r>
+      <w:r>
+        <w:rPr>
+          <w:rFonts w:ascii="Times New Roman" w:hAnsi="Times New Roman" w:cs="Times New Roman"/>
+        </w:rPr>
+        <w:t xml:space="preserve"> Anda </w:t>
+      </w:r>
+      <w:proofErr w:type="spellStart"/>
+      <w:r>
+        <w:rPr>
+          <w:rFonts w:ascii="Times New Roman" w:hAnsi="Times New Roman" w:cs="Times New Roman"/>
+        </w:rPr>
+        <w:t>perlu</w:t>
+      </w:r>
+      <w:proofErr w:type="spellEnd"/>
+      <w:r>
+        <w:rPr>
+          <w:rFonts w:ascii="Times New Roman" w:hAnsi="Times New Roman" w:cs="Times New Roman"/>
+        </w:rPr>
+        <w:t xml:space="preserve"> </w:t>
+      </w:r>
+      <w:proofErr w:type="spellStart"/>
+      <w:r>
+        <w:rPr>
+          <w:rFonts w:ascii="Times New Roman" w:hAnsi="Times New Roman" w:cs="Times New Roman"/>
+        </w:rPr>
+        <w:t>menambahkan</w:t>
+      </w:r>
+      <w:proofErr w:type="spellEnd"/>
+      <w:r>
+        <w:rPr>
+          <w:rFonts w:ascii="Times New Roman" w:hAnsi="Times New Roman" w:cs="Times New Roman"/>
+        </w:rPr>
+        <w:t xml:space="preserve"> input </w:t>
+      </w:r>
+      <w:proofErr w:type="spellStart"/>
+      <w:r>
+        <w:rPr>
+          <w:rFonts w:ascii="Times New Roman" w:hAnsi="Times New Roman" w:cs="Times New Roman"/>
+        </w:rPr>
+        <w:t>sebelum</w:t>
+      </w:r>
+      <w:proofErr w:type="spellEnd"/>
+      <w:r>
+        <w:rPr>
+          <w:rFonts w:ascii="Times New Roman" w:hAnsi="Times New Roman" w:cs="Times New Roman"/>
+        </w:rPr>
+        <w:t xml:space="preserve"> </w:t>
+      </w:r>
+      <w:proofErr w:type="spellStart"/>
+      <w:r>
+        <w:rPr>
+          <w:rFonts w:ascii="Times New Roman" w:hAnsi="Times New Roman" w:cs="Times New Roman"/>
+        </w:rPr>
+        <w:t>deklarasi</w:t>
+      </w:r>
+      <w:proofErr w:type="spellEnd"/>
+      <w:r>
+        <w:rPr>
+          <w:rFonts w:ascii="Times New Roman" w:hAnsi="Times New Roman" w:cs="Times New Roman"/>
+        </w:rPr>
+        <w:t xml:space="preserve"> </w:t>
+      </w:r>
+      <w:r>
+        <w:rPr>
+          <w:rFonts w:ascii="Times New Roman" w:hAnsi="Times New Roman" w:cs="Times New Roman"/>
+          <w:i/>
+          <w:iCs/>
+        </w:rPr>
+        <w:t>array</w:t>
+      </w:r>
+      <w:r>
+        <w:rPr>
+          <w:rFonts w:ascii="Times New Roman" w:hAnsi="Times New Roman" w:cs="Times New Roman"/>
+        </w:rPr>
+        <w:t>:</w:t>
+      </w:r>
     </w:p>
     <w:p>
       <w:pPr>
+        <w:pStyle w:val="ListParagraph"/>
+        <w:spacing w:after="0" w:line="360" w:lineRule="auto"/>
+        <w:ind w:left="426"/>
+        <w:jc w:val="both"/>
+        <w:rPr>
+          <w:rFonts w:ascii="Times New Roman" w:hAnsi="Times New Roman" w:cs="Times New Roman"/>
+          <w:lang w:val="en-US"/>
+        </w:rPr>
+      </w:pPr>
+    </w:p>
+    <w:p>
+      <w:pPr>
+        <w:pStyle w:val="ListParagraph"/>
+        <w:numPr>
+          <w:ilvl w:val="0"/>
+          <w:numId w:val="4"/>
+        </w:numPr>
         <w:spacing w:after="0" w:line="360" w:lineRule="auto"/>
         <w:jc w:val="both"/>
         <w:rPr>
           <w:rFonts w:ascii="Times New Roman" w:hAnsi="Times New Roman" w:cs="Times New Roman"/>
+          <w:lang w:val="en-US"/>
+        </w:rPr>
+      </w:pPr>
+      <w:proofErr w:type="spellStart"/>
+      <w:r>
+        <w:rPr>
+          <w:rFonts w:ascii="Times New Roman" w:hAnsi="Times New Roman" w:cs="Times New Roman"/>
+          <w:lang w:val="en-US"/>
+        </w:rPr>
+        <w:lastRenderedPageBreak/>
+        <w:t>Modifikasi</w:t>
+      </w:r>
+      <w:proofErr w:type="spellEnd"/>
+      <w:r>
+        <w:rPr>
+          <w:rFonts w:ascii="Times New Roman" w:hAnsi="Times New Roman" w:cs="Times New Roman"/>
+          <w:lang w:val="en-US"/>
+        </w:rPr>
+        <w:t xml:space="preserve"> </w:t>
+      </w:r>
+      <w:proofErr w:type="spellStart"/>
+      <w:r>
+        <w:rPr>
+          <w:rFonts w:ascii="Times New Roman" w:hAnsi="Times New Roman" w:cs="Times New Roman"/>
+          <w:lang w:val="en-US"/>
+        </w:rPr>
+        <w:t>kode</w:t>
+      </w:r>
+      <w:proofErr w:type="spellEnd"/>
+      <w:r>
+        <w:rPr>
+          <w:rFonts w:ascii="Times New Roman" w:hAnsi="Times New Roman" w:cs="Times New Roman"/>
+          <w:lang w:val="en-US"/>
+        </w:rPr>
+        <w:t xml:space="preserve"> program pada class </w:t>
+      </w:r>
+      <w:proofErr w:type="spellStart"/>
+      <w:r>
+        <w:rPr>
+          <w:rFonts w:ascii="Times New Roman" w:hAnsi="Times New Roman" w:cs="Times New Roman"/>
+          <w:lang w:val="en-US"/>
+        </w:rPr>
+        <w:t>MatakuliahDemo</w:t>
+      </w:r>
+      <w:proofErr w:type="spellEnd"/>
+      <w:r>
+        <w:rPr>
+          <w:rFonts w:ascii="Times New Roman" w:hAnsi="Times New Roman" w:cs="Times New Roman"/>
+          <w:lang w:val="en-US"/>
+        </w:rPr>
+        <w:t xml:space="preserve"> agar </w:t>
+      </w:r>
+      <w:proofErr w:type="spellStart"/>
+      <w:r>
+        <w:rPr>
+          <w:rFonts w:ascii="Times New Roman" w:hAnsi="Times New Roman" w:cs="Times New Roman"/>
+          <w:lang w:val="en-US"/>
+        </w:rPr>
+        <w:t>panjang</w:t>
+      </w:r>
+      <w:proofErr w:type="spellEnd"/>
+      <w:r>
+        <w:rPr>
+          <w:rFonts w:ascii="Times New Roman" w:hAnsi="Times New Roman" w:cs="Times New Roman"/>
+          <w:lang w:val="en-US"/>
+        </w:rPr>
+        <w:t xml:space="preserve"> (</w:t>
+      </w:r>
+      <w:proofErr w:type="spellStart"/>
+      <w:r>
+        <w:rPr>
+          <w:rFonts w:ascii="Times New Roman" w:hAnsi="Times New Roman" w:cs="Times New Roman"/>
+          <w:lang w:val="en-US"/>
+        </w:rPr>
+        <w:t>jumlah</w:t>
+      </w:r>
+      <w:proofErr w:type="spellEnd"/>
+      <w:r>
+        <w:rPr>
+          <w:rFonts w:ascii="Times New Roman" w:hAnsi="Times New Roman" w:cs="Times New Roman"/>
+          <w:lang w:val="en-US"/>
+        </w:rPr>
+        <w:t xml:space="preserve"> </w:t>
+      </w:r>
+      <w:proofErr w:type="spellStart"/>
+      <w:r>
+        <w:rPr>
+          <w:rFonts w:ascii="Times New Roman" w:hAnsi="Times New Roman" w:cs="Times New Roman"/>
+          <w:lang w:val="en-US"/>
+        </w:rPr>
+        <w:t>elemen</w:t>
+      </w:r>
+      <w:proofErr w:type="spellEnd"/>
+      <w:r>
+        <w:rPr>
+          <w:rFonts w:ascii="Times New Roman" w:hAnsi="Times New Roman" w:cs="Times New Roman"/>
+          <w:lang w:val="en-US"/>
+        </w:rPr>
+        <w:t xml:space="preserve">) </w:t>
+      </w:r>
+      <w:proofErr w:type="spellStart"/>
+      <w:r>
+        <w:rPr>
+          <w:rFonts w:ascii="Times New Roman" w:hAnsi="Times New Roman" w:cs="Times New Roman"/>
+          <w:lang w:val="en-US"/>
+        </w:rPr>
+        <w:t>dari</w:t>
+      </w:r>
+      <w:proofErr w:type="spellEnd"/>
+      <w:r>
+        <w:rPr>
+          <w:rFonts w:ascii="Times New Roman" w:hAnsi="Times New Roman" w:cs="Times New Roman"/>
+          <w:lang w:val="en-US"/>
+        </w:rPr>
+        <w:t xml:space="preserve"> </w:t>
+      </w:r>
+      <w:r>
+        <w:rPr>
+          <w:rFonts w:ascii="Times New Roman" w:hAnsi="Times New Roman" w:cs="Times New Roman"/>
+          <w:lang w:val="en-US"/>
+        </w:rPr>
+        <w:t xml:space="preserve">array of object </w:t>
+      </w:r>
+      <w:proofErr w:type="spellStart"/>
+      <w:r>
+        <w:rPr>
+          <w:rFonts w:ascii="Times New Roman" w:hAnsi="Times New Roman" w:cs="Times New Roman"/>
+          <w:lang w:val="en-US"/>
+        </w:rPr>
+        <w:t>Matakuliah</w:t>
+      </w:r>
+      <w:proofErr w:type="spellEnd"/>
+      <w:r>
+        <w:rPr>
+          <w:rFonts w:ascii="Times New Roman" w:hAnsi="Times New Roman" w:cs="Times New Roman"/>
+          <w:lang w:val="en-US"/>
+        </w:rPr>
+        <w:t xml:space="preserve"> </w:t>
+      </w:r>
+      <w:proofErr w:type="spellStart"/>
+      <w:r>
+        <w:rPr>
+          <w:rFonts w:ascii="Times New Roman" w:hAnsi="Times New Roman" w:cs="Times New Roman"/>
+          <w:lang w:val="en-US"/>
+        </w:rPr>
+        <w:t>ditentukan</w:t>
+      </w:r>
+      <w:proofErr w:type="spellEnd"/>
+      <w:r>
+        <w:rPr>
+          <w:rFonts w:ascii="Times New Roman" w:hAnsi="Times New Roman" w:cs="Times New Roman"/>
+          <w:lang w:val="en-US"/>
+        </w:rPr>
+        <w:t xml:space="preserve"> oleh user </w:t>
+      </w:r>
+      <w:proofErr w:type="spellStart"/>
+      <w:r>
+        <w:rPr>
+          <w:rFonts w:ascii="Times New Roman" w:hAnsi="Times New Roman" w:cs="Times New Roman"/>
+          <w:lang w:val="en-US"/>
+        </w:rPr>
+        <w:t>melalui</w:t>
+      </w:r>
+      <w:proofErr w:type="spellEnd"/>
+      <w:r>
+        <w:rPr>
+          <w:rFonts w:ascii="Times New Roman" w:hAnsi="Times New Roman" w:cs="Times New Roman"/>
+          <w:lang w:val="en-US"/>
+        </w:rPr>
+        <w:t xml:space="preserve"> input </w:t>
+      </w:r>
+      <w:proofErr w:type="spellStart"/>
+      <w:r>
+        <w:rPr>
+          <w:rFonts w:ascii="Times New Roman" w:hAnsi="Times New Roman" w:cs="Times New Roman"/>
+          <w:lang w:val="en-US"/>
+        </w:rPr>
+        <w:t>dengan</w:t>
+      </w:r>
+      <w:proofErr w:type="spellEnd"/>
+      <w:r>
+        <w:rPr>
+          <w:rFonts w:ascii="Times New Roman" w:hAnsi="Times New Roman" w:cs="Times New Roman"/>
+          <w:lang w:val="en-US"/>
+        </w:rPr>
+        <w:t xml:space="preserve"> Scanner</w:t>
+      </w:r>
+    </w:p>
+    <w:p>
+      <w:pPr>
+        <w:pStyle w:val="ListParagraph"/>
+        <w:spacing w:after="0" w:line="360" w:lineRule="auto"/>
+        <w:ind w:left="426"/>
+        <w:jc w:val="both"/>
+        <w:rPr>
+          <w:rFonts w:ascii="Times New Roman" w:hAnsi="Times New Roman" w:cs="Times New Roman"/>
+          <w:lang w:val="en-US"/>
+        </w:rPr>
+      </w:pPr>
+    </w:p>
+    <w:p>
+      <w:pPr>
+        <w:spacing w:after="0" w:line="360" w:lineRule="auto"/>
+        <w:jc w:val="both"/>
+        <w:rPr>
+          <w:rFonts w:ascii="Times New Roman" w:hAnsi="Times New Roman" w:cs="Times New Roman"/>
           <w:b/>
           <w:bCs/>
           <w:lang w:val="en-US"/>
@@ -1164,8 +5645,19 @@
           <w:bCs/>
           <w:lang w:val="en-US"/>
         </w:rPr>
-        <w:t>3.5 Tugas</w:t>
-      </w:r>
+        <w:t xml:space="preserve">3.5 </w:t>
+      </w:r>
+      <w:proofErr w:type="spellStart"/>
+      <w:r>
+        <w:rPr>
+          <w:rFonts w:ascii="Times New Roman" w:hAnsi="Times New Roman" w:cs="Times New Roman"/>
+          <w:b/>
+          <w:bCs/>
+          <w:lang w:val="en-US"/>
+        </w:rPr>
+        <w:t>Tugas</w:t>
+      </w:r>
+      <w:proofErr w:type="spellEnd"/>
     </w:p>
     <w:p>
       <w:pPr>
@@ -1181,26 +5673,316 @@
           <w:lang w:val="en-US"/>
         </w:rPr>
       </w:pPr>
-      <w:r>
-        <w:rPr>
-          <w:rFonts w:ascii="Times New Roman" w:hAnsi="Times New Roman" w:cs="Times New Roman"/>
-          <w:lang w:val="en-US"/>
-        </w:rPr>
-        <w:t>Buatlah program untuk menampilkan informasi tentang dosen. Program dapat menerima input</w:t>
-      </w:r>
-      <w:r>
-        <w:rPr>
-          <w:rFonts w:ascii="Times New Roman" w:hAnsi="Times New Roman" w:cs="Times New Roman"/>
-          <w:lang w:val="en-US"/>
-        </w:rPr>
-        <w:t xml:space="preserve"> </w:t>
-      </w:r>
-      <w:r>
-        <w:rPr>
-          <w:rFonts w:ascii="Times New Roman" w:hAnsi="Times New Roman" w:cs="Times New Roman"/>
-          <w:lang w:val="en-US"/>
-        </w:rPr>
-        <w:t>semua informasi terkait dosen dan menampilkanya kembali ke layar. Program ini terdiri dari class</w:t>
+      <w:proofErr w:type="spellStart"/>
+      <w:r>
+        <w:rPr>
+          <w:rFonts w:ascii="Times New Roman" w:hAnsi="Times New Roman" w:cs="Times New Roman"/>
+          <w:lang w:val="en-US"/>
+        </w:rPr>
+        <w:t>Buatlah</w:t>
+      </w:r>
+      <w:proofErr w:type="spellEnd"/>
+      <w:r>
+        <w:rPr>
+          <w:rFonts w:ascii="Times New Roman" w:hAnsi="Times New Roman" w:cs="Times New Roman"/>
+          <w:lang w:val="en-US"/>
+        </w:rPr>
+        <w:t xml:space="preserve"> program </w:t>
+      </w:r>
+      <w:proofErr w:type="spellStart"/>
+      <w:r>
+        <w:rPr>
+          <w:rFonts w:ascii="Times New Roman" w:hAnsi="Times New Roman" w:cs="Times New Roman"/>
+          <w:lang w:val="en-US"/>
+        </w:rPr>
+        <w:t>untuk</w:t>
+      </w:r>
+      <w:proofErr w:type="spellEnd"/>
+      <w:r>
+        <w:rPr>
+          <w:rFonts w:ascii="Times New Roman" w:hAnsi="Times New Roman" w:cs="Times New Roman"/>
+          <w:lang w:val="en-US"/>
+        </w:rPr>
+        <w:t xml:space="preserve"> </w:t>
+      </w:r>
+      <w:proofErr w:type="spellStart"/>
+      <w:r>
+        <w:rPr>
+          <w:rFonts w:ascii="Times New Roman" w:hAnsi="Times New Roman" w:cs="Times New Roman"/>
+          <w:lang w:val="en-US"/>
+        </w:rPr>
+        <w:t>menampilkan</w:t>
+      </w:r>
+      <w:proofErr w:type="spellEnd"/>
+      <w:r>
+        <w:rPr>
+          <w:rFonts w:ascii="Times New Roman" w:hAnsi="Times New Roman" w:cs="Times New Roman"/>
+          <w:lang w:val="en-US"/>
+        </w:rPr>
+        <w:t xml:space="preserve"> </w:t>
+      </w:r>
+      <w:proofErr w:type="spellStart"/>
+      <w:r>
+        <w:rPr>
+          <w:rFonts w:ascii="Times New Roman" w:hAnsi="Times New Roman" w:cs="Times New Roman"/>
+          <w:lang w:val="en-US"/>
+        </w:rPr>
+        <w:t>informasi</w:t>
+      </w:r>
+      <w:proofErr w:type="spellEnd"/>
+      <w:r>
+        <w:rPr>
+          <w:rFonts w:ascii="Times New Roman" w:hAnsi="Times New Roman" w:cs="Times New Roman"/>
+          <w:lang w:val="en-US"/>
+        </w:rPr>
+        <w:t xml:space="preserve"> </w:t>
+      </w:r>
+      <w:proofErr w:type="spellStart"/>
+      <w:r>
+        <w:rPr>
+          <w:rFonts w:ascii="Times New Roman" w:hAnsi="Times New Roman" w:cs="Times New Roman"/>
+          <w:lang w:val="en-US"/>
+        </w:rPr>
+        <w:t>tentang</w:t>
+      </w:r>
+      <w:proofErr w:type="spellEnd"/>
+      <w:r>
+        <w:rPr>
+          <w:rFonts w:ascii="Times New Roman" w:hAnsi="Times New Roman" w:cs="Times New Roman"/>
+          <w:lang w:val="en-US"/>
+        </w:rPr>
+        <w:t xml:space="preserve"> </w:t>
+      </w:r>
+      <w:proofErr w:type="spellStart"/>
+      <w:r>
+        <w:rPr>
+          <w:rFonts w:ascii="Times New Roman" w:hAnsi="Times New Roman" w:cs="Times New Roman"/>
+          <w:lang w:val="en-US"/>
+        </w:rPr>
+        <w:t>dosen</w:t>
+      </w:r>
+      <w:proofErr w:type="spellEnd"/>
+      <w:r>
+        <w:rPr>
+          <w:rFonts w:ascii="Times New Roman" w:hAnsi="Times New Roman" w:cs="Times New Roman"/>
+          <w:lang w:val="en-US"/>
+        </w:rPr>
+        <w:t xml:space="preserve">. Program </w:t>
+      </w:r>
+      <w:proofErr w:type="spellStart"/>
+      <w:r>
+        <w:rPr>
+          <w:rFonts w:ascii="Times New Roman" w:hAnsi="Times New Roman" w:cs="Times New Roman"/>
+          <w:lang w:val="en-US"/>
+        </w:rPr>
+        <w:t>dapat</w:t>
+      </w:r>
+      <w:proofErr w:type="spellEnd"/>
+      <w:r>
+        <w:rPr>
+          <w:rFonts w:ascii="Times New Roman" w:hAnsi="Times New Roman" w:cs="Times New Roman"/>
+          <w:lang w:val="en-US"/>
+        </w:rPr>
+        <w:t xml:space="preserve"> </w:t>
+      </w:r>
+      <w:proofErr w:type="spellStart"/>
+      <w:r>
+        <w:rPr>
+          <w:rFonts w:ascii="Times New Roman" w:hAnsi="Times New Roman" w:cs="Times New Roman"/>
+          <w:lang w:val="en-US"/>
+        </w:rPr>
+        <w:t>menerima</w:t>
+      </w:r>
+      <w:proofErr w:type="spellEnd"/>
+      <w:r>
+        <w:rPr>
+          <w:rFonts w:ascii="Times New Roman" w:hAnsi="Times New Roman" w:cs="Times New Roman"/>
+          <w:lang w:val="en-US"/>
+        </w:rPr>
+        <w:t xml:space="preserve"> input</w:t>
+      </w:r>
+      <w:r>
+        <w:rPr>
+          <w:rFonts w:ascii="Times New Roman" w:hAnsi="Times New Roman" w:cs="Times New Roman"/>
+          <w:lang w:val="en-US"/>
+        </w:rPr>
+        <w:t xml:space="preserve"> </w:t>
+      </w:r>
+      <w:proofErr w:type="spellStart"/>
+      <w:r>
+        <w:rPr>
+          <w:rFonts w:ascii="Times New Roman" w:hAnsi="Times New Roman" w:cs="Times New Roman"/>
+          <w:lang w:val="en-US"/>
+        </w:rPr>
+        <w:t>semua</w:t>
+      </w:r>
+      <w:proofErr w:type="spellEnd"/>
+      <w:r>
+        <w:rPr>
+          <w:rFonts w:ascii="Times New Roman" w:hAnsi="Times New Roman" w:cs="Times New Roman"/>
+          <w:lang w:val="en-US"/>
+        </w:rPr>
+        <w:t xml:space="preserve"> </w:t>
+      </w:r>
+      <w:proofErr w:type="spellStart"/>
+      <w:r>
+        <w:rPr>
+          <w:rFonts w:ascii="Times New Roman" w:hAnsi="Times New Roman" w:cs="Times New Roman"/>
+          <w:lang w:val="en-US"/>
+        </w:rPr>
+        <w:t>informasi</w:t>
+      </w:r>
+      <w:proofErr w:type="spellEnd"/>
+      <w:r>
+        <w:rPr>
+          <w:rFonts w:ascii="Times New Roman" w:hAnsi="Times New Roman" w:cs="Times New Roman"/>
+          <w:lang w:val="en-US"/>
+        </w:rPr>
+        <w:t xml:space="preserve"> </w:t>
+      </w:r>
+      <w:proofErr w:type="spellStart"/>
+      <w:r>
+        <w:rPr>
+          <w:rFonts w:ascii="Times New Roman" w:hAnsi="Times New Roman" w:cs="Times New Roman"/>
+          <w:lang w:val="en-US"/>
+        </w:rPr>
+        <w:t>terkait</w:t>
+      </w:r>
+      <w:proofErr w:type="spellEnd"/>
+      <w:r>
+        <w:rPr>
+          <w:rFonts w:ascii="Times New Roman" w:hAnsi="Times New Roman" w:cs="Times New Roman"/>
+          <w:lang w:val="en-US"/>
+        </w:rPr>
+        <w:t xml:space="preserve"> </w:t>
+      </w:r>
+      <w:proofErr w:type="spellStart"/>
+      <w:r>
+        <w:rPr>
+          <w:rFonts w:ascii="Times New Roman" w:hAnsi="Times New Roman" w:cs="Times New Roman"/>
+          <w:lang w:val="en-US"/>
+        </w:rPr>
+        <w:t>dosen</w:t>
+      </w:r>
+      <w:proofErr w:type="spellEnd"/>
+      <w:r>
+        <w:rPr>
+          <w:rFonts w:ascii="Times New Roman" w:hAnsi="Times New Roman" w:cs="Times New Roman"/>
+          <w:lang w:val="en-US"/>
+        </w:rPr>
+        <w:t xml:space="preserve"> dan </w:t>
+      </w:r>
+      <w:proofErr w:type="spellStart"/>
+      <w:r>
+        <w:rPr>
+          <w:rFonts w:ascii="Times New Roman" w:hAnsi="Times New Roman" w:cs="Times New Roman"/>
+          <w:lang w:val="en-US"/>
+        </w:rPr>
+        <w:t>menampilkanya</w:t>
+      </w:r>
+      <w:proofErr w:type="spellEnd"/>
+      <w:r>
+        <w:rPr>
+          <w:rFonts w:ascii="Times New Roman" w:hAnsi="Times New Roman" w:cs="Times New Roman"/>
+          <w:lang w:val="en-US"/>
+        </w:rPr>
+        <w:t xml:space="preserve"> </w:t>
+      </w:r>
+      <w:proofErr w:type="spellStart"/>
+      <w:r>
+        <w:rPr>
+          <w:rFonts w:ascii="Times New Roman" w:hAnsi="Times New Roman" w:cs="Times New Roman"/>
+          <w:lang w:val="en-US"/>
+        </w:rPr>
+        <w:t>kembali</w:t>
+      </w:r>
+      <w:proofErr w:type="spellEnd"/>
+      <w:r>
+        <w:rPr>
+          <w:rFonts w:ascii="Times New Roman" w:hAnsi="Times New Roman" w:cs="Times New Roman"/>
+          <w:lang w:val="en-US"/>
+        </w:rPr>
+        <w:t xml:space="preserve"> </w:t>
+      </w:r>
+      <w:proofErr w:type="spellStart"/>
+      <w:r>
+        <w:rPr>
+          <w:rFonts w:ascii="Times New Roman" w:hAnsi="Times New Roman" w:cs="Times New Roman"/>
+          <w:lang w:val="en-US"/>
+        </w:rPr>
+        <w:t>ke</w:t>
+      </w:r>
+      <w:proofErr w:type="spellEnd"/>
+      <w:r>
+        <w:rPr>
+          <w:rFonts w:ascii="Times New Roman" w:hAnsi="Times New Roman" w:cs="Times New Roman"/>
+          <w:lang w:val="en-US"/>
+        </w:rPr>
+        <w:t xml:space="preserve"> </w:t>
+      </w:r>
+      <w:proofErr w:type="spellStart"/>
+      <w:r>
+        <w:rPr>
+          <w:rFonts w:ascii="Times New Roman" w:hAnsi="Times New Roman" w:cs="Times New Roman"/>
+          <w:lang w:val="en-US"/>
+        </w:rPr>
+        <w:t>layar</w:t>
+      </w:r>
+      <w:proofErr w:type="spellEnd"/>
+      <w:r>
+        <w:rPr>
+          <w:rFonts w:ascii="Times New Roman" w:hAnsi="Times New Roman" w:cs="Times New Roman"/>
+          <w:lang w:val="en-US"/>
+        </w:rPr>
+        <w:t xml:space="preserve">. Program </w:t>
+      </w:r>
+      <w:proofErr w:type="spellStart"/>
+      <w:r>
+        <w:rPr>
+          <w:rFonts w:ascii="Times New Roman" w:hAnsi="Times New Roman" w:cs="Times New Roman"/>
+          <w:lang w:val="en-US"/>
+        </w:rPr>
+        <w:t>ini</w:t>
+      </w:r>
+      <w:proofErr w:type="spellEnd"/>
+      <w:r>
+        <w:rPr>
+          <w:rFonts w:ascii="Times New Roman" w:hAnsi="Times New Roman" w:cs="Times New Roman"/>
+          <w:lang w:val="en-US"/>
+        </w:rPr>
+        <w:t xml:space="preserve"> </w:t>
+      </w:r>
+      <w:proofErr w:type="spellStart"/>
+      <w:r>
+        <w:rPr>
+          <w:rFonts w:ascii="Times New Roman" w:hAnsi="Times New Roman" w:cs="Times New Roman"/>
+          <w:lang w:val="en-US"/>
+        </w:rPr>
+        <w:t>terdiri</w:t>
+      </w:r>
+      <w:proofErr w:type="spellEnd"/>
+      <w:r>
+        <w:rPr>
+          <w:rFonts w:ascii="Times New Roman" w:hAnsi="Times New Roman" w:cs="Times New Roman"/>
+          <w:lang w:val="en-US"/>
+        </w:rPr>
+        <w:t xml:space="preserve"> </w:t>
+      </w:r>
+      <w:proofErr w:type="spellStart"/>
+      <w:r>
+        <w:rPr>
+          <w:rFonts w:ascii="Times New Roman" w:hAnsi="Times New Roman" w:cs="Times New Roman"/>
+          <w:lang w:val="en-US"/>
+        </w:rPr>
+        <w:t>dari</w:t>
+      </w:r>
+      <w:proofErr w:type="spellEnd"/>
+      <w:r>
+        <w:rPr>
+          <w:rFonts w:ascii="Times New Roman" w:hAnsi="Times New Roman" w:cs="Times New Roman"/>
+          <w:lang w:val="en-US"/>
+        </w:rPr>
+        <w:t xml:space="preserve"> class</w:t>
       </w:r>
     </w:p>
     <w:p>
@@ -1218,8 +6000,74 @@
           <w:rFonts w:ascii="Times New Roman" w:hAnsi="Times New Roman" w:cs="Times New Roman"/>
           <w:lang w:val="en-US"/>
         </w:rPr>
-        <w:t>Dosen&lt;NoPresensi&gt; dengan attribute/property sebagai berikut;</w:t>
-      </w:r>
+        <w:t>Dosen&lt;</w:t>
+      </w:r>
+      <w:proofErr w:type="spellStart"/>
+      <w:r>
+        <w:rPr>
+          <w:rFonts w:ascii="Times New Roman" w:hAnsi="Times New Roman" w:cs="Times New Roman"/>
+          <w:lang w:val="en-US"/>
+        </w:rPr>
+        <w:t>NoPresensi</w:t>
+      </w:r>
+      <w:proofErr w:type="spellEnd"/>
+      <w:r>
+        <w:rPr>
+          <w:rFonts w:ascii="Times New Roman" w:hAnsi="Times New Roman" w:cs="Times New Roman"/>
+          <w:lang w:val="en-US"/>
+        </w:rPr>
+        <w:t xml:space="preserve">&gt; </w:t>
+      </w:r>
+      <w:proofErr w:type="spellStart"/>
+      <w:r>
+        <w:rPr>
+          <w:rFonts w:ascii="Times New Roman" w:hAnsi="Times New Roman" w:cs="Times New Roman"/>
+          <w:lang w:val="en-US"/>
+        </w:rPr>
+        <w:t>dengan</w:t>
+      </w:r>
+      <w:proofErr w:type="spellEnd"/>
+      <w:r>
+        <w:rPr>
+          <w:rFonts w:ascii="Times New Roman" w:hAnsi="Times New Roman" w:cs="Times New Roman"/>
+          <w:lang w:val="en-US"/>
+        </w:rPr>
+        <w:t xml:space="preserve"> attribute/property </w:t>
+      </w:r>
+      <w:proofErr w:type="spellStart"/>
+      <w:r>
+        <w:rPr>
+          <w:rFonts w:ascii="Times New Roman" w:hAnsi="Times New Roman" w:cs="Times New Roman"/>
+          <w:lang w:val="en-US"/>
+        </w:rPr>
+        <w:t>sebagai</w:t>
+      </w:r>
+      <w:proofErr w:type="spellEnd"/>
+      <w:r>
+        <w:rPr>
+          <w:rFonts w:ascii="Times New Roman" w:hAnsi="Times New Roman" w:cs="Times New Roman"/>
+          <w:lang w:val="en-US"/>
+        </w:rPr>
+        <w:t xml:space="preserve"> </w:t>
+      </w:r>
+      <w:proofErr w:type="spellStart"/>
+      <w:proofErr w:type="gramStart"/>
+      <w:r>
+        <w:rPr>
+          <w:rFonts w:ascii="Times New Roman" w:hAnsi="Times New Roman" w:cs="Times New Roman"/>
+          <w:lang w:val="en-US"/>
+        </w:rPr>
+        <w:t>berikut</w:t>
+      </w:r>
+      <w:proofErr w:type="spellEnd"/>
+      <w:r>
+        <w:rPr>
+          <w:rFonts w:ascii="Times New Roman" w:hAnsi="Times New Roman" w:cs="Times New Roman"/>
+          <w:lang w:val="en-US"/>
+        </w:rPr>
+        <w:t>;</w:t>
+      </w:r>
+      <w:proofErr w:type="gramEnd"/>
     </w:p>
     <w:p>
       <w:pPr>
@@ -1236,8 +6084,17 @@
           <w:rFonts w:ascii="Times New Roman" w:hAnsi="Times New Roman" w:cs="Times New Roman"/>
           <w:lang w:val="en-US"/>
         </w:rPr>
-        <w:t>String kode</w:t>
-      </w:r>
+        <w:t xml:space="preserve">String </w:t>
+      </w:r>
+      <w:proofErr w:type="spellStart"/>
+      <w:r>
+        <w:rPr>
+          <w:rFonts w:ascii="Times New Roman" w:hAnsi="Times New Roman" w:cs="Times New Roman"/>
+          <w:lang w:val="en-US"/>
+        </w:rPr>
+        <w:t>kode</w:t>
+      </w:r>
+      <w:proofErr w:type="spellEnd"/>
     </w:p>
     <w:p>
       <w:pPr>
@@ -1272,8 +6129,17 @@
           <w:rFonts w:ascii="Times New Roman" w:hAnsi="Times New Roman" w:cs="Times New Roman"/>
           <w:lang w:val="en-US"/>
         </w:rPr>
-        <w:t>Boolean jenisKelamin</w:t>
-      </w:r>
+        <w:t xml:space="preserve">Boolean </w:t>
+      </w:r>
+      <w:proofErr w:type="spellStart"/>
+      <w:r>
+        <w:rPr>
+          <w:rFonts w:ascii="Times New Roman" w:hAnsi="Times New Roman" w:cs="Times New Roman"/>
+          <w:lang w:val="en-US"/>
+        </w:rPr>
+        <w:t>jenisKelamin</w:t>
+      </w:r>
+      <w:proofErr w:type="spellEnd"/>
     </w:p>
     <w:p>
       <w:pPr>
@@ -1290,8 +6156,17 @@
           <w:rFonts w:ascii="Times New Roman" w:hAnsi="Times New Roman" w:cs="Times New Roman"/>
           <w:lang w:val="en-US"/>
         </w:rPr>
-        <w:t>int usia</w:t>
-      </w:r>
+        <w:t xml:space="preserve">int </w:t>
+      </w:r>
+      <w:proofErr w:type="spellStart"/>
+      <w:r>
+        <w:rPr>
+          <w:rFonts w:ascii="Times New Roman" w:hAnsi="Times New Roman" w:cs="Times New Roman"/>
+          <w:lang w:val="en-US"/>
+        </w:rPr>
+        <w:t>usia</w:t>
+      </w:r>
+      <w:proofErr w:type="spellEnd"/>
     </w:p>
     <w:p>
       <w:pPr>
@@ -1303,13 +6178,72 @@
           <w:lang w:val="en-US"/>
         </w:rPr>
       </w:pPr>
-      <w:r>
-        <w:rPr>
-          <w:rFonts w:ascii="Times New Roman" w:hAnsi="Times New Roman" w:cs="Times New Roman"/>
-          <w:lang w:val="en-US"/>
-        </w:rPr>
-        <w:t>dengan methode constructor sebagai berikut;</w:t>
-      </w:r>
+      <w:proofErr w:type="spellStart"/>
+      <w:r>
+        <w:rPr>
+          <w:rFonts w:ascii="Times New Roman" w:hAnsi="Times New Roman" w:cs="Times New Roman"/>
+          <w:lang w:val="en-US"/>
+        </w:rPr>
+        <w:t>dengan</w:t>
+      </w:r>
+      <w:proofErr w:type="spellEnd"/>
+      <w:r>
+        <w:rPr>
+          <w:rFonts w:ascii="Times New Roman" w:hAnsi="Times New Roman" w:cs="Times New Roman"/>
+          <w:lang w:val="en-US"/>
+        </w:rPr>
+        <w:t xml:space="preserve"> </w:t>
+      </w:r>
+      <w:proofErr w:type="spellStart"/>
+      <w:r>
+        <w:rPr>
+          <w:rFonts w:ascii="Times New Roman" w:hAnsi="Times New Roman" w:cs="Times New Roman"/>
+          <w:lang w:val="en-US"/>
+        </w:rPr>
+        <w:t>methode</w:t>
+      </w:r>
+      <w:proofErr w:type="spellEnd"/>
+      <w:r>
+        <w:rPr>
+          <w:rFonts w:ascii="Times New Roman" w:hAnsi="Times New Roman" w:cs="Times New Roman"/>
+          <w:lang w:val="en-US"/>
+        </w:rPr>
+        <w:t xml:space="preserve"> constructor </w:t>
+      </w:r>
+      <w:proofErr w:type="spellStart"/>
+      <w:r>
+        <w:rPr>
+          <w:rFonts w:ascii="Times New Roman" w:hAnsi="Times New Roman" w:cs="Times New Roman"/>
+          <w:lang w:val="en-US"/>
+        </w:rPr>
+        <w:t>sebagai</w:t>
+      </w:r>
+      <w:proofErr w:type="spellEnd"/>
+      <w:r>
+        <w:rPr>
+          <w:rFonts w:ascii="Times New Roman" w:hAnsi="Times New Roman" w:cs="Times New Roman"/>
+          <w:lang w:val="en-US"/>
+        </w:rPr>
+        <w:t xml:space="preserve"> </w:t>
+      </w:r>
+      <w:proofErr w:type="spellStart"/>
+      <w:proofErr w:type="gramStart"/>
+      <w:r>
+        <w:rPr>
+          <w:rFonts w:ascii="Times New Roman" w:hAnsi="Times New Roman" w:cs="Times New Roman"/>
+          <w:lang w:val="en-US"/>
+        </w:rPr>
+        <w:t>berikut</w:t>
+      </w:r>
+      <w:proofErr w:type="spellEnd"/>
+      <w:r>
+        <w:rPr>
+          <w:rFonts w:ascii="Times New Roman" w:hAnsi="Times New Roman" w:cs="Times New Roman"/>
+          <w:lang w:val="en-US"/>
+        </w:rPr>
+        <w:t>;</w:t>
+      </w:r>
+      <w:proofErr w:type="gramEnd"/>
     </w:p>
     <w:p>
       <w:pPr>
@@ -1326,7 +6260,80 @@
           <w:rFonts w:ascii="Times New Roman" w:hAnsi="Times New Roman" w:cs="Times New Roman"/>
           <w:lang w:val="en-US"/>
         </w:rPr>
-        <w:t>public dosen(String kode, String nama, Boolean jenisKelamin, int usia) {</w:t>
+        <w:t xml:space="preserve">public </w:t>
+      </w:r>
+      <w:proofErr w:type="spellStart"/>
+      <w:proofErr w:type="gramStart"/>
+      <w:r>
+        <w:rPr>
+          <w:rFonts w:ascii="Times New Roman" w:hAnsi="Times New Roman" w:cs="Times New Roman"/>
+          <w:lang w:val="en-US"/>
+        </w:rPr>
+        <w:t>dosen</w:t>
+      </w:r>
+      <w:proofErr w:type="spellEnd"/>
+      <w:r>
+        <w:rPr>
+          <w:rFonts w:ascii="Times New Roman" w:hAnsi="Times New Roman" w:cs="Times New Roman"/>
+          <w:lang w:val="en-US"/>
+        </w:rPr>
+        <w:t>(</w:t>
+      </w:r>
+      <w:proofErr w:type="gramEnd"/>
+      <w:r>
+        <w:rPr>
+          <w:rFonts w:ascii="Times New Roman" w:hAnsi="Times New Roman" w:cs="Times New Roman"/>
+          <w:lang w:val="en-US"/>
+        </w:rPr>
+        <w:t xml:space="preserve">String </w:t>
+      </w:r>
+      <w:proofErr w:type="spellStart"/>
+      <w:r>
+        <w:rPr>
+          <w:rFonts w:ascii="Times New Roman" w:hAnsi="Times New Roman" w:cs="Times New Roman"/>
+          <w:lang w:val="en-US"/>
+        </w:rPr>
+        <w:t>kode</w:t>
+      </w:r>
+      <w:proofErr w:type="spellEnd"/>
+      <w:r>
+        <w:rPr>
+          <w:rFonts w:ascii="Times New Roman" w:hAnsi="Times New Roman" w:cs="Times New Roman"/>
+          <w:lang w:val="en-US"/>
+        </w:rPr>
+        <w:t xml:space="preserve">, String nama, Boolean </w:t>
+      </w:r>
+      <w:proofErr w:type="spellStart"/>
+      <w:r>
+        <w:rPr>
+          <w:rFonts w:ascii="Times New Roman" w:hAnsi="Times New Roman" w:cs="Times New Roman"/>
+          <w:lang w:val="en-US"/>
+        </w:rPr>
+        <w:t>jenisKelamin</w:t>
+      </w:r>
+      <w:proofErr w:type="spellEnd"/>
+      <w:r>
+        <w:rPr>
+          <w:rFonts w:ascii="Times New Roman" w:hAnsi="Times New Roman" w:cs="Times New Roman"/>
+          <w:lang w:val="en-US"/>
+        </w:rPr>
+        <w:t xml:space="preserve">, int </w:t>
+      </w:r>
+      <w:proofErr w:type="spellStart"/>
+      <w:r>
+        <w:rPr>
+          <w:rFonts w:ascii="Times New Roman" w:hAnsi="Times New Roman" w:cs="Times New Roman"/>
+          <w:lang w:val="en-US"/>
+        </w:rPr>
+        <w:t>usia</w:t>
+      </w:r>
+      <w:proofErr w:type="spellEnd"/>
+      <w:r>
+        <w:rPr>
+          <w:rFonts w:ascii="Times New Roman" w:hAnsi="Times New Roman" w:cs="Times New Roman"/>
+          <w:lang w:val="en-US"/>
+        </w:rPr>
+        <w:t>) {</w:t>
       </w:r>
     </w:p>
     <w:p>
@@ -1344,8 +6351,17 @@
           <w:rFonts w:ascii="Times New Roman" w:hAnsi="Times New Roman" w:cs="Times New Roman"/>
           <w:lang w:val="en-US"/>
         </w:rPr>
-        <w:t>................;</w:t>
-      </w:r>
+        <w:t>...............</w:t>
+      </w:r>
+      <w:proofErr w:type="gramStart"/>
+      <w:r>
+        <w:rPr>
+          <w:rFonts w:ascii="Times New Roman" w:hAnsi="Times New Roman" w:cs="Times New Roman"/>
+          <w:lang w:val="en-US"/>
+        </w:rPr>
+        <w:t>.;</w:t>
+      </w:r>
+      <w:proofErr w:type="gramEnd"/>
     </w:p>
     <w:p>
       <w:pPr>
@@ -1362,8 +6378,17 @@
           <w:rFonts w:ascii="Times New Roman" w:hAnsi="Times New Roman" w:cs="Times New Roman"/>
           <w:lang w:val="en-US"/>
         </w:rPr>
-        <w:t>................;</w:t>
-      </w:r>
+        <w:t>...............</w:t>
+      </w:r>
+      <w:proofErr w:type="gramStart"/>
+      <w:r>
+        <w:rPr>
+          <w:rFonts w:ascii="Times New Roman" w:hAnsi="Times New Roman" w:cs="Times New Roman"/>
+          <w:lang w:val="en-US"/>
+        </w:rPr>
+        <w:t>.;</w:t>
+      </w:r>
+      <w:proofErr w:type="gramEnd"/>
     </w:p>
     <w:p>
       <w:pPr>
@@ -1393,40 +6418,307 @@
           <w:lang w:val="en-US"/>
         </w:rPr>
       </w:pPr>
-      <w:r>
-        <w:rPr>
-          <w:rFonts w:ascii="Times New Roman" w:hAnsi="Times New Roman" w:cs="Times New Roman"/>
-          <w:lang w:val="en-US"/>
-        </w:rPr>
-        <w:t>Kemudian buatlah class DosenDemo&lt;NoPresensi&gt; untuk proses input dan menampilkan data</w:t>
-      </w:r>
-      <w:r>
-        <w:rPr>
-          <w:rFonts w:ascii="Times New Roman" w:hAnsi="Times New Roman" w:cs="Times New Roman"/>
-          <w:lang w:val="en-US"/>
-        </w:rPr>
-        <w:t xml:space="preserve"> </w:t>
-      </w:r>
-      <w:r>
-        <w:rPr>
-          <w:rFonts w:ascii="Times New Roman" w:hAnsi="Times New Roman" w:cs="Times New Roman"/>
-          <w:lang w:val="en-US"/>
-        </w:rPr>
-        <w:t>beberapa dosen. Gunakan looping dengan FOR untuk pembuatan array of object. Gunakan</w:t>
-      </w:r>
-      <w:r>
-        <w:rPr>
-          <w:rFonts w:ascii="Times New Roman" w:hAnsi="Times New Roman" w:cs="Times New Roman"/>
-          <w:lang w:val="en-US"/>
-        </w:rPr>
-        <w:t xml:space="preserve"> </w:t>
-      </w:r>
-      <w:r>
-        <w:rPr>
-          <w:rFonts w:ascii="Times New Roman" w:hAnsi="Times New Roman" w:cs="Times New Roman"/>
-          <w:lang w:val="en-US"/>
-        </w:rPr>
-        <w:t>looping dengan FOREACH untuk menampilkan data ke layar.</w:t>
+      <w:proofErr w:type="spellStart"/>
+      <w:r>
+        <w:rPr>
+          <w:rFonts w:ascii="Times New Roman" w:hAnsi="Times New Roman" w:cs="Times New Roman"/>
+          <w:lang w:val="en-US"/>
+        </w:rPr>
+        <w:t>Kemudian</w:t>
+      </w:r>
+      <w:proofErr w:type="spellEnd"/>
+      <w:r>
+        <w:rPr>
+          <w:rFonts w:ascii="Times New Roman" w:hAnsi="Times New Roman" w:cs="Times New Roman"/>
+          <w:lang w:val="en-US"/>
+        </w:rPr>
+        <w:t xml:space="preserve"> </w:t>
+      </w:r>
+      <w:proofErr w:type="spellStart"/>
+      <w:r>
+        <w:rPr>
+          <w:rFonts w:ascii="Times New Roman" w:hAnsi="Times New Roman" w:cs="Times New Roman"/>
+          <w:lang w:val="en-US"/>
+        </w:rPr>
+        <w:t>buatlah</w:t>
+      </w:r>
+      <w:proofErr w:type="spellEnd"/>
+      <w:r>
+        <w:rPr>
+          <w:rFonts w:ascii="Times New Roman" w:hAnsi="Times New Roman" w:cs="Times New Roman"/>
+          <w:lang w:val="en-US"/>
+        </w:rPr>
+        <w:t xml:space="preserve"> class </w:t>
+      </w:r>
+      <w:proofErr w:type="spellStart"/>
+      <w:r>
+        <w:rPr>
+          <w:rFonts w:ascii="Times New Roman" w:hAnsi="Times New Roman" w:cs="Times New Roman"/>
+          <w:lang w:val="en-US"/>
+        </w:rPr>
+        <w:t>DosenDemo</w:t>
+      </w:r>
+      <w:proofErr w:type="spellEnd"/>
+      <w:r>
+        <w:rPr>
+          <w:rFonts w:ascii="Times New Roman" w:hAnsi="Times New Roman" w:cs="Times New Roman"/>
+          <w:lang w:val="en-US"/>
+        </w:rPr>
+        <w:t>&lt;</w:t>
+      </w:r>
+      <w:proofErr w:type="spellStart"/>
+      <w:r>
+        <w:rPr>
+          <w:rFonts w:ascii="Times New Roman" w:hAnsi="Times New Roman" w:cs="Times New Roman"/>
+          <w:lang w:val="en-US"/>
+        </w:rPr>
+        <w:t>NoPresensi</w:t>
+      </w:r>
+      <w:proofErr w:type="spellEnd"/>
+      <w:r>
+        <w:rPr>
+          <w:rFonts w:ascii="Times New Roman" w:hAnsi="Times New Roman" w:cs="Times New Roman"/>
+          <w:lang w:val="en-US"/>
+        </w:rPr>
+        <w:t xml:space="preserve">&gt; </w:t>
+      </w:r>
+      <w:proofErr w:type="spellStart"/>
+      <w:r>
+        <w:rPr>
+          <w:rFonts w:ascii="Times New Roman" w:hAnsi="Times New Roman" w:cs="Times New Roman"/>
+          <w:lang w:val="en-US"/>
+        </w:rPr>
+        <w:t>untuk</w:t>
+      </w:r>
+      <w:proofErr w:type="spellEnd"/>
+      <w:r>
+        <w:rPr>
+          <w:rFonts w:ascii="Times New Roman" w:hAnsi="Times New Roman" w:cs="Times New Roman"/>
+          <w:lang w:val="en-US"/>
+        </w:rPr>
+        <w:t xml:space="preserve"> proses input dan </w:t>
+      </w:r>
+      <w:proofErr w:type="spellStart"/>
+      <w:r>
+        <w:rPr>
+          <w:rFonts w:ascii="Times New Roman" w:hAnsi="Times New Roman" w:cs="Times New Roman"/>
+          <w:lang w:val="en-US"/>
+        </w:rPr>
+        <w:t>menampilkan</w:t>
+      </w:r>
+      <w:proofErr w:type="spellEnd"/>
+      <w:r>
+        <w:rPr>
+          <w:rFonts w:ascii="Times New Roman" w:hAnsi="Times New Roman" w:cs="Times New Roman"/>
+          <w:lang w:val="en-US"/>
+        </w:rPr>
+        <w:t xml:space="preserve"> data</w:t>
+      </w:r>
+      <w:r>
+        <w:rPr>
+          <w:rFonts w:ascii="Times New Roman" w:hAnsi="Times New Roman" w:cs="Times New Roman"/>
+          <w:lang w:val="en-US"/>
+        </w:rPr>
+        <w:t xml:space="preserve"> </w:t>
+      </w:r>
+      <w:proofErr w:type="spellStart"/>
+      <w:r>
+        <w:rPr>
+          <w:rFonts w:ascii="Times New Roman" w:hAnsi="Times New Roman" w:cs="Times New Roman"/>
+          <w:lang w:val="en-US"/>
+        </w:rPr>
+        <w:t>beberapa</w:t>
+      </w:r>
+      <w:proofErr w:type="spellEnd"/>
+      <w:r>
+        <w:rPr>
+          <w:rFonts w:ascii="Times New Roman" w:hAnsi="Times New Roman" w:cs="Times New Roman"/>
+          <w:lang w:val="en-US"/>
+        </w:rPr>
+        <w:t xml:space="preserve"> </w:t>
+      </w:r>
+      <w:proofErr w:type="spellStart"/>
+      <w:r>
+        <w:rPr>
+          <w:rFonts w:ascii="Times New Roman" w:hAnsi="Times New Roman" w:cs="Times New Roman"/>
+          <w:lang w:val="en-US"/>
+        </w:rPr>
+        <w:t>dosen</w:t>
+      </w:r>
+      <w:proofErr w:type="spellEnd"/>
+      <w:r>
+        <w:rPr>
+          <w:rFonts w:ascii="Times New Roman" w:hAnsi="Times New Roman" w:cs="Times New Roman"/>
+          <w:lang w:val="en-US"/>
+        </w:rPr>
+        <w:t xml:space="preserve">. </w:t>
+      </w:r>
+      <w:proofErr w:type="spellStart"/>
+      <w:r>
+        <w:rPr>
+          <w:rFonts w:ascii="Times New Roman" w:hAnsi="Times New Roman" w:cs="Times New Roman"/>
+          <w:lang w:val="en-US"/>
+        </w:rPr>
+        <w:t>Gunakan</w:t>
+      </w:r>
+      <w:proofErr w:type="spellEnd"/>
+      <w:r>
+        <w:rPr>
+          <w:rFonts w:ascii="Times New Roman" w:hAnsi="Times New Roman" w:cs="Times New Roman"/>
+          <w:lang w:val="en-US"/>
+        </w:rPr>
+        <w:t xml:space="preserve"> looping </w:t>
+      </w:r>
+      <w:proofErr w:type="spellStart"/>
+      <w:r>
+        <w:rPr>
+          <w:rFonts w:ascii="Times New Roman" w:hAnsi="Times New Roman" w:cs="Times New Roman"/>
+          <w:lang w:val="en-US"/>
+        </w:rPr>
+        <w:t>dengan</w:t>
+      </w:r>
+      <w:proofErr w:type="spellEnd"/>
+      <w:r>
+        <w:rPr>
+          <w:rFonts w:ascii="Times New Roman" w:hAnsi="Times New Roman" w:cs="Times New Roman"/>
+          <w:lang w:val="en-US"/>
+        </w:rPr>
+        <w:t xml:space="preserve"> FOR </w:t>
+      </w:r>
+      <w:proofErr w:type="spellStart"/>
+      <w:r>
+        <w:rPr>
+          <w:rFonts w:ascii="Times New Roman" w:hAnsi="Times New Roman" w:cs="Times New Roman"/>
+          <w:lang w:val="en-US"/>
+        </w:rPr>
+        <w:t>untuk</w:t>
+      </w:r>
+      <w:proofErr w:type="spellEnd"/>
+      <w:r>
+        <w:rPr>
+          <w:rFonts w:ascii="Times New Roman" w:hAnsi="Times New Roman" w:cs="Times New Roman"/>
+          <w:lang w:val="en-US"/>
+        </w:rPr>
+        <w:t xml:space="preserve"> </w:t>
+      </w:r>
+      <w:proofErr w:type="spellStart"/>
+      <w:r>
+        <w:rPr>
+          <w:rFonts w:ascii="Times New Roman" w:hAnsi="Times New Roman" w:cs="Times New Roman"/>
+          <w:lang w:val="en-US"/>
+        </w:rPr>
+        <w:t>pembuatan</w:t>
+      </w:r>
+      <w:proofErr w:type="spellEnd"/>
+      <w:r>
+        <w:rPr>
+          <w:rFonts w:ascii="Times New Roman" w:hAnsi="Times New Roman" w:cs="Times New Roman"/>
+          <w:lang w:val="en-US"/>
+        </w:rPr>
+        <w:t xml:space="preserve"> array of object. </w:t>
+      </w:r>
+      <w:proofErr w:type="spellStart"/>
+      <w:r>
+        <w:rPr>
+          <w:rFonts w:ascii="Times New Roman" w:hAnsi="Times New Roman" w:cs="Times New Roman"/>
+          <w:lang w:val="en-US"/>
+        </w:rPr>
+        <w:t>Gunakan</w:t>
+      </w:r>
+      <w:proofErr w:type="spellEnd"/>
+      <w:r>
+        <w:rPr>
+          <w:rFonts w:ascii="Times New Roman" w:hAnsi="Times New Roman" w:cs="Times New Roman"/>
+          <w:lang w:val="en-US"/>
+        </w:rPr>
+        <w:t xml:space="preserve"> </w:t>
+      </w:r>
+      <w:r>
+        <w:rPr>
+          <w:rFonts w:ascii="Times New Roman" w:hAnsi="Times New Roman" w:cs="Times New Roman"/>
+          <w:lang w:val="en-US"/>
+        </w:rPr>
+        <w:t xml:space="preserve">looping </w:t>
+      </w:r>
+      <w:proofErr w:type="spellStart"/>
+      <w:r>
+        <w:rPr>
+          <w:rFonts w:ascii="Times New Roman" w:hAnsi="Times New Roman" w:cs="Times New Roman"/>
+          <w:lang w:val="en-US"/>
+        </w:rPr>
+        <w:t>dengan</w:t>
+      </w:r>
+      <w:proofErr w:type="spellEnd"/>
+      <w:r>
+        <w:rPr>
+          <w:rFonts w:ascii="Times New Roman" w:hAnsi="Times New Roman" w:cs="Times New Roman"/>
+          <w:lang w:val="en-US"/>
+        </w:rPr>
+        <w:t xml:space="preserve"> FOREACH </w:t>
+      </w:r>
+      <w:proofErr w:type="spellStart"/>
+      <w:r>
+        <w:rPr>
+          <w:rFonts w:ascii="Times New Roman" w:hAnsi="Times New Roman" w:cs="Times New Roman"/>
+          <w:lang w:val="en-US"/>
+        </w:rPr>
+        <w:t>untuk</w:t>
+      </w:r>
+      <w:proofErr w:type="spellEnd"/>
+      <w:r>
+        <w:rPr>
+          <w:rFonts w:ascii="Times New Roman" w:hAnsi="Times New Roman" w:cs="Times New Roman"/>
+          <w:lang w:val="en-US"/>
+        </w:rPr>
+        <w:t xml:space="preserve"> </w:t>
+      </w:r>
+      <w:proofErr w:type="spellStart"/>
+      <w:r>
+        <w:rPr>
+          <w:rFonts w:ascii="Times New Roman" w:hAnsi="Times New Roman" w:cs="Times New Roman"/>
+          <w:lang w:val="en-US"/>
+        </w:rPr>
+        <w:t>menampilkan</w:t>
+      </w:r>
+      <w:proofErr w:type="spellEnd"/>
+      <w:r>
+        <w:rPr>
+          <w:rFonts w:ascii="Times New Roman" w:hAnsi="Times New Roman" w:cs="Times New Roman"/>
+          <w:lang w:val="en-US"/>
+        </w:rPr>
+        <w:t xml:space="preserve"> data </w:t>
+      </w:r>
+      <w:proofErr w:type="spellStart"/>
+      <w:r>
+        <w:rPr>
+          <w:rFonts w:ascii="Times New Roman" w:hAnsi="Times New Roman" w:cs="Times New Roman"/>
+          <w:lang w:val="en-US"/>
+        </w:rPr>
+        <w:t>ke</w:t>
+      </w:r>
+      <w:proofErr w:type="spellEnd"/>
+      <w:r>
+        <w:rPr>
+          <w:rFonts w:ascii="Times New Roman" w:hAnsi="Times New Roman" w:cs="Times New Roman"/>
+          <w:lang w:val="en-US"/>
+        </w:rPr>
+        <w:t xml:space="preserve"> </w:t>
+      </w:r>
+      <w:proofErr w:type="spellStart"/>
+      <w:r>
+        <w:rPr>
+          <w:rFonts w:ascii="Times New Roman" w:hAnsi="Times New Roman" w:cs="Times New Roman"/>
+          <w:lang w:val="en-US"/>
+        </w:rPr>
+        <w:t>layar</w:t>
+      </w:r>
+      <w:proofErr w:type="spellEnd"/>
+      <w:r>
+        <w:rPr>
+          <w:rFonts w:ascii="Times New Roman" w:hAnsi="Times New Roman" w:cs="Times New Roman"/>
+          <w:lang w:val="en-US"/>
+        </w:rPr>
+        <w:t>.</w:t>
       </w:r>
     </w:p>
     <w:sectPr>
